--- a/Aero_UAS_New_Program_Proposal_Form_10-26-26_review_round3.docx
+++ b/Aero_UAS_New_Program_Proposal_Form_10-26-26_review_round3.docx
@@ -10158,8 +10158,8 @@
             <w:gridCol w:w="2407"/>
             <w:gridCol w:w="1284"/>
             <w:gridCol w:w="2240"/>
-            <w:gridCol w:w="1781"/>
-            <w:gridCol w:w="1469"/>
+            <w:gridCol w:w="1676"/>
+            <w:gridCol w:w="1574"/>
           </w:tblGrid>
           <w:tr>
             <w:trPr>
@@ -10485,28 +10485,8 @@
                     <w:sz w:val="24"/>
                     <w:szCs w:val="24"/>
                   </w:rPr>
-                  <w:t>7,</w:t>
+                  <w:t>7,740</w:t>
                 </w:r>
-                <w:del w:id="40" w:author="Codex" w:date="2026-10-27T04:32:00Z">
-                  <w:r>
-                    <w:rPr>
-                      <w:rFonts w:ascii="Arial" w:hAnsi="Arial" w:cs="Arial"/>
-                      <w:sz w:val="24"/>
-                      <w:szCs w:val="24"/>
-                    </w:rPr>
-                    <w:delText>020</w:delText>
-                  </w:r>
-                </w:del>
-                <w:ins w:id="41" w:author="Codex" w:date="2026-10-27T04:32:00Z">
-                  <w:r>
-                    <w:rPr>
-                      <w:rFonts w:ascii="Arial" w:hAnsi="Arial" w:cs="Arial"/>
-                      <w:sz w:val="24"/>
-                      <w:szCs w:val="24"/>
-                    </w:rPr>
-                    <w:t>740</w:t>
-                  </w:r>
-                </w:ins>
               </w:p>
             </w:tc>
             <w:tc>
@@ -10524,30 +10504,16 @@
                     <w:szCs w:val="24"/>
                   </w:rPr>
                 </w:pPr>
-                <w:del w:id="42" w:author="Codex" w:date="2026-10-27T04:32:00Z">
-                  <w:r>
-                    <w:rPr>
-                      <w:rFonts w:ascii="Arial" w:hAnsi="Arial" w:cs="Arial"/>
-                      <w:b/>
-                      <w:bCs/>
-                      <w:sz w:val="24"/>
-                      <w:szCs w:val="24"/>
-                    </w:rPr>
-                    <w:delText>13.37</w:delText>
-                  </w:r>
-                </w:del>
-                <w:ins w:id="43" w:author="Codex" w:date="2026-10-27T04:32:00Z">
-                  <w:r>
-                    <w:rPr>
-                      <w:rFonts w:ascii="Arial" w:hAnsi="Arial" w:cs="Arial"/>
-                      <w:b/>
-                      <w:bCs/>
-                      <w:sz w:val="24"/>
-                      <w:szCs w:val="24"/>
-                    </w:rPr>
-                    <w:t>14.74</w:t>
-                  </w:r>
-                </w:ins>
+                <w:r>
+                  <w:rPr>
+                    <w:rFonts w:ascii="Arial" w:hAnsi="Arial" w:cs="Arial"/>
+                    <w:b/>
+                    <w:bCs/>
+                    <w:sz w:val="24"/>
+                    <w:szCs w:val="24"/>
+                  </w:rPr>
+                  <w:t>14.74</w:t>
+                </w:r>
               </w:p>
             </w:tc>
           </w:tr>
@@ -10671,26 +10637,14 @@
                     <w:szCs w:val="24"/>
                   </w:rPr>
                 </w:pPr>
-                <w:del w:id="44" w:author="Codex" w:date="2026-10-27T04:32:00Z">
-                  <w:r>
-                    <w:rPr>
-                      <w:rFonts w:ascii="Arial" w:hAnsi="Arial" w:cs="Arial"/>
-                      <w:sz w:val="24"/>
-                      <w:szCs w:val="24"/>
-                    </w:rPr>
-                    <w:delText>8,820</w:delText>
-                  </w:r>
-                </w:del>
-                <w:ins w:id="45" w:author="Codex" w:date="2026-10-27T04:32:00Z">
-                  <w:r>
-                    <w:rPr>
-                      <w:rFonts w:ascii="Arial" w:hAnsi="Arial" w:cs="Arial"/>
-                      <w:sz w:val="24"/>
-                      <w:szCs w:val="24"/>
-                    </w:rPr>
-                    <w:t>9,540</w:t>
-                  </w:r>
-                </w:ins>
+                <w:r>
+                  <w:rPr>
+                    <w:rFonts w:ascii="Arial" w:hAnsi="Arial" w:cs="Arial"/>
+                    <w:sz w:val="24"/>
+                    <w:szCs w:val="24"/>
+                  </w:rPr>
+                  <w:t>9,540</w:t>
+                </w:r>
               </w:p>
             </w:tc>
             <w:tc>
@@ -10708,30 +10662,16 @@
                     <w:szCs w:val="24"/>
                   </w:rPr>
                 </w:pPr>
-                <w:del w:id="46" w:author="Codex" w:date="2026-10-27T04:32:00Z">
-                  <w:r>
-                    <w:rPr>
-                      <w:rFonts w:ascii="Arial" w:hAnsi="Arial" w:cs="Arial"/>
-                      <w:b/>
-                      <w:bCs/>
-                      <w:sz w:val="24"/>
-                      <w:szCs w:val="24"/>
-                    </w:rPr>
-                    <w:delText>16.80</w:delText>
-                  </w:r>
-                </w:del>
-                <w:ins w:id="47" w:author="Codex" w:date="2026-10-27T04:32:00Z">
-                  <w:r>
-                    <w:rPr>
-                      <w:rFonts w:ascii="Arial" w:hAnsi="Arial" w:cs="Arial"/>
-                      <w:b/>
-                      <w:bCs/>
-                      <w:sz w:val="24"/>
-                      <w:szCs w:val="24"/>
-                    </w:rPr>
-                    <w:t>18.17</w:t>
-                  </w:r>
-                </w:ins>
+                <w:r>
+                  <w:rPr>
+                    <w:rFonts w:ascii="Arial" w:hAnsi="Arial" w:cs="Arial"/>
+                    <w:b/>
+                    <w:bCs/>
+                    <w:sz w:val="24"/>
+                    <w:szCs w:val="24"/>
+                  </w:rPr>
+                  <w:t>18.17</w:t>
+                </w:r>
               </w:p>
             </w:tc>
           </w:tr>
@@ -10855,26 +10795,14 @@
                     <w:szCs w:val="24"/>
                   </w:rPr>
                 </w:pPr>
-                <w:del w:id="48" w:author="Codex" w:date="2026-10-27T04:32:00Z">
-                  <w:r>
-                    <w:rPr>
-                      <w:rFonts w:ascii="Arial" w:hAnsi="Arial" w:cs="Arial"/>
-                      <w:sz w:val="24"/>
-                      <w:szCs w:val="24"/>
-                    </w:rPr>
-                    <w:delText>10,620</w:delText>
-                  </w:r>
-                </w:del>
-                <w:ins w:id="49" w:author="Codex" w:date="2026-10-27T04:32:00Z">
-                  <w:r>
-                    <w:rPr>
-                      <w:rFonts w:ascii="Arial" w:hAnsi="Arial" w:cs="Arial"/>
-                      <w:sz w:val="24"/>
-                      <w:szCs w:val="24"/>
-                    </w:rPr>
-                    <w:t>11,340</w:t>
-                  </w:r>
-                </w:ins>
+                <w:r>
+                  <w:rPr>
+                    <w:rFonts w:ascii="Arial" w:hAnsi="Arial" w:cs="Arial"/>
+                    <w:sz w:val="24"/>
+                    <w:szCs w:val="24"/>
+                  </w:rPr>
+                  <w:t>11,340</w:t>
+                </w:r>
               </w:p>
             </w:tc>
             <w:tc>
@@ -10892,30 +10820,16 @@
                     <w:szCs w:val="24"/>
                   </w:rPr>
                 </w:pPr>
-                <w:del w:id="50" w:author="Codex" w:date="2026-10-27T04:32:00Z">
-                  <w:r>
-                    <w:rPr>
-                      <w:rFonts w:ascii="Arial" w:hAnsi="Arial" w:cs="Arial"/>
-                      <w:b/>
-                      <w:bCs/>
-                      <w:sz w:val="24"/>
-                      <w:szCs w:val="24"/>
-                    </w:rPr>
-                    <w:delText>20.23</w:delText>
-                  </w:r>
-                </w:del>
-                <w:ins w:id="51" w:author="Codex" w:date="2026-10-27T04:32:00Z">
-                  <w:r>
-                    <w:rPr>
-                      <w:rFonts w:ascii="Arial" w:hAnsi="Arial" w:cs="Arial"/>
-                      <w:b/>
-                      <w:bCs/>
-                      <w:sz w:val="24"/>
-                      <w:szCs w:val="24"/>
-                    </w:rPr>
-                    <w:t>21.60</w:t>
-                  </w:r>
-                </w:ins>
+                <w:r>
+                  <w:rPr>
+                    <w:rFonts w:ascii="Arial" w:hAnsi="Arial" w:cs="Arial"/>
+                    <w:b/>
+                    <w:bCs/>
+                    <w:sz w:val="24"/>
+                    <w:szCs w:val="24"/>
+                  </w:rPr>
+                  <w:t>21.60</w:t>
+                </w:r>
               </w:p>
             </w:tc>
           </w:tr>
@@ -11039,26 +10953,14 @@
                     <w:szCs w:val="24"/>
                   </w:rPr>
                 </w:pPr>
-                <w:del w:id="52" w:author="Codex" w:date="2026-10-27T04:32:00Z">
-                  <w:r>
-                    <w:rPr>
-                      <w:rFonts w:ascii="Arial" w:hAnsi="Arial" w:cs="Arial"/>
-                      <w:sz w:val="24"/>
-                      <w:szCs w:val="24"/>
-                    </w:rPr>
-                    <w:delText>15,390</w:delText>
-                  </w:r>
-                </w:del>
-                <w:ins w:id="53" w:author="Codex" w:date="2026-10-27T04:32:00Z">
-                  <w:r>
-                    <w:rPr>
-                      <w:rFonts w:ascii="Arial" w:hAnsi="Arial" w:cs="Arial"/>
-                      <w:sz w:val="24"/>
-                      <w:szCs w:val="24"/>
-                    </w:rPr>
-                    <w:t>16,830</w:t>
-                  </w:r>
-                </w:ins>
+                <w:r>
+                  <w:rPr>
+                    <w:rFonts w:ascii="Arial" w:hAnsi="Arial" w:cs="Arial"/>
+                    <w:sz w:val="24"/>
+                    <w:szCs w:val="24"/>
+                  </w:rPr>
+                  <w:t>16,830</w:t>
+                </w:r>
               </w:p>
             </w:tc>
             <w:tc>
@@ -11076,30 +10978,16 @@
                     <w:szCs w:val="24"/>
                   </w:rPr>
                 </w:pPr>
-                <w:del w:id="54" w:author="Codex" w:date="2026-10-27T04:32:00Z">
-                  <w:r>
-                    <w:rPr>
-                      <w:rFonts w:ascii="Arial" w:hAnsi="Arial" w:cs="Arial"/>
-                      <w:b/>
-                      <w:bCs/>
-                      <w:sz w:val="24"/>
-                      <w:szCs w:val="24"/>
-                    </w:rPr>
-                    <w:delText>29.31</w:delText>
-                  </w:r>
-                </w:del>
-                <w:ins w:id="55" w:author="Codex" w:date="2026-10-27T04:32:00Z">
-                  <w:r>
-                    <w:rPr>
-                      <w:rFonts w:ascii="Arial" w:hAnsi="Arial" w:cs="Arial"/>
-                      <w:b/>
-                      <w:bCs/>
-                      <w:sz w:val="24"/>
-                      <w:szCs w:val="24"/>
-                    </w:rPr>
-                    <w:t>32.06</w:t>
-                  </w:r>
-                </w:ins>
+                <w:r>
+                  <w:rPr>
+                    <w:rFonts w:ascii="Arial" w:hAnsi="Arial" w:cs="Arial"/>
+                    <w:b/>
+                    <w:bCs/>
+                    <w:sz w:val="24"/>
+                    <w:szCs w:val="24"/>
+                  </w:rPr>
+                  <w:t>32.06</w:t>
+                </w:r>
               </w:p>
             </w:tc>
           </w:tr>
@@ -11223,26 +11111,14 @@
                     <w:szCs w:val="24"/>
                   </w:rPr>
                 </w:pPr>
-                <w:del w:id="56" w:author="Codex" w:date="2026-10-27T04:32:00Z">
-                  <w:r>
-                    <w:rPr>
-                      <w:rFonts w:ascii="Arial" w:hAnsi="Arial" w:cs="Arial"/>
-                      <w:sz w:val="24"/>
-                      <w:szCs w:val="24"/>
-                    </w:rPr>
-                    <w:delText>18,990</w:delText>
-                  </w:r>
-                </w:del>
-                <w:ins w:id="57" w:author="Codex" w:date="2026-10-27T04:32:00Z">
-                  <w:r>
-                    <w:rPr>
-                      <w:rFonts w:ascii="Arial" w:hAnsi="Arial" w:cs="Arial"/>
-                      <w:sz w:val="24"/>
-                      <w:szCs w:val="24"/>
-                    </w:rPr>
-                    <w:t>20,430</w:t>
-                  </w:r>
-                </w:ins>
+                <w:r>
+                  <w:rPr>
+                    <w:rFonts w:ascii="Arial" w:hAnsi="Arial" w:cs="Arial"/>
+                    <w:sz w:val="24"/>
+                    <w:szCs w:val="24"/>
+                  </w:rPr>
+                  <w:t>20,430</w:t>
+                </w:r>
               </w:p>
             </w:tc>
             <w:tc>
@@ -11260,30 +11136,16 @@
                     <w:szCs w:val="24"/>
                   </w:rPr>
                 </w:pPr>
-                <w:del w:id="58" w:author="Codex" w:date="2026-10-27T04:32:00Z">
-                  <w:r>
-                    <w:rPr>
-                      <w:rFonts w:ascii="Arial" w:hAnsi="Arial" w:cs="Arial"/>
-                      <w:b/>
-                      <w:bCs/>
-                      <w:sz w:val="24"/>
-                      <w:szCs w:val="24"/>
-                    </w:rPr>
-                    <w:delText>36.17</w:delText>
-                  </w:r>
-                </w:del>
-                <w:ins w:id="59" w:author="Codex" w:date="2026-10-27T04:32:00Z">
-                  <w:r>
-                    <w:rPr>
-                      <w:rFonts w:ascii="Arial" w:hAnsi="Arial" w:cs="Arial"/>
-                      <w:b/>
-                      <w:bCs/>
-                      <w:sz w:val="24"/>
-                      <w:szCs w:val="24"/>
-                    </w:rPr>
-                    <w:t>38.91</w:t>
-                  </w:r>
-                </w:ins>
+                <w:r>
+                  <w:rPr>
+                    <w:rFonts w:ascii="Arial" w:hAnsi="Arial" w:cs="Arial"/>
+                    <w:b/>
+                    <w:bCs/>
+                    <w:sz w:val="24"/>
+                    <w:szCs w:val="24"/>
+                  </w:rPr>
+                  <w:t>38.91</w:t>
+                </w:r>
               </w:p>
             </w:tc>
           </w:tr>
@@ -11385,10 +11247,10 @@
               <w:szCs w:val="24"/>
             </w:rPr>
           </w:pPr>
-          <w:commentRangeStart w:id="380"/>
-          <w:commentRangeStart w:id="60"/>
-          <w:commentRangeStart w:id="61"/>
-          <w:commentRangeStart w:id="62"/>
+          <w:commentRangeStart w:id="40"/>
+          <w:commentRangeStart w:id="41"/>
+          <w:commentRangeStart w:id="42"/>
+          <w:commentRangeStart w:id="43"/>
           <w:r>
             <w:rPr>
               <w:rFonts w:ascii="Arial" w:hAnsi="Arial" w:cs="Arial"/>
@@ -11404,58 +11266,9 @@
               <w:szCs w:val="24"/>
             </w:rPr>
             <w:lastRenderedPageBreak/>
-            <w:t>Years 4 and 5 assume repeat offerings of the highest-demand courses and modest expansion as the program matures.</w:t>
-          </w:r>
-          <w:del w:id="63" w:author="Codex" w:date="2026-10-27T04:32:00Z">
-            <w:r>
-              <w:rPr>
-                <w:rFonts w:ascii="Arial" w:hAnsi="Arial" w:cs="Arial"/>
-                <w:sz w:val="24"/>
-                <w:szCs w:val="24"/>
-              </w:rPr>
-              <w:delText xml:space="preserve"> </w:delText>
-            </w:r>
-          </w:del>
-          <w:ins w:id="64" w:author="Codex" w:date="2026-10-27T04:32:00Z">
-            <w:r>
-              <w:rPr>
-                <w:rFonts w:ascii="Arial" w:hAnsi="Arial" w:cs="Arial"/>
-                <w:sz w:val="24"/>
-                <w:szCs w:val="24"/>
-              </w:rPr>
-              <w:t xml:space="preserve"/>
-            </w:r>
-            <w:commentRangeStart w:id="65"/>
-            <w:r>
-              <w:rPr>
-                <w:rFonts w:ascii="Arial" w:hAnsi="Arial" w:cs="Arial"/>
-                <w:sz w:val="24"/>
-                <w:szCs w:val="24"/>
-              </w:rPr>
-              <w:t xml:space="preserve"/>
-            </w:r>
-          </w:ins>
-          <w:del w:id="66" w:author="Codex" w:date="2026-10-27T04:32:00Z">
-            <w:r>
-              <w:rPr>
-                <w:rFonts w:ascii="Arial" w:hAnsi="Arial" w:cs="Arial"/>
-                <w:sz w:val="24"/>
-                <w:szCs w:val="24"/>
-              </w:rPr>
-              <w:delText xml:space="preserve"> a two-unit lecture course that could support larger sections, but its</w:delText>
-            </w:r>
-          </w:del>
-          <w:del w:id="1408" w:author="Codex" w:date="2026-10-27T05:01:59Z">
-            <w:r>
-              <w:rPr>
-                <w:rFonts w:ascii="Arial" w:hAnsi="Arial" w:cs="Arial"/>
-                <w:sz w:val="24"/>
-                <w:szCs w:val="24"/>
-              </w:rPr>
-              <w:delText xml:space="preserve"> </w:delText>
-            </w:r>
-          </w:del>
-          <w:commentRangeEnd w:id="65"/>
+            <w:t>Years 4 and 5 assume repeat offerings of the highest-demand courses and modest expansion as the program matures. The projections count AERO sections only. Supporting courses in Geology, Agriculture, Art, Film and Television, and Criminal Justice generate FTES in their home departments and are not included in these totals.</w:t>
+          </w:r>
+          <w:commentRangeEnd w:id="41"/>
           <w:r>
             <w:rPr>
               <w:rStyle w:val="CommentReference"/>
@@ -11463,95 +11276,9 @@
               <w:sz w:val="24"/>
               <w:szCs w:val="24"/>
             </w:rPr>
-            <w:commentReference w:id="65"/>
-          </w:r>
-          <w:del w:id="1407" w:author="Codex" w:date="2026-10-27T05:01:59Z">
-            <w:r>
-              <w:rPr>
-                <w:rFonts w:ascii="Arial" w:hAnsi="Arial" w:cs="Arial"/>
-                <w:sz w:val="24"/>
-                <w:szCs w:val="24"/>
-              </w:rPr>
-              <w:delText xml:space="preserve">enrollment </w:delText>
-            </w:r>
-          </w:del>
-          <w:del w:id="67" w:author="Codex" w:date="2026-10-27T04:32:00Z">
-            <w:r>
-              <w:rPr>
-                <w:rFonts w:ascii="Arial" w:hAnsi="Arial" w:cs="Arial"/>
-                <w:sz w:val="24"/>
-                <w:szCs w:val="24"/>
-              </w:rPr>
-              <w:delText>is estimated at</w:delText>
-            </w:r>
-          </w:del>
-          <w:ins w:id="68" w:author="Codex" w:date="2026-10-27T04:32:00Z">
-            <w:r>
-              <w:rPr>
-                <w:rFonts w:ascii="Arial" w:hAnsi="Arial" w:cs="Arial"/>
-                <w:sz w:val="24"/>
-                <w:szCs w:val="24"/>
-              </w:rPr>
-              <w:t xml:space="preserve"/>
-            </w:r>
-          </w:ins>
-          <w:del w:id="1406" w:author="Codex" w:date="2026-10-27T05:01:59Z">
-            <w:r>
-              <w:rPr>
-                <w:rFonts w:ascii="Arial" w:hAnsi="Arial" w:cs="Arial"/>
-                <w:sz w:val="24"/>
-                <w:szCs w:val="24"/>
-              </w:rPr>
-              <w:delText xml:space="preserve"> 20 students per section</w:delText>
-            </w:r>
-          </w:del>
-          <w:del w:id="69" w:author="Codex" w:date="2026-10-27T04:32:00Z">
-            <w:r>
-              <w:rPr>
-                <w:rFonts w:ascii="Arial" w:hAnsi="Arial" w:cs="Arial"/>
-                <w:sz w:val="24"/>
-                <w:szCs w:val="24"/>
-              </w:rPr>
-              <w:delText xml:space="preserve"> to keep the projections conservative</w:delText>
-            </w:r>
-          </w:del>
-          <w:del w:id="1405" w:author="Codex" w:date="2026-10-27T05:01:59Z">
-            <w:r>
-              <w:rPr>
-                <w:rFonts w:ascii="Arial" w:hAnsi="Arial" w:cs="Arial"/>
-                <w:sz w:val="24"/>
-                <w:szCs w:val="24"/>
-              </w:rPr>
-              <w:delText xml:space="preserve">.</w:delText>
-            </w:r>
-          </w:del>
-          <w:r>
-            <w:rPr>
-              <w:rFonts w:ascii="Arial" w:hAnsi="Arial" w:cs="Arial"/>
-              <w:sz w:val="24"/>
-              <w:szCs w:val="24"/>
-            </w:rPr>
-            <w:t xml:space="preserve"> The projections count AERO sections only. Supporting courses in</w:t>
-          </w:r>
-          <w:del w:id="70" w:author="Codex" w:date="2026-10-27T04:32:00Z">
-            <w:r>
-              <w:rPr>
-                <w:rFonts w:ascii="Arial" w:hAnsi="Arial" w:cs="Arial"/>
-                <w:sz w:val="24"/>
-                <w:szCs w:val="24"/>
-              </w:rPr>
-              <w:delText xml:space="preserve"> Geography,</w:delText>
-            </w:r>
-          </w:del>
-          <w:r>
-            <w:rPr>
-              <w:rFonts w:ascii="Arial" w:hAnsi="Arial" w:cs="Arial"/>
-              <w:sz w:val="24"/>
-              <w:szCs w:val="24"/>
-            </w:rPr>
-            <w:t xml:space="preserve"> Geology, Agriculture, Art, Film and Television, and Criminal Justice generate FTES in their home departments and are not included in these totals.</w:t>
-          </w:r>
-          <w:commentRangeEnd w:id="60"/>
+            <w:commentReference w:id="41"/>
+          </w:r>
+          <w:commentRangeEnd w:id="42"/>
           <w:r>
             <w:rPr>
               <w:rStyle w:val="CommentReference"/>
@@ -11559,9 +11286,9 @@
               <w:sz w:val="24"/>
               <w:szCs w:val="24"/>
             </w:rPr>
-            <w:commentReference w:id="60"/>
-          </w:r>
-          <w:commentRangeEnd w:id="61"/>
+            <w:commentReference w:id="42"/>
+          </w:r>
+          <w:commentRangeEnd w:id="43"/>
           <w:r>
             <w:rPr>
               <w:rStyle w:val="CommentReference"/>
@@ -11569,9 +11296,9 @@
               <w:sz w:val="24"/>
               <w:szCs w:val="24"/>
             </w:rPr>
-            <w:commentReference w:id="61"/>
-          </w:r>
-          <w:commentRangeEnd w:id="62"/>
+            <w:commentReference w:id="43"/>
+          </w:r>
+          <w:commentRangeEnd w:id="40"/>
           <w:r>
             <w:rPr>
               <w:rStyle w:val="CommentReference"/>
@@ -11579,14 +11306,7 @@
               <w:sz w:val="24"/>
               <w:szCs w:val="24"/>
             </w:rPr>
-            <w:commentReference w:id="62"/>
-          </w:r>
-          <w:commentRangeEnd w:id="380"/>
-          <w:r>
-            <w:rPr>
-              <w:rStyle w:val="CommentReference"/>
-            </w:rPr>
-            <w:commentReference w:id="380"/>
+            <w:commentReference w:id="40"/>
           </w:r>
         </w:p>
         <w:p>
@@ -11637,9 +11357,6 @@
               <w:sz w:val="24"/>
               <w:szCs w:val="24"/>
             </w:rPr>
-            <w:pPrChange w:id="71" w:author="Codex" w:date="2026-10-27T02:34:00Z">
-              <w:pPr/>
-            </w:pPrChange>
           </w:pPr>
           <w:r>
             <w:rPr>
@@ -11663,56 +11380,20 @@
               <w:right w:w="15" w:type="dxa"/>
             </w:tblCellMar>
             <w:tblLook w:val="04A0" w:firstRow="1" w:lastRow="0" w:firstColumn="1" w:lastColumn="0" w:noHBand="0" w:noVBand="1"/>
-            <w:tblPrChange w:id="72" w:author="Codex" w:date="2026-10-27T02:34:00Z">
-              <w:tblPr>
-                <w:tblW w:w="0" w:type="auto"/>
-                <w:tblCellSpacing w:w="15" w:type="dxa"/>
-                <w:tblCellMar>
-                  <w:top w:w="15" w:type="dxa"/>
-                  <w:left w:w="15" w:type="dxa"/>
-                  <w:bottom w:w="15" w:type="dxa"/>
-                  <w:right w:w="15" w:type="dxa"/>
-                </w:tblCellMar>
-                <w:tblLook w:val="04A0" w:firstRow="1" w:lastRow="0" w:firstColumn="1" w:lastColumn="0" w:noHBand="0" w:noVBand="1"/>
-              </w:tblPr>
-            </w:tblPrChange>
           </w:tblPr>
           <w:tblGrid>
-            <w:gridCol w:w="3129"/>
+            <w:gridCol w:w="3241"/>
             <w:gridCol w:w="981"/>
-            <w:gridCol w:w="1580"/>
-            <w:gridCol w:w="1473"/>
-            <w:gridCol w:w="1391"/>
-            <w:gridCol w:w="1436"/>
-            <w:tblGridChange w:id="73">
-              <w:tblGrid>
-                <w:gridCol w:w="360"/>
-                <w:gridCol w:w="360"/>
-                <w:gridCol w:w="360"/>
-                <w:gridCol w:w="360"/>
-                <w:gridCol w:w="360"/>
-                <w:gridCol w:w="360"/>
-                <w:gridCol w:w="969"/>
-                <w:gridCol w:w="981"/>
-                <w:gridCol w:w="1580"/>
-                <w:gridCol w:w="1473"/>
-                <w:gridCol w:w="1391"/>
-                <w:gridCol w:w="1436"/>
-              </w:tblGrid>
-            </w:tblGridChange>
+            <w:gridCol w:w="1606"/>
+            <w:gridCol w:w="1514"/>
+            <w:gridCol w:w="1294"/>
+            <w:gridCol w:w="1354"/>
           </w:tblGrid>
           <w:tr>
             <w:trPr>
               <w:cantSplit/>
               <w:tblHeader/>
               <w:tblCellSpacing w:w="15" w:type="dxa"/>
-              <w:trPrChange w:id="74" w:author="Codex" w:date="2026-10-27T02:34:00Z">
-                <w:trPr>
-                  <w:gridAfter w:val="6"/>
-                  <w:tblHeader/>
-                  <w:tblCellSpacing w:w="15" w:type="dxa"/>
-                </w:trPr>
-              </w:trPrChange>
             </w:trPr>
             <w:tc>
               <w:tcPr>
@@ -11722,12 +11403,6 @@
                 </w:tcBorders>
                 <w:vAlign w:val="center"/>
                 <w:hideMark/>
-                <w:tcPrChange w:id="75" w:author="Codex" w:date="2026-10-27T02:34:00Z">
-                  <w:tcPr>
-                    <w:tcW w:w="0" w:type="auto"/>
-                    <w:hideMark/>
-                  </w:tcPr>
-                </w:tcPrChange>
               </w:tcPr>
               <w:p>
                 <w:pPr>
@@ -11755,12 +11430,6 @@
                 </w:tcBorders>
                 <w:vAlign w:val="center"/>
                 <w:hideMark/>
-                <w:tcPrChange w:id="76" w:author="Codex" w:date="2026-10-27T02:34:00Z">
-                  <w:tcPr>
-                    <w:tcW w:w="0" w:type="auto"/>
-                    <w:hideMark/>
-                  </w:tcPr>
-                </w:tcPrChange>
               </w:tcPr>
               <w:p>
                 <w:pPr>
@@ -11788,12 +11457,6 @@
                 </w:tcBorders>
                 <w:vAlign w:val="center"/>
                 <w:hideMark/>
-                <w:tcPrChange w:id="77" w:author="Codex" w:date="2026-10-27T02:34:00Z">
-                  <w:tcPr>
-                    <w:tcW w:w="0" w:type="auto"/>
-                    <w:hideMark/>
-                  </w:tcPr>
-                </w:tcPrChange>
               </w:tcPr>
               <w:p>
                 <w:pPr>
@@ -11821,12 +11484,6 @@
                 </w:tcBorders>
                 <w:vAlign w:val="center"/>
                 <w:hideMark/>
-                <w:tcPrChange w:id="78" w:author="Codex" w:date="2026-10-27T02:34:00Z">
-                  <w:tcPr>
-                    <w:tcW w:w="0" w:type="auto"/>
-                    <w:hideMark/>
-                  </w:tcPr>
-                </w:tcPrChange>
               </w:tcPr>
               <w:p>
                 <w:pPr>
@@ -11854,12 +11511,6 @@
                 </w:tcBorders>
                 <w:vAlign w:val="center"/>
                 <w:hideMark/>
-                <w:tcPrChange w:id="79" w:author="Codex" w:date="2026-10-27T02:34:00Z">
-                  <w:tcPr>
-                    <w:tcW w:w="0" w:type="auto"/>
-                    <w:hideMark/>
-                  </w:tcPr>
-                </w:tcPrChange>
               </w:tcPr>
               <w:p>
                 <w:pPr>
@@ -11887,12 +11538,6 @@
                 </w:tcBorders>
                 <w:vAlign w:val="center"/>
                 <w:hideMark/>
-                <w:tcPrChange w:id="80" w:author="Codex" w:date="2026-10-27T02:34:00Z">
-                  <w:tcPr>
-                    <w:tcW w:w="0" w:type="auto"/>
-                    <w:hideMark/>
-                  </w:tcPr>
-                </w:tcPrChange>
               </w:tcPr>
               <w:p>
                 <w:pPr>
@@ -11917,24 +11562,12 @@
             <w:trPr>
               <w:cantSplit/>
               <w:tblCellSpacing w:w="15" w:type="dxa"/>
-              <w:trPrChange w:id="81" w:author="Codex" w:date="2026-10-27T02:34:00Z">
-                <w:trPr>
-                  <w:gridAfter w:val="6"/>
-                  <w:tblCellSpacing w:w="15" w:type="dxa"/>
-                </w:trPr>
-              </w:trPrChange>
             </w:trPr>
             <w:tc>
               <w:tcPr>
                 <w:tcW w:w="0" w:type="auto"/>
                 <w:vAlign w:val="center"/>
                 <w:hideMark/>
-                <w:tcPrChange w:id="82" w:author="Codex" w:date="2026-10-27T02:34:00Z">
-                  <w:tcPr>
-                    <w:tcW w:w="0" w:type="auto"/>
-                    <w:hideMark/>
-                  </w:tcPr>
-                </w:tcPrChange>
               </w:tcPr>
               <w:p>
                 <w:pPr>
@@ -11959,12 +11592,6 @@
                 <w:tcW w:w="0" w:type="auto"/>
                 <w:vAlign w:val="center"/>
                 <w:hideMark/>
-                <w:tcPrChange w:id="83" w:author="Codex" w:date="2026-10-27T02:34:00Z">
-                  <w:tcPr>
-                    <w:tcW w:w="0" w:type="auto"/>
-                    <w:hideMark/>
-                  </w:tcPr>
-                </w:tcPrChange>
               </w:tcPr>
               <w:p>
                 <w:pPr>
@@ -11989,12 +11616,6 @@
                 <w:tcW w:w="0" w:type="auto"/>
                 <w:vAlign w:val="center"/>
                 <w:hideMark/>
-                <w:tcPrChange w:id="84" w:author="Codex" w:date="2026-10-27T02:34:00Z">
-                  <w:tcPr>
-                    <w:tcW w:w="0" w:type="auto"/>
-                    <w:hideMark/>
-                  </w:tcPr>
-                </w:tcPrChange>
               </w:tcPr>
               <w:p>
                 <w:pPr>
@@ -12019,12 +11640,6 @@
                 <w:tcW w:w="0" w:type="auto"/>
                 <w:vAlign w:val="center"/>
                 <w:hideMark/>
-                <w:tcPrChange w:id="85" w:author="Codex" w:date="2026-10-27T02:34:00Z">
-                  <w:tcPr>
-                    <w:tcW w:w="0" w:type="auto"/>
-                    <w:hideMark/>
-                  </w:tcPr>
-                </w:tcPrChange>
               </w:tcPr>
               <w:p>
                 <w:pPr>
@@ -12049,12 +11664,6 @@
                 <w:tcW w:w="0" w:type="auto"/>
                 <w:vAlign w:val="center"/>
                 <w:hideMark/>
-                <w:tcPrChange w:id="86" w:author="Codex" w:date="2026-10-27T02:34:00Z">
-                  <w:tcPr>
-                    <w:tcW w:w="0" w:type="auto"/>
-                    <w:hideMark/>
-                  </w:tcPr>
-                </w:tcPrChange>
               </w:tcPr>
               <w:p>
                 <w:pPr>
@@ -12079,12 +11688,6 @@
                 <w:tcW w:w="0" w:type="auto"/>
                 <w:vAlign w:val="center"/>
                 <w:hideMark/>
-                <w:tcPrChange w:id="87" w:author="Codex" w:date="2026-10-27T02:34:00Z">
-                  <w:tcPr>
-                    <w:tcW w:w="0" w:type="auto"/>
-                    <w:hideMark/>
-                  </w:tcPr>
-                </w:tcPrChange>
               </w:tcPr>
               <w:p>
                 <w:pPr>
@@ -12109,24 +11712,12 @@
             <w:trPr>
               <w:cantSplit/>
               <w:tblCellSpacing w:w="15" w:type="dxa"/>
-              <w:trPrChange w:id="88" w:author="Codex" w:date="2026-10-27T02:34:00Z">
-                <w:trPr>
-                  <w:gridAfter w:val="6"/>
-                  <w:tblCellSpacing w:w="15" w:type="dxa"/>
-                </w:trPr>
-              </w:trPrChange>
             </w:trPr>
             <w:tc>
               <w:tcPr>
                 <w:tcW w:w="0" w:type="auto"/>
                 <w:vAlign w:val="center"/>
                 <w:hideMark/>
-                <w:tcPrChange w:id="89" w:author="Codex" w:date="2026-10-27T02:34:00Z">
-                  <w:tcPr>
-                    <w:tcW w:w="0" w:type="auto"/>
-                    <w:hideMark/>
-                  </w:tcPr>
-                </w:tcPrChange>
               </w:tcPr>
               <w:p>
                 <w:pPr>
@@ -12151,12 +11742,6 @@
                 <w:tcW w:w="0" w:type="auto"/>
                 <w:vAlign w:val="center"/>
                 <w:hideMark/>
-                <w:tcPrChange w:id="90" w:author="Codex" w:date="2026-10-27T02:34:00Z">
-                  <w:tcPr>
-                    <w:tcW w:w="0" w:type="auto"/>
-                    <w:hideMark/>
-                  </w:tcPr>
-                </w:tcPrChange>
               </w:tcPr>
               <w:p>
                 <w:pPr>
@@ -12181,12 +11766,6 @@
                 <w:tcW w:w="0" w:type="auto"/>
                 <w:vAlign w:val="center"/>
                 <w:hideMark/>
-                <w:tcPrChange w:id="91" w:author="Codex" w:date="2026-10-27T02:34:00Z">
-                  <w:tcPr>
-                    <w:tcW w:w="0" w:type="auto"/>
-                    <w:hideMark/>
-                  </w:tcPr>
-                </w:tcPrChange>
               </w:tcPr>
               <w:p>
                 <w:pPr>
@@ -12211,12 +11790,6 @@
                 <w:tcW w:w="0" w:type="auto"/>
                 <w:vAlign w:val="center"/>
                 <w:hideMark/>
-                <w:tcPrChange w:id="92" w:author="Codex" w:date="2026-10-27T02:34:00Z">
-                  <w:tcPr>
-                    <w:tcW w:w="0" w:type="auto"/>
-                    <w:hideMark/>
-                  </w:tcPr>
-                </w:tcPrChange>
               </w:tcPr>
               <w:p>
                 <w:pPr>
@@ -12226,26 +11799,14 @@
                     <w:szCs w:val="24"/>
                   </w:rPr>
                 </w:pPr>
-                <w:del w:id="93" w:author="Codex" w:date="2026-10-27T04:32:00Z">
-                  <w:r>
-                    <w:rPr>
-                      <w:rFonts w:ascii="Arial" w:hAnsi="Arial" w:cs="Arial"/>
-                      <w:sz w:val="24"/>
-                      <w:szCs w:val="24"/>
-                    </w:rPr>
-                    <w:delText>36</w:delText>
-                  </w:r>
-                </w:del>
-                <w:ins w:id="94" w:author="Codex" w:date="2026-10-27T04:32:00Z">
-                  <w:r>
-                    <w:rPr>
-                      <w:rFonts w:ascii="Arial" w:hAnsi="Arial" w:cs="Arial"/>
-                      <w:sz w:val="24"/>
-                      <w:szCs w:val="24"/>
-                    </w:rPr>
-                    <w:t>72</w:t>
-                  </w:r>
-                </w:ins>
+                <w:r>
+                  <w:rPr>
+                    <w:rFonts w:ascii="Arial" w:hAnsi="Arial" w:cs="Arial"/>
+                    <w:sz w:val="24"/>
+                    <w:szCs w:val="24"/>
+                  </w:rPr>
+                  <w:t>72</w:t>
+                </w:r>
               </w:p>
             </w:tc>
             <w:tc>
@@ -12253,12 +11814,6 @@
                 <w:tcW w:w="0" w:type="auto"/>
                 <w:vAlign w:val="center"/>
                 <w:hideMark/>
-                <w:tcPrChange w:id="95" w:author="Codex" w:date="2026-10-27T02:34:00Z">
-                  <w:tcPr>
-                    <w:tcW w:w="0" w:type="auto"/>
-                    <w:hideMark/>
-                  </w:tcPr>
-                </w:tcPrChange>
               </w:tcPr>
               <w:p>
                 <w:pPr>
@@ -12268,26 +11823,14 @@
                     <w:szCs w:val="24"/>
                   </w:rPr>
                 </w:pPr>
-                <w:del w:id="96" w:author="Codex" w:date="2026-10-27T04:32:00Z">
-                  <w:r>
-                    <w:rPr>
-                      <w:rFonts w:ascii="Arial" w:hAnsi="Arial" w:cs="Arial"/>
-                      <w:sz w:val="24"/>
-                      <w:szCs w:val="24"/>
-                    </w:rPr>
-                    <w:delText>720</w:delText>
-                  </w:r>
-                </w:del>
-                <w:ins w:id="97" w:author="Codex" w:date="2026-10-27T04:32:00Z">
-                  <w:r>
-                    <w:rPr>
-                      <w:rFonts w:ascii="Arial" w:hAnsi="Arial" w:cs="Arial"/>
-                      <w:sz w:val="24"/>
-                      <w:szCs w:val="24"/>
-                    </w:rPr>
-                    <w:t>1,440</w:t>
-                  </w:r>
-                </w:ins>
+                <w:r>
+                  <w:rPr>
+                    <w:rFonts w:ascii="Arial" w:hAnsi="Arial" w:cs="Arial"/>
+                    <w:sz w:val="24"/>
+                    <w:szCs w:val="24"/>
+                  </w:rPr>
+                  <w:t>1,440</w:t>
+                </w:r>
               </w:p>
             </w:tc>
             <w:tc>
@@ -12295,12 +11838,6 @@
                 <w:tcW w:w="0" w:type="auto"/>
                 <w:vAlign w:val="center"/>
                 <w:hideMark/>
-                <w:tcPrChange w:id="98" w:author="Codex" w:date="2026-10-27T02:34:00Z">
-                  <w:tcPr>
-                    <w:tcW w:w="0" w:type="auto"/>
-                    <w:hideMark/>
-                  </w:tcPr>
-                </w:tcPrChange>
               </w:tcPr>
               <w:p>
                 <w:pPr>
@@ -12310,26 +11847,14 @@
                     <w:szCs w:val="24"/>
                   </w:rPr>
                 </w:pPr>
-                <w:del w:id="99" w:author="Codex" w:date="2026-10-27T04:32:00Z">
-                  <w:r>
-                    <w:rPr>
-                      <w:rFonts w:ascii="Arial" w:hAnsi="Arial" w:cs="Arial"/>
-                      <w:sz w:val="24"/>
-                      <w:szCs w:val="24"/>
-                    </w:rPr>
-                    <w:delText>1.37</w:delText>
-                  </w:r>
-                </w:del>
-                <w:ins w:id="100" w:author="Codex" w:date="2026-10-27T04:32:00Z">
-                  <w:r>
-                    <w:rPr>
-                      <w:rFonts w:ascii="Arial" w:hAnsi="Arial" w:cs="Arial"/>
-                      <w:sz w:val="24"/>
-                      <w:szCs w:val="24"/>
-                    </w:rPr>
-                    <w:t>2.74</w:t>
-                  </w:r>
-                </w:ins>
+                <w:r>
+                  <w:rPr>
+                    <w:rFonts w:ascii="Arial" w:hAnsi="Arial" w:cs="Arial"/>
+                    <w:sz w:val="24"/>
+                    <w:szCs w:val="24"/>
+                  </w:rPr>
+                  <w:t>2.74</w:t>
+                </w:r>
               </w:p>
             </w:tc>
           </w:tr>
@@ -12337,24 +11862,12 @@
             <w:trPr>
               <w:cantSplit/>
               <w:tblCellSpacing w:w="15" w:type="dxa"/>
-              <w:trPrChange w:id="101" w:author="Codex" w:date="2026-10-27T02:34:00Z">
-                <w:trPr>
-                  <w:gridAfter w:val="6"/>
-                  <w:tblCellSpacing w:w="15" w:type="dxa"/>
-                </w:trPr>
-              </w:trPrChange>
             </w:trPr>
             <w:tc>
               <w:tcPr>
                 <w:tcW w:w="0" w:type="auto"/>
                 <w:vAlign w:val="center"/>
                 <w:hideMark/>
-                <w:tcPrChange w:id="102" w:author="Codex" w:date="2026-10-27T02:34:00Z">
-                  <w:tcPr>
-                    <w:tcW w:w="0" w:type="auto"/>
-                    <w:hideMark/>
-                  </w:tcPr>
-                </w:tcPrChange>
               </w:tcPr>
               <w:p>
                 <w:pPr>
@@ -12379,12 +11892,6 @@
                 <w:tcW w:w="0" w:type="auto"/>
                 <w:vAlign w:val="center"/>
                 <w:hideMark/>
-                <w:tcPrChange w:id="103" w:author="Codex" w:date="2026-10-27T02:34:00Z">
-                  <w:tcPr>
-                    <w:tcW w:w="0" w:type="auto"/>
-                    <w:hideMark/>
-                  </w:tcPr>
-                </w:tcPrChange>
               </w:tcPr>
               <w:p>
                 <w:pPr>
@@ -12409,12 +11916,6 @@
                 <w:tcW w:w="0" w:type="auto"/>
                 <w:vAlign w:val="center"/>
                 <w:hideMark/>
-                <w:tcPrChange w:id="104" w:author="Codex" w:date="2026-10-27T02:34:00Z">
-                  <w:tcPr>
-                    <w:tcW w:w="0" w:type="auto"/>
-                    <w:hideMark/>
-                  </w:tcPr>
-                </w:tcPrChange>
               </w:tcPr>
               <w:p>
                 <w:pPr>
@@ -12439,12 +11940,6 @@
                 <w:tcW w:w="0" w:type="auto"/>
                 <w:vAlign w:val="center"/>
                 <w:hideMark/>
-                <w:tcPrChange w:id="105" w:author="Codex" w:date="2026-10-27T02:34:00Z">
-                  <w:tcPr>
-                    <w:tcW w:w="0" w:type="auto"/>
-                    <w:hideMark/>
-                  </w:tcPr>
-                </w:tcPrChange>
               </w:tcPr>
               <w:p>
                 <w:pPr>
@@ -12469,12 +11964,6 @@
                 <w:tcW w:w="0" w:type="auto"/>
                 <w:vAlign w:val="center"/>
                 <w:hideMark/>
-                <w:tcPrChange w:id="106" w:author="Codex" w:date="2026-10-27T02:34:00Z">
-                  <w:tcPr>
-                    <w:tcW w:w="0" w:type="auto"/>
-                    <w:hideMark/>
-                  </w:tcPr>
-                </w:tcPrChange>
               </w:tcPr>
               <w:p>
                 <w:pPr>
@@ -12499,12 +11988,6 @@
                 <w:tcW w:w="0" w:type="auto"/>
                 <w:vAlign w:val="center"/>
                 <w:hideMark/>
-                <w:tcPrChange w:id="107" w:author="Codex" w:date="2026-10-27T02:34:00Z">
-                  <w:tcPr>
-                    <w:tcW w:w="0" w:type="auto"/>
-                    <w:hideMark/>
-                  </w:tcPr>
-                </w:tcPrChange>
               </w:tcPr>
               <w:p>
                 <w:pPr>
@@ -12529,24 +12012,12 @@
             <w:trPr>
               <w:cantSplit/>
               <w:tblCellSpacing w:w="15" w:type="dxa"/>
-              <w:trPrChange w:id="108" w:author="Codex" w:date="2026-10-27T02:34:00Z">
-                <w:trPr>
-                  <w:gridAfter w:val="6"/>
-                  <w:tblCellSpacing w:w="15" w:type="dxa"/>
-                </w:trPr>
-              </w:trPrChange>
             </w:trPr>
             <w:tc>
               <w:tcPr>
                 <w:tcW w:w="0" w:type="auto"/>
                 <w:vAlign w:val="center"/>
                 <w:hideMark/>
-                <w:tcPrChange w:id="109" w:author="Codex" w:date="2026-10-27T02:34:00Z">
-                  <w:tcPr>
-                    <w:tcW w:w="0" w:type="auto"/>
-                    <w:hideMark/>
-                  </w:tcPr>
-                </w:tcPrChange>
               </w:tcPr>
               <w:p>
                 <w:pPr>
@@ -12575,12 +12046,6 @@
                 <w:tcW w:w="0" w:type="auto"/>
                 <w:vAlign w:val="center"/>
                 <w:hideMark/>
-                <w:tcPrChange w:id="110" w:author="Codex" w:date="2026-10-27T02:34:00Z">
-                  <w:tcPr>
-                    <w:tcW w:w="0" w:type="auto"/>
-                    <w:hideMark/>
-                  </w:tcPr>
-                </w:tcPrChange>
               </w:tcPr>
               <w:p>
                 <w:pPr>
@@ -12609,12 +12074,6 @@
                 <w:tcW w:w="0" w:type="auto"/>
                 <w:vAlign w:val="center"/>
                 <w:hideMark/>
-                <w:tcPrChange w:id="111" w:author="Codex" w:date="2026-10-27T02:34:00Z">
-                  <w:tcPr>
-                    <w:tcW w:w="0" w:type="auto"/>
-                    <w:hideMark/>
-                  </w:tcPr>
-                </w:tcPrChange>
               </w:tcPr>
               <w:p>
                 <w:pPr>
@@ -12633,12 +12092,6 @@
                 <w:tcW w:w="0" w:type="auto"/>
                 <w:vAlign w:val="center"/>
                 <w:hideMark/>
-                <w:tcPrChange w:id="112" w:author="Codex" w:date="2026-10-27T02:34:00Z">
-                  <w:tcPr>
-                    <w:tcW w:w="0" w:type="auto"/>
-                    <w:hideMark/>
-                  </w:tcPr>
-                </w:tcPrChange>
               </w:tcPr>
               <w:p>
                 <w:pPr>
@@ -12657,12 +12110,6 @@
                 <w:tcW w:w="0" w:type="auto"/>
                 <w:vAlign w:val="center"/>
                 <w:hideMark/>
-                <w:tcPrChange w:id="113" w:author="Codex" w:date="2026-10-27T02:34:00Z">
-                  <w:tcPr>
-                    <w:tcW w:w="0" w:type="auto"/>
-                    <w:hideMark/>
-                  </w:tcPr>
-                </w:tcPrChange>
               </w:tcPr>
               <w:p>
                 <w:pPr>
@@ -12682,32 +12129,8 @@
                     <w:sz w:val="24"/>
                     <w:szCs w:val="24"/>
                   </w:rPr>
-                  <w:t>7,</w:t>
+                  <w:t>7,740</w:t>
                 </w:r>
-                <w:del w:id="114" w:author="Codex" w:date="2026-10-27T04:32:00Z">
-                  <w:r>
-                    <w:rPr>
-                      <w:rFonts w:ascii="Arial" w:hAnsi="Arial" w:cs="Arial"/>
-                      <w:b/>
-                      <w:bCs/>
-                      <w:sz w:val="24"/>
-                      <w:szCs w:val="24"/>
-                    </w:rPr>
-                    <w:delText>020</w:delText>
-                  </w:r>
-                </w:del>
-                <w:ins w:id="115" w:author="Codex" w:date="2026-10-27T04:32:00Z">
-                  <w:r>
-                    <w:rPr>
-                      <w:rFonts w:ascii="Arial" w:hAnsi="Arial" w:cs="Arial"/>
-                      <w:b/>
-                      <w:bCs/>
-                      <w:sz w:val="24"/>
-                      <w:szCs w:val="24"/>
-                    </w:rPr>
-                    <w:t>740</w:t>
-                  </w:r>
-                </w:ins>
               </w:p>
             </w:tc>
             <w:tc>
@@ -12715,12 +12138,6 @@
                 <w:tcW w:w="0" w:type="auto"/>
                 <w:vAlign w:val="center"/>
                 <w:hideMark/>
-                <w:tcPrChange w:id="116" w:author="Codex" w:date="2026-10-27T02:34:00Z">
-                  <w:tcPr>
-                    <w:tcW w:w="0" w:type="auto"/>
-                    <w:hideMark/>
-                  </w:tcPr>
-                </w:tcPrChange>
               </w:tcPr>
               <w:p>
                 <w:pPr>
@@ -12732,30 +12149,16 @@
                     <w:szCs w:val="24"/>
                   </w:rPr>
                 </w:pPr>
-                <w:del w:id="117" w:author="Codex" w:date="2026-10-27T04:32:00Z">
-                  <w:r>
-                    <w:rPr>
-                      <w:rFonts w:ascii="Arial" w:hAnsi="Arial" w:cs="Arial"/>
-                      <w:b/>
-                      <w:bCs/>
-                      <w:sz w:val="24"/>
-                      <w:szCs w:val="24"/>
-                    </w:rPr>
-                    <w:delText>13.37</w:delText>
-                  </w:r>
-                </w:del>
-                <w:ins w:id="118" w:author="Codex" w:date="2026-10-27T04:32:00Z">
-                  <w:r>
-                    <w:rPr>
-                      <w:rFonts w:ascii="Arial" w:hAnsi="Arial" w:cs="Arial"/>
-                      <w:b/>
-                      <w:bCs/>
-                      <w:sz w:val="24"/>
-                      <w:szCs w:val="24"/>
-                    </w:rPr>
-                    <w:t>14.74</w:t>
-                  </w:r>
-                </w:ins>
+                <w:r>
+                  <w:rPr>
+                    <w:rFonts w:ascii="Arial" w:hAnsi="Arial" w:cs="Arial"/>
+                    <w:b/>
+                    <w:bCs/>
+                    <w:sz w:val="24"/>
+                    <w:szCs w:val="24"/>
+                  </w:rPr>
+                  <w:t>14.74</w:t>
+                </w:r>
               </w:p>
             </w:tc>
           </w:tr>
@@ -12780,9 +12183,6 @@
               <w:sz w:val="24"/>
               <w:szCs w:val="24"/>
             </w:rPr>
-            <w:pPrChange w:id="119" w:author="Codex" w:date="2026-10-27T02:34:00Z">
-              <w:pPr/>
-            </w:pPrChange>
           </w:pPr>
           <w:r>
             <w:rPr>
@@ -12806,56 +12206,20 @@
               <w:right w:w="15" w:type="dxa"/>
             </w:tblCellMar>
             <w:tblLook w:val="04A0" w:firstRow="1" w:lastRow="0" w:firstColumn="1" w:lastColumn="0" w:noHBand="0" w:noVBand="1"/>
-            <w:tblPrChange w:id="120" w:author="Codex" w:date="2026-10-27T02:34:00Z">
-              <w:tblPr>
-                <w:tblW w:w="0" w:type="auto"/>
-                <w:tblCellSpacing w:w="15" w:type="dxa"/>
-                <w:tblCellMar>
-                  <w:top w:w="15" w:type="dxa"/>
-                  <w:left w:w="15" w:type="dxa"/>
-                  <w:bottom w:w="15" w:type="dxa"/>
-                  <w:right w:w="15" w:type="dxa"/>
-                </w:tblCellMar>
-                <w:tblLook w:val="04A0" w:firstRow="1" w:lastRow="0" w:firstColumn="1" w:lastColumn="0" w:noHBand="0" w:noVBand="1"/>
-              </w:tblPr>
-            </w:tblPrChange>
           </w:tblPr>
           <w:tblGrid>
-            <w:gridCol w:w="3051"/>
+            <w:gridCol w:w="3241"/>
             <w:gridCol w:w="981"/>
-            <w:gridCol w:w="1563"/>
-            <w:gridCol w:w="1446"/>
-            <w:gridCol w:w="1521"/>
-            <w:gridCol w:w="1428"/>
-            <w:tblGridChange w:id="121">
-              <w:tblGrid>
-                <w:gridCol w:w="360"/>
-                <w:gridCol w:w="360"/>
-                <w:gridCol w:w="360"/>
-                <w:gridCol w:w="360"/>
-                <w:gridCol w:w="360"/>
-                <w:gridCol w:w="360"/>
-                <w:gridCol w:w="891"/>
-                <w:gridCol w:w="981"/>
-                <w:gridCol w:w="1563"/>
-                <w:gridCol w:w="1446"/>
-                <w:gridCol w:w="1521"/>
-                <w:gridCol w:w="1428"/>
-              </w:tblGrid>
-            </w:tblGridChange>
+            <w:gridCol w:w="1606"/>
+            <w:gridCol w:w="1514"/>
+            <w:gridCol w:w="1294"/>
+            <w:gridCol w:w="1354"/>
           </w:tblGrid>
           <w:tr>
             <w:trPr>
               <w:cantSplit/>
               <w:tblHeader/>
               <w:tblCellSpacing w:w="15" w:type="dxa"/>
-              <w:trPrChange w:id="122" w:author="Codex" w:date="2026-10-27T02:34:00Z">
-                <w:trPr>
-                  <w:gridAfter w:val="6"/>
-                  <w:tblHeader/>
-                  <w:tblCellSpacing w:w="15" w:type="dxa"/>
-                </w:trPr>
-              </w:trPrChange>
             </w:trPr>
             <w:tc>
               <w:tcPr>
@@ -12865,12 +12229,6 @@
                 </w:tcBorders>
                 <w:vAlign w:val="center"/>
                 <w:hideMark/>
-                <w:tcPrChange w:id="123" w:author="Codex" w:date="2026-10-27T02:34:00Z">
-                  <w:tcPr>
-                    <w:tcW w:w="0" w:type="auto"/>
-                    <w:hideMark/>
-                  </w:tcPr>
-                </w:tcPrChange>
               </w:tcPr>
               <w:p>
                 <w:pPr>
@@ -12898,12 +12256,6 @@
                 </w:tcBorders>
                 <w:vAlign w:val="center"/>
                 <w:hideMark/>
-                <w:tcPrChange w:id="124" w:author="Codex" w:date="2026-10-27T02:34:00Z">
-                  <w:tcPr>
-                    <w:tcW w:w="0" w:type="auto"/>
-                    <w:hideMark/>
-                  </w:tcPr>
-                </w:tcPrChange>
               </w:tcPr>
               <w:p>
                 <w:pPr>
@@ -12931,12 +12283,6 @@
                 </w:tcBorders>
                 <w:vAlign w:val="center"/>
                 <w:hideMark/>
-                <w:tcPrChange w:id="125" w:author="Codex" w:date="2026-10-27T02:34:00Z">
-                  <w:tcPr>
-                    <w:tcW w:w="0" w:type="auto"/>
-                    <w:hideMark/>
-                  </w:tcPr>
-                </w:tcPrChange>
               </w:tcPr>
               <w:p>
                 <w:pPr>
@@ -12964,12 +12310,6 @@
                 </w:tcBorders>
                 <w:vAlign w:val="center"/>
                 <w:hideMark/>
-                <w:tcPrChange w:id="126" w:author="Codex" w:date="2026-10-27T02:34:00Z">
-                  <w:tcPr>
-                    <w:tcW w:w="0" w:type="auto"/>
-                    <w:hideMark/>
-                  </w:tcPr>
-                </w:tcPrChange>
               </w:tcPr>
               <w:p>
                 <w:pPr>
@@ -12997,12 +12337,6 @@
                 </w:tcBorders>
                 <w:vAlign w:val="center"/>
                 <w:hideMark/>
-                <w:tcPrChange w:id="127" w:author="Codex" w:date="2026-10-27T02:34:00Z">
-                  <w:tcPr>
-                    <w:tcW w:w="0" w:type="auto"/>
-                    <w:hideMark/>
-                  </w:tcPr>
-                </w:tcPrChange>
               </w:tcPr>
               <w:p>
                 <w:pPr>
@@ -13030,12 +12364,6 @@
                 </w:tcBorders>
                 <w:vAlign w:val="center"/>
                 <w:hideMark/>
-                <w:tcPrChange w:id="128" w:author="Codex" w:date="2026-10-27T02:34:00Z">
-                  <w:tcPr>
-                    <w:tcW w:w="0" w:type="auto"/>
-                    <w:hideMark/>
-                  </w:tcPr>
-                </w:tcPrChange>
               </w:tcPr>
               <w:p>
                 <w:pPr>
@@ -13060,24 +12388,12 @@
             <w:trPr>
               <w:cantSplit/>
               <w:tblCellSpacing w:w="15" w:type="dxa"/>
-              <w:trPrChange w:id="129" w:author="Codex" w:date="2026-10-27T02:34:00Z">
-                <w:trPr>
-                  <w:gridAfter w:val="6"/>
-                  <w:tblCellSpacing w:w="15" w:type="dxa"/>
-                </w:trPr>
-              </w:trPrChange>
             </w:trPr>
             <w:tc>
               <w:tcPr>
                 <w:tcW w:w="0" w:type="auto"/>
                 <w:vAlign w:val="center"/>
                 <w:hideMark/>
-                <w:tcPrChange w:id="130" w:author="Codex" w:date="2026-10-27T02:34:00Z">
-                  <w:tcPr>
-                    <w:tcW w:w="0" w:type="auto"/>
-                    <w:hideMark/>
-                  </w:tcPr>
-                </w:tcPrChange>
               </w:tcPr>
               <w:p>
                 <w:pPr>
@@ -13102,12 +12418,6 @@
                 <w:tcW w:w="0" w:type="auto"/>
                 <w:vAlign w:val="center"/>
                 <w:hideMark/>
-                <w:tcPrChange w:id="131" w:author="Codex" w:date="2026-10-27T02:34:00Z">
-                  <w:tcPr>
-                    <w:tcW w:w="0" w:type="auto"/>
-                    <w:hideMark/>
-                  </w:tcPr>
-                </w:tcPrChange>
               </w:tcPr>
               <w:p>
                 <w:pPr>
@@ -13132,12 +12442,6 @@
                 <w:tcW w:w="0" w:type="auto"/>
                 <w:vAlign w:val="center"/>
                 <w:hideMark/>
-                <w:tcPrChange w:id="132" w:author="Codex" w:date="2026-10-27T02:34:00Z">
-                  <w:tcPr>
-                    <w:tcW w:w="0" w:type="auto"/>
-                    <w:hideMark/>
-                  </w:tcPr>
-                </w:tcPrChange>
               </w:tcPr>
               <w:p>
                 <w:pPr>
@@ -13162,12 +12466,6 @@
                 <w:tcW w:w="0" w:type="auto"/>
                 <w:vAlign w:val="center"/>
                 <w:hideMark/>
-                <w:tcPrChange w:id="133" w:author="Codex" w:date="2026-10-27T02:34:00Z">
-                  <w:tcPr>
-                    <w:tcW w:w="0" w:type="auto"/>
-                    <w:hideMark/>
-                  </w:tcPr>
-                </w:tcPrChange>
               </w:tcPr>
               <w:p>
                 <w:pPr>
@@ -13192,12 +12490,6 @@
                 <w:tcW w:w="0" w:type="auto"/>
                 <w:vAlign w:val="center"/>
                 <w:hideMark/>
-                <w:tcPrChange w:id="134" w:author="Codex" w:date="2026-10-27T02:34:00Z">
-                  <w:tcPr>
-                    <w:tcW w:w="0" w:type="auto"/>
-                    <w:hideMark/>
-                  </w:tcPr>
-                </w:tcPrChange>
               </w:tcPr>
               <w:p>
                 <w:pPr>
@@ -13222,12 +12514,6 @@
                 <w:tcW w:w="0" w:type="auto"/>
                 <w:vAlign w:val="center"/>
                 <w:hideMark/>
-                <w:tcPrChange w:id="135" w:author="Codex" w:date="2026-10-27T02:34:00Z">
-                  <w:tcPr>
-                    <w:tcW w:w="0" w:type="auto"/>
-                    <w:hideMark/>
-                  </w:tcPr>
-                </w:tcPrChange>
               </w:tcPr>
               <w:p>
                 <w:pPr>
@@ -13252,24 +12538,12 @@
             <w:trPr>
               <w:cantSplit/>
               <w:tblCellSpacing w:w="15" w:type="dxa"/>
-              <w:trPrChange w:id="136" w:author="Codex" w:date="2026-10-27T02:34:00Z">
-                <w:trPr>
-                  <w:gridAfter w:val="6"/>
-                  <w:tblCellSpacing w:w="15" w:type="dxa"/>
-                </w:trPr>
-              </w:trPrChange>
             </w:trPr>
             <w:tc>
               <w:tcPr>
                 <w:tcW w:w="0" w:type="auto"/>
                 <w:vAlign w:val="center"/>
                 <w:hideMark/>
-                <w:tcPrChange w:id="137" w:author="Codex" w:date="2026-10-27T02:34:00Z">
-                  <w:tcPr>
-                    <w:tcW w:w="0" w:type="auto"/>
-                    <w:hideMark/>
-                  </w:tcPr>
-                </w:tcPrChange>
               </w:tcPr>
               <w:p>
                 <w:pPr>
@@ -13285,7 +12559,6 @@
                     <w:sz w:val="24"/>
                     <w:szCs w:val="24"/>
                   </w:rPr>
-                  <w:lastRenderedPageBreak/>
                   <w:t>AERO 151: Advanced Drone Regulations and Safety Management</w:t>
                 </w:r>
               </w:p>
@@ -13295,12 +12568,6 @@
                 <w:tcW w:w="0" w:type="auto"/>
                 <w:vAlign w:val="center"/>
                 <w:hideMark/>
-                <w:tcPrChange w:id="138" w:author="Codex" w:date="2026-10-27T02:34:00Z">
-                  <w:tcPr>
-                    <w:tcW w:w="0" w:type="auto"/>
-                    <w:hideMark/>
-                  </w:tcPr>
-                </w:tcPrChange>
               </w:tcPr>
               <w:p>
                 <w:pPr>
@@ -13325,12 +12592,6 @@
                 <w:tcW w:w="0" w:type="auto"/>
                 <w:vAlign w:val="center"/>
                 <w:hideMark/>
-                <w:tcPrChange w:id="139" w:author="Codex" w:date="2026-10-27T02:34:00Z">
-                  <w:tcPr>
-                    <w:tcW w:w="0" w:type="auto"/>
-                    <w:hideMark/>
-                  </w:tcPr>
-                </w:tcPrChange>
               </w:tcPr>
               <w:p>
                 <w:pPr>
@@ -13355,12 +12616,6 @@
                 <w:tcW w:w="0" w:type="auto"/>
                 <w:vAlign w:val="center"/>
                 <w:hideMark/>
-                <w:tcPrChange w:id="140" w:author="Codex" w:date="2026-10-27T02:34:00Z">
-                  <w:tcPr>
-                    <w:tcW w:w="0" w:type="auto"/>
-                    <w:hideMark/>
-                  </w:tcPr>
-                </w:tcPrChange>
               </w:tcPr>
               <w:p>
                 <w:pPr>
@@ -13370,26 +12625,14 @@
                     <w:szCs w:val="24"/>
                   </w:rPr>
                 </w:pPr>
-                <w:del w:id="141" w:author="Codex" w:date="2026-10-27T04:32:00Z">
-                  <w:r>
-                    <w:rPr>
-                      <w:rFonts w:ascii="Arial" w:hAnsi="Arial" w:cs="Arial"/>
-                      <w:sz w:val="24"/>
-                      <w:szCs w:val="24"/>
-                    </w:rPr>
-                    <w:delText>36</w:delText>
-                  </w:r>
-                </w:del>
-                <w:ins w:id="142" w:author="Codex" w:date="2026-10-27T04:32:00Z">
-                  <w:r>
-                    <w:rPr>
-                      <w:rFonts w:ascii="Arial" w:hAnsi="Arial" w:cs="Arial"/>
-                      <w:sz w:val="24"/>
-                      <w:szCs w:val="24"/>
-                    </w:rPr>
-                    <w:t>72</w:t>
-                  </w:r>
-                </w:ins>
+                <w:r>
+                  <w:rPr>
+                    <w:rFonts w:ascii="Arial" w:hAnsi="Arial" w:cs="Arial"/>
+                    <w:sz w:val="24"/>
+                    <w:szCs w:val="24"/>
+                  </w:rPr>
+                  <w:t>72</w:t>
+                </w:r>
               </w:p>
             </w:tc>
             <w:tc>
@@ -13397,12 +12640,6 @@
                 <w:tcW w:w="0" w:type="auto"/>
                 <w:vAlign w:val="center"/>
                 <w:hideMark/>
-                <w:tcPrChange w:id="143" w:author="Codex" w:date="2026-10-27T02:34:00Z">
-                  <w:tcPr>
-                    <w:tcW w:w="0" w:type="auto"/>
-                    <w:hideMark/>
-                  </w:tcPr>
-                </w:tcPrChange>
               </w:tcPr>
               <w:p>
                 <w:pPr>
@@ -13412,26 +12649,14 @@
                     <w:szCs w:val="24"/>
                   </w:rPr>
                 </w:pPr>
-                <w:del w:id="144" w:author="Codex" w:date="2026-10-27T04:32:00Z">
-                  <w:r>
-                    <w:rPr>
-                      <w:rFonts w:ascii="Arial" w:hAnsi="Arial" w:cs="Arial"/>
-                      <w:sz w:val="24"/>
-                      <w:szCs w:val="24"/>
-                    </w:rPr>
-                    <w:delText>720</w:delText>
-                  </w:r>
-                </w:del>
-                <w:ins w:id="145" w:author="Codex" w:date="2026-10-27T04:32:00Z">
-                  <w:r>
-                    <w:rPr>
-                      <w:rFonts w:ascii="Arial" w:hAnsi="Arial" w:cs="Arial"/>
-                      <w:sz w:val="24"/>
-                      <w:szCs w:val="24"/>
-                    </w:rPr>
-                    <w:t>1,440</w:t>
-                  </w:r>
-                </w:ins>
+                <w:r>
+                  <w:rPr>
+                    <w:rFonts w:ascii="Arial" w:hAnsi="Arial" w:cs="Arial"/>
+                    <w:sz w:val="24"/>
+                    <w:szCs w:val="24"/>
+                  </w:rPr>
+                  <w:t>1,440</w:t>
+                </w:r>
               </w:p>
             </w:tc>
             <w:tc>
@@ -13439,12 +12664,6 @@
                 <w:tcW w:w="0" w:type="auto"/>
                 <w:vAlign w:val="center"/>
                 <w:hideMark/>
-                <w:tcPrChange w:id="146" w:author="Codex" w:date="2026-10-27T02:34:00Z">
-                  <w:tcPr>
-                    <w:tcW w:w="0" w:type="auto"/>
-                    <w:hideMark/>
-                  </w:tcPr>
-                </w:tcPrChange>
               </w:tcPr>
               <w:p>
                 <w:pPr>
@@ -13454,26 +12673,14 @@
                     <w:szCs w:val="24"/>
                   </w:rPr>
                 </w:pPr>
-                <w:del w:id="147" w:author="Codex" w:date="2026-10-27T04:32:00Z">
-                  <w:r>
-                    <w:rPr>
-                      <w:rFonts w:ascii="Arial" w:hAnsi="Arial" w:cs="Arial"/>
-                      <w:sz w:val="24"/>
-                      <w:szCs w:val="24"/>
-                    </w:rPr>
-                    <w:delText>1.37</w:delText>
-                  </w:r>
-                </w:del>
-                <w:ins w:id="148" w:author="Codex" w:date="2026-10-27T04:32:00Z">
-                  <w:r>
-                    <w:rPr>
-                      <w:rFonts w:ascii="Arial" w:hAnsi="Arial" w:cs="Arial"/>
-                      <w:sz w:val="24"/>
-                      <w:szCs w:val="24"/>
-                    </w:rPr>
-                    <w:t>2.74</w:t>
-                  </w:r>
-                </w:ins>
+                <w:r>
+                  <w:rPr>
+                    <w:rFonts w:ascii="Arial" w:hAnsi="Arial" w:cs="Arial"/>
+                    <w:sz w:val="24"/>
+                    <w:szCs w:val="24"/>
+                  </w:rPr>
+                  <w:t>2.74</w:t>
+                </w:r>
               </w:p>
             </w:tc>
           </w:tr>
@@ -13481,24 +12688,12 @@
             <w:trPr>
               <w:cantSplit/>
               <w:tblCellSpacing w:w="15" w:type="dxa"/>
-              <w:trPrChange w:id="149" w:author="Codex" w:date="2026-10-27T02:34:00Z">
-                <w:trPr>
-                  <w:gridAfter w:val="6"/>
-                  <w:tblCellSpacing w:w="15" w:type="dxa"/>
-                </w:trPr>
-              </w:trPrChange>
             </w:trPr>
             <w:tc>
               <w:tcPr>
                 <w:tcW w:w="0" w:type="auto"/>
                 <w:vAlign w:val="center"/>
                 <w:hideMark/>
-                <w:tcPrChange w:id="150" w:author="Codex" w:date="2026-10-27T02:34:00Z">
-                  <w:tcPr>
-                    <w:tcW w:w="0" w:type="auto"/>
-                    <w:hideMark/>
-                  </w:tcPr>
-                </w:tcPrChange>
               </w:tcPr>
               <w:p>
                 <w:pPr>
@@ -13514,6 +12709,7 @@
                     <w:sz w:val="24"/>
                     <w:szCs w:val="24"/>
                   </w:rPr>
+                  <w:lastRenderedPageBreak/>
                   <w:t>AERO 161: Drone Applications in Geospatial Technology</w:t>
                 </w:r>
               </w:p>
@@ -13523,12 +12719,6 @@
                 <w:tcW w:w="0" w:type="auto"/>
                 <w:vAlign w:val="center"/>
                 <w:hideMark/>
-                <w:tcPrChange w:id="151" w:author="Codex" w:date="2026-10-27T02:34:00Z">
-                  <w:tcPr>
-                    <w:tcW w:w="0" w:type="auto"/>
-                    <w:hideMark/>
-                  </w:tcPr>
-                </w:tcPrChange>
               </w:tcPr>
               <w:p>
                 <w:pPr>
@@ -13553,12 +12743,6 @@
                 <w:tcW w:w="0" w:type="auto"/>
                 <w:vAlign w:val="center"/>
                 <w:hideMark/>
-                <w:tcPrChange w:id="152" w:author="Codex" w:date="2026-10-27T02:34:00Z">
-                  <w:tcPr>
-                    <w:tcW w:w="0" w:type="auto"/>
-                    <w:hideMark/>
-                  </w:tcPr>
-                </w:tcPrChange>
               </w:tcPr>
               <w:p>
                 <w:pPr>
@@ -13583,12 +12767,6 @@
                 <w:tcW w:w="0" w:type="auto"/>
                 <w:vAlign w:val="center"/>
                 <w:hideMark/>
-                <w:tcPrChange w:id="153" w:author="Codex" w:date="2026-10-27T02:34:00Z">
-                  <w:tcPr>
-                    <w:tcW w:w="0" w:type="auto"/>
-                    <w:hideMark/>
-                  </w:tcPr>
-                </w:tcPrChange>
               </w:tcPr>
               <w:p>
                 <w:pPr>
@@ -13613,12 +12791,6 @@
                 <w:tcW w:w="0" w:type="auto"/>
                 <w:vAlign w:val="center"/>
                 <w:hideMark/>
-                <w:tcPrChange w:id="154" w:author="Codex" w:date="2026-10-27T02:34:00Z">
-                  <w:tcPr>
-                    <w:tcW w:w="0" w:type="auto"/>
-                    <w:hideMark/>
-                  </w:tcPr>
-                </w:tcPrChange>
               </w:tcPr>
               <w:p>
                 <w:pPr>
@@ -13643,12 +12815,6 @@
                 <w:tcW w:w="0" w:type="auto"/>
                 <w:vAlign w:val="center"/>
                 <w:hideMark/>
-                <w:tcPrChange w:id="155" w:author="Codex" w:date="2026-10-27T02:34:00Z">
-                  <w:tcPr>
-                    <w:tcW w:w="0" w:type="auto"/>
-                    <w:hideMark/>
-                  </w:tcPr>
-                </w:tcPrChange>
               </w:tcPr>
               <w:p>
                 <w:pPr>
@@ -13673,24 +12839,12 @@
             <w:trPr>
               <w:cantSplit/>
               <w:tblCellSpacing w:w="15" w:type="dxa"/>
-              <w:trPrChange w:id="156" w:author="Codex" w:date="2026-10-27T02:34:00Z">
-                <w:trPr>
-                  <w:gridAfter w:val="6"/>
-                  <w:tblCellSpacing w:w="15" w:type="dxa"/>
-                </w:trPr>
-              </w:trPrChange>
             </w:trPr>
             <w:tc>
               <w:tcPr>
                 <w:tcW w:w="0" w:type="auto"/>
                 <w:vAlign w:val="center"/>
                 <w:hideMark/>
-                <w:tcPrChange w:id="157" w:author="Codex" w:date="2026-10-27T02:34:00Z">
-                  <w:tcPr>
-                    <w:tcW w:w="0" w:type="auto"/>
-                    <w:hideMark/>
-                  </w:tcPr>
-                </w:tcPrChange>
               </w:tcPr>
               <w:p>
                 <w:pPr>
@@ -13715,12 +12869,6 @@
                 <w:tcW w:w="0" w:type="auto"/>
                 <w:vAlign w:val="center"/>
                 <w:hideMark/>
-                <w:tcPrChange w:id="158" w:author="Codex" w:date="2026-10-27T02:34:00Z">
-                  <w:tcPr>
-                    <w:tcW w:w="0" w:type="auto"/>
-                    <w:hideMark/>
-                  </w:tcPr>
-                </w:tcPrChange>
               </w:tcPr>
               <w:p>
                 <w:pPr>
@@ -13745,12 +12893,6 @@
                 <w:tcW w:w="0" w:type="auto"/>
                 <w:vAlign w:val="center"/>
                 <w:hideMark/>
-                <w:tcPrChange w:id="159" w:author="Codex" w:date="2026-10-27T02:34:00Z">
-                  <w:tcPr>
-                    <w:tcW w:w="0" w:type="auto"/>
-                    <w:hideMark/>
-                  </w:tcPr>
-                </w:tcPrChange>
               </w:tcPr>
               <w:p>
                 <w:pPr>
@@ -13775,12 +12917,6 @@
                 <w:tcW w:w="0" w:type="auto"/>
                 <w:vAlign w:val="center"/>
                 <w:hideMark/>
-                <w:tcPrChange w:id="160" w:author="Codex" w:date="2026-10-27T02:34:00Z">
-                  <w:tcPr>
-                    <w:tcW w:w="0" w:type="auto"/>
-                    <w:hideMark/>
-                  </w:tcPr>
-                </w:tcPrChange>
               </w:tcPr>
               <w:p>
                 <w:pPr>
@@ -13805,12 +12941,6 @@
                 <w:tcW w:w="0" w:type="auto"/>
                 <w:vAlign w:val="center"/>
                 <w:hideMark/>
-                <w:tcPrChange w:id="161" w:author="Codex" w:date="2026-10-27T02:34:00Z">
-                  <w:tcPr>
-                    <w:tcW w:w="0" w:type="auto"/>
-                    <w:hideMark/>
-                  </w:tcPr>
-                </w:tcPrChange>
               </w:tcPr>
               <w:p>
                 <w:pPr>
@@ -13835,12 +12965,6 @@
                 <w:tcW w:w="0" w:type="auto"/>
                 <w:vAlign w:val="center"/>
                 <w:hideMark/>
-                <w:tcPrChange w:id="162" w:author="Codex" w:date="2026-10-27T02:34:00Z">
-                  <w:tcPr>
-                    <w:tcW w:w="0" w:type="auto"/>
-                    <w:hideMark/>
-                  </w:tcPr>
-                </w:tcPrChange>
               </w:tcPr>
               <w:p>
                 <w:pPr>
@@ -13865,24 +12989,12 @@
             <w:trPr>
               <w:cantSplit/>
               <w:tblCellSpacing w:w="15" w:type="dxa"/>
-              <w:trPrChange w:id="163" w:author="Codex" w:date="2026-10-27T02:34:00Z">
-                <w:trPr>
-                  <w:gridAfter w:val="6"/>
-                  <w:tblCellSpacing w:w="15" w:type="dxa"/>
-                </w:trPr>
-              </w:trPrChange>
             </w:trPr>
             <w:tc>
               <w:tcPr>
                 <w:tcW w:w="0" w:type="auto"/>
                 <w:vAlign w:val="center"/>
                 <w:hideMark/>
-                <w:tcPrChange w:id="164" w:author="Codex" w:date="2026-10-27T02:34:00Z">
-                  <w:tcPr>
-                    <w:tcW w:w="0" w:type="auto"/>
-                    <w:hideMark/>
-                  </w:tcPr>
-                </w:tcPrChange>
               </w:tcPr>
               <w:p>
                 <w:pPr>
@@ -13911,12 +13023,6 @@
                 <w:tcW w:w="0" w:type="auto"/>
                 <w:vAlign w:val="center"/>
                 <w:hideMark/>
-                <w:tcPrChange w:id="165" w:author="Codex" w:date="2026-10-27T02:34:00Z">
-                  <w:tcPr>
-                    <w:tcW w:w="0" w:type="auto"/>
-                    <w:hideMark/>
-                  </w:tcPr>
-                </w:tcPrChange>
               </w:tcPr>
               <w:p>
                 <w:pPr>
@@ -13945,12 +13051,6 @@
                 <w:tcW w:w="0" w:type="auto"/>
                 <w:vAlign w:val="center"/>
                 <w:hideMark/>
-                <w:tcPrChange w:id="166" w:author="Codex" w:date="2026-10-27T02:34:00Z">
-                  <w:tcPr>
-                    <w:tcW w:w="0" w:type="auto"/>
-                    <w:hideMark/>
-                  </w:tcPr>
-                </w:tcPrChange>
               </w:tcPr>
               <w:p>
                 <w:pPr>
@@ -13969,12 +13069,6 @@
                 <w:tcW w:w="0" w:type="auto"/>
                 <w:vAlign w:val="center"/>
                 <w:hideMark/>
-                <w:tcPrChange w:id="167" w:author="Codex" w:date="2026-10-27T02:34:00Z">
-                  <w:tcPr>
-                    <w:tcW w:w="0" w:type="auto"/>
-                    <w:hideMark/>
-                  </w:tcPr>
-                </w:tcPrChange>
               </w:tcPr>
               <w:p>
                 <w:pPr>
@@ -13993,12 +13087,6 @@
                 <w:tcW w:w="0" w:type="auto"/>
                 <w:vAlign w:val="center"/>
                 <w:hideMark/>
-                <w:tcPrChange w:id="168" w:author="Codex" w:date="2026-10-27T02:34:00Z">
-                  <w:tcPr>
-                    <w:tcW w:w="0" w:type="auto"/>
-                    <w:hideMark/>
-                  </w:tcPr>
-                </w:tcPrChange>
               </w:tcPr>
               <w:p>
                 <w:pPr>
@@ -14010,30 +13098,16 @@
                     <w:szCs w:val="24"/>
                   </w:rPr>
                 </w:pPr>
-                <w:del w:id="169" w:author="Codex" w:date="2026-10-27T04:32:00Z">
-                  <w:r>
-                    <w:rPr>
-                      <w:rFonts w:ascii="Arial" w:hAnsi="Arial" w:cs="Arial"/>
-                      <w:b/>
-                      <w:bCs/>
-                      <w:sz w:val="24"/>
-                      <w:szCs w:val="24"/>
-                    </w:rPr>
-                    <w:delText>8,820</w:delText>
-                  </w:r>
-                </w:del>
-                <w:ins w:id="170" w:author="Codex" w:date="2026-10-27T04:32:00Z">
-                  <w:r>
-                    <w:rPr>
-                      <w:rFonts w:ascii="Arial" w:hAnsi="Arial" w:cs="Arial"/>
-                      <w:b/>
-                      <w:bCs/>
-                      <w:sz w:val="24"/>
-                      <w:szCs w:val="24"/>
-                    </w:rPr>
-                    <w:t>9,540</w:t>
-                  </w:r>
-                </w:ins>
+                <w:r>
+                  <w:rPr>
+                    <w:rFonts w:ascii="Arial" w:hAnsi="Arial" w:cs="Arial"/>
+                    <w:b/>
+                    <w:bCs/>
+                    <w:sz w:val="24"/>
+                    <w:szCs w:val="24"/>
+                  </w:rPr>
+                  <w:t>9,540</w:t>
+                </w:r>
               </w:p>
             </w:tc>
             <w:tc>
@@ -14041,12 +13115,6 @@
                 <w:tcW w:w="0" w:type="auto"/>
                 <w:vAlign w:val="center"/>
                 <w:hideMark/>
-                <w:tcPrChange w:id="171" w:author="Codex" w:date="2026-10-27T02:34:00Z">
-                  <w:tcPr>
-                    <w:tcW w:w="0" w:type="auto"/>
-                    <w:hideMark/>
-                  </w:tcPr>
-                </w:tcPrChange>
               </w:tcPr>
               <w:p>
                 <w:pPr>
@@ -14058,30 +13126,16 @@
                     <w:szCs w:val="24"/>
                   </w:rPr>
                 </w:pPr>
-                <w:del w:id="172" w:author="Codex" w:date="2026-10-27T04:32:00Z">
-                  <w:r>
-                    <w:rPr>
-                      <w:rFonts w:ascii="Arial" w:hAnsi="Arial" w:cs="Arial"/>
-                      <w:b/>
-                      <w:bCs/>
-                      <w:sz w:val="24"/>
-                      <w:szCs w:val="24"/>
-                    </w:rPr>
-                    <w:delText>16.80</w:delText>
-                  </w:r>
-                </w:del>
-                <w:ins w:id="173" w:author="Codex" w:date="2026-10-27T04:32:00Z">
-                  <w:r>
-                    <w:rPr>
-                      <w:rFonts w:ascii="Arial" w:hAnsi="Arial" w:cs="Arial"/>
-                      <w:b/>
-                      <w:bCs/>
-                      <w:sz w:val="24"/>
-                      <w:szCs w:val="24"/>
-                    </w:rPr>
-                    <w:t>18.17</w:t>
-                  </w:r>
-                </w:ins>
+                <w:r>
+                  <w:rPr>
+                    <w:rFonts w:ascii="Arial" w:hAnsi="Arial" w:cs="Arial"/>
+                    <w:b/>
+                    <w:bCs/>
+                    <w:sz w:val="24"/>
+                    <w:szCs w:val="24"/>
+                  </w:rPr>
+                  <w:t>18.17</w:t>
+                </w:r>
               </w:p>
             </w:tc>
           </w:tr>
@@ -14115,9 +13169,6 @@
               <w:sz w:val="24"/>
               <w:szCs w:val="24"/>
             </w:rPr>
-            <w:pPrChange w:id="174" w:author="Codex" w:date="2026-10-27T02:34:00Z">
-              <w:pPr/>
-            </w:pPrChange>
           </w:pPr>
           <w:r>
             <w:rPr>
@@ -14141,56 +13192,20 @@
               <w:right w:w="15" w:type="dxa"/>
             </w:tblCellMar>
             <w:tblLook w:val="04A0" w:firstRow="1" w:lastRow="0" w:firstColumn="1" w:lastColumn="0" w:noHBand="0" w:noVBand="1"/>
-            <w:tblPrChange w:id="175" w:author="Codex" w:date="2026-10-27T02:34:00Z">
-              <w:tblPr>
-                <w:tblW w:w="0" w:type="auto"/>
-                <w:tblCellSpacing w:w="15" w:type="dxa"/>
-                <w:tblCellMar>
-                  <w:top w:w="15" w:type="dxa"/>
-                  <w:left w:w="15" w:type="dxa"/>
-                  <w:bottom w:w="15" w:type="dxa"/>
-                  <w:right w:w="15" w:type="dxa"/>
-                </w:tblCellMar>
-                <w:tblLook w:val="04A0" w:firstRow="1" w:lastRow="0" w:firstColumn="1" w:lastColumn="0" w:noHBand="0" w:noVBand="1"/>
-              </w:tblPr>
-            </w:tblPrChange>
           </w:tblPr>
           <w:tblGrid>
-            <w:gridCol w:w="2944"/>
+            <w:gridCol w:w="3241"/>
             <w:gridCol w:w="981"/>
-            <w:gridCol w:w="1538"/>
-            <w:gridCol w:w="1408"/>
-            <w:gridCol w:w="1701"/>
-            <w:gridCol w:w="1418"/>
-            <w:tblGridChange w:id="176">
-              <w:tblGrid>
-                <w:gridCol w:w="360"/>
-                <w:gridCol w:w="360"/>
-                <w:gridCol w:w="360"/>
-                <w:gridCol w:w="360"/>
-                <w:gridCol w:w="360"/>
-                <w:gridCol w:w="360"/>
-                <w:gridCol w:w="784"/>
-                <w:gridCol w:w="981"/>
-                <w:gridCol w:w="1538"/>
-                <w:gridCol w:w="1408"/>
-                <w:gridCol w:w="1701"/>
-                <w:gridCol w:w="1418"/>
-              </w:tblGrid>
-            </w:tblGridChange>
+            <w:gridCol w:w="1606"/>
+            <w:gridCol w:w="1514"/>
+            <w:gridCol w:w="1294"/>
+            <w:gridCol w:w="1354"/>
           </w:tblGrid>
           <w:tr>
             <w:trPr>
               <w:cantSplit/>
               <w:tblHeader/>
               <w:tblCellSpacing w:w="15" w:type="dxa"/>
-              <w:trPrChange w:id="177" w:author="Codex" w:date="2026-10-27T02:34:00Z">
-                <w:trPr>
-                  <w:gridAfter w:val="6"/>
-                  <w:tblHeader/>
-                  <w:tblCellSpacing w:w="15" w:type="dxa"/>
-                </w:trPr>
-              </w:trPrChange>
             </w:trPr>
             <w:tc>
               <w:tcPr>
@@ -14200,12 +13215,6 @@
                 </w:tcBorders>
                 <w:vAlign w:val="center"/>
                 <w:hideMark/>
-                <w:tcPrChange w:id="178" w:author="Codex" w:date="2026-10-27T02:34:00Z">
-                  <w:tcPr>
-                    <w:tcW w:w="0" w:type="auto"/>
-                    <w:hideMark/>
-                  </w:tcPr>
-                </w:tcPrChange>
               </w:tcPr>
               <w:p>
                 <w:pPr>
@@ -14233,12 +13242,6 @@
                 </w:tcBorders>
                 <w:vAlign w:val="center"/>
                 <w:hideMark/>
-                <w:tcPrChange w:id="179" w:author="Codex" w:date="2026-10-27T02:34:00Z">
-                  <w:tcPr>
-                    <w:tcW w:w="0" w:type="auto"/>
-                    <w:hideMark/>
-                  </w:tcPr>
-                </w:tcPrChange>
               </w:tcPr>
               <w:p>
                 <w:pPr>
@@ -14266,12 +13269,6 @@
                 </w:tcBorders>
                 <w:vAlign w:val="center"/>
                 <w:hideMark/>
-                <w:tcPrChange w:id="180" w:author="Codex" w:date="2026-10-27T02:34:00Z">
-                  <w:tcPr>
-                    <w:tcW w:w="0" w:type="auto"/>
-                    <w:hideMark/>
-                  </w:tcPr>
-                </w:tcPrChange>
               </w:tcPr>
               <w:p>
                 <w:pPr>
@@ -14299,12 +13296,6 @@
                 </w:tcBorders>
                 <w:vAlign w:val="center"/>
                 <w:hideMark/>
-                <w:tcPrChange w:id="181" w:author="Codex" w:date="2026-10-27T02:34:00Z">
-                  <w:tcPr>
-                    <w:tcW w:w="0" w:type="auto"/>
-                    <w:hideMark/>
-                  </w:tcPr>
-                </w:tcPrChange>
               </w:tcPr>
               <w:p>
                 <w:pPr>
@@ -14332,12 +13323,6 @@
                 </w:tcBorders>
                 <w:vAlign w:val="center"/>
                 <w:hideMark/>
-                <w:tcPrChange w:id="182" w:author="Codex" w:date="2026-10-27T02:34:00Z">
-                  <w:tcPr>
-                    <w:tcW w:w="0" w:type="auto"/>
-                    <w:hideMark/>
-                  </w:tcPr>
-                </w:tcPrChange>
               </w:tcPr>
               <w:p>
                 <w:pPr>
@@ -14365,12 +13350,6 @@
                 </w:tcBorders>
                 <w:vAlign w:val="center"/>
                 <w:hideMark/>
-                <w:tcPrChange w:id="183" w:author="Codex" w:date="2026-10-27T02:34:00Z">
-                  <w:tcPr>
-                    <w:tcW w:w="0" w:type="auto"/>
-                    <w:hideMark/>
-                  </w:tcPr>
-                </w:tcPrChange>
               </w:tcPr>
               <w:p>
                 <w:pPr>
@@ -14395,24 +13374,12 @@
             <w:trPr>
               <w:cantSplit/>
               <w:tblCellSpacing w:w="15" w:type="dxa"/>
-              <w:trPrChange w:id="184" w:author="Codex" w:date="2026-10-27T02:34:00Z">
-                <w:trPr>
-                  <w:gridAfter w:val="6"/>
-                  <w:tblCellSpacing w:w="15" w:type="dxa"/>
-                </w:trPr>
-              </w:trPrChange>
             </w:trPr>
             <w:tc>
               <w:tcPr>
                 <w:tcW w:w="0" w:type="auto"/>
                 <w:vAlign w:val="center"/>
                 <w:hideMark/>
-                <w:tcPrChange w:id="185" w:author="Codex" w:date="2026-10-27T02:34:00Z">
-                  <w:tcPr>
-                    <w:tcW w:w="0" w:type="auto"/>
-                    <w:hideMark/>
-                  </w:tcPr>
-                </w:tcPrChange>
               </w:tcPr>
               <w:p>
                 <w:pPr>
@@ -14437,12 +13404,6 @@
                 <w:tcW w:w="0" w:type="auto"/>
                 <w:vAlign w:val="center"/>
                 <w:hideMark/>
-                <w:tcPrChange w:id="186" w:author="Codex" w:date="2026-10-27T02:34:00Z">
-                  <w:tcPr>
-                    <w:tcW w:w="0" w:type="auto"/>
-                    <w:hideMark/>
-                  </w:tcPr>
-                </w:tcPrChange>
               </w:tcPr>
               <w:p>
                 <w:pPr>
@@ -14467,12 +13428,6 @@
                 <w:tcW w:w="0" w:type="auto"/>
                 <w:vAlign w:val="center"/>
                 <w:hideMark/>
-                <w:tcPrChange w:id="187" w:author="Codex" w:date="2026-10-27T02:34:00Z">
-                  <w:tcPr>
-                    <w:tcW w:w="0" w:type="auto"/>
-                    <w:hideMark/>
-                  </w:tcPr>
-                </w:tcPrChange>
               </w:tcPr>
               <w:p>
                 <w:pPr>
@@ -14497,12 +13452,6 @@
                 <w:tcW w:w="0" w:type="auto"/>
                 <w:vAlign w:val="center"/>
                 <w:hideMark/>
-                <w:tcPrChange w:id="188" w:author="Codex" w:date="2026-10-27T02:34:00Z">
-                  <w:tcPr>
-                    <w:tcW w:w="0" w:type="auto"/>
-                    <w:hideMark/>
-                  </w:tcPr>
-                </w:tcPrChange>
               </w:tcPr>
               <w:p>
                 <w:pPr>
@@ -14527,12 +13476,6 @@
                 <w:tcW w:w="0" w:type="auto"/>
                 <w:vAlign w:val="center"/>
                 <w:hideMark/>
-                <w:tcPrChange w:id="189" w:author="Codex" w:date="2026-10-27T02:34:00Z">
-                  <w:tcPr>
-                    <w:tcW w:w="0" w:type="auto"/>
-                    <w:hideMark/>
-                  </w:tcPr>
-                </w:tcPrChange>
               </w:tcPr>
               <w:p>
                 <w:pPr>
@@ -14557,12 +13500,6 @@
                 <w:tcW w:w="0" w:type="auto"/>
                 <w:vAlign w:val="center"/>
                 <w:hideMark/>
-                <w:tcPrChange w:id="190" w:author="Codex" w:date="2026-10-27T02:34:00Z">
-                  <w:tcPr>
-                    <w:tcW w:w="0" w:type="auto"/>
-                    <w:hideMark/>
-                  </w:tcPr>
-                </w:tcPrChange>
               </w:tcPr>
               <w:p>
                 <w:pPr>
@@ -14587,24 +13524,12 @@
             <w:trPr>
               <w:cantSplit/>
               <w:tblCellSpacing w:w="15" w:type="dxa"/>
-              <w:trPrChange w:id="191" w:author="Codex" w:date="2026-10-27T02:34:00Z">
-                <w:trPr>
-                  <w:gridAfter w:val="6"/>
-                  <w:tblCellSpacing w:w="15" w:type="dxa"/>
-                </w:trPr>
-              </w:trPrChange>
             </w:trPr>
             <w:tc>
               <w:tcPr>
                 <w:tcW w:w="0" w:type="auto"/>
                 <w:vAlign w:val="center"/>
                 <w:hideMark/>
-                <w:tcPrChange w:id="192" w:author="Codex" w:date="2026-10-27T02:34:00Z">
-                  <w:tcPr>
-                    <w:tcW w:w="0" w:type="auto"/>
-                    <w:hideMark/>
-                  </w:tcPr>
-                </w:tcPrChange>
               </w:tcPr>
               <w:p>
                 <w:pPr>
@@ -14629,12 +13554,6 @@
                 <w:tcW w:w="0" w:type="auto"/>
                 <w:vAlign w:val="center"/>
                 <w:hideMark/>
-                <w:tcPrChange w:id="193" w:author="Codex" w:date="2026-10-27T02:34:00Z">
-                  <w:tcPr>
-                    <w:tcW w:w="0" w:type="auto"/>
-                    <w:hideMark/>
-                  </w:tcPr>
-                </w:tcPrChange>
               </w:tcPr>
               <w:p>
                 <w:pPr>
@@ -14659,12 +13578,6 @@
                 <w:tcW w:w="0" w:type="auto"/>
                 <w:vAlign w:val="center"/>
                 <w:hideMark/>
-                <w:tcPrChange w:id="194" w:author="Codex" w:date="2026-10-27T02:34:00Z">
-                  <w:tcPr>
-                    <w:tcW w:w="0" w:type="auto"/>
-                    <w:hideMark/>
-                  </w:tcPr>
-                </w:tcPrChange>
               </w:tcPr>
               <w:p>
                 <w:pPr>
@@ -14689,12 +13602,6 @@
                 <w:tcW w:w="0" w:type="auto"/>
                 <w:vAlign w:val="center"/>
                 <w:hideMark/>
-                <w:tcPrChange w:id="195" w:author="Codex" w:date="2026-10-27T02:34:00Z">
-                  <w:tcPr>
-                    <w:tcW w:w="0" w:type="auto"/>
-                    <w:hideMark/>
-                  </w:tcPr>
-                </w:tcPrChange>
               </w:tcPr>
               <w:p>
                 <w:pPr>
@@ -14704,26 +13611,14 @@
                     <w:szCs w:val="24"/>
                   </w:rPr>
                 </w:pPr>
-                <w:del w:id="196" w:author="Codex" w:date="2026-10-27T04:32:00Z">
-                  <w:r>
-                    <w:rPr>
-                      <w:rFonts w:ascii="Arial" w:hAnsi="Arial" w:cs="Arial"/>
-                      <w:sz w:val="24"/>
-                      <w:szCs w:val="24"/>
-                    </w:rPr>
-                    <w:delText>36</w:delText>
-                  </w:r>
-                </w:del>
-                <w:ins w:id="197" w:author="Codex" w:date="2026-10-27T04:32:00Z">
-                  <w:r>
-                    <w:rPr>
-                      <w:rFonts w:ascii="Arial" w:hAnsi="Arial" w:cs="Arial"/>
-                      <w:sz w:val="24"/>
-                      <w:szCs w:val="24"/>
-                    </w:rPr>
-                    <w:t>72</w:t>
-                  </w:r>
-                </w:ins>
+                <w:r>
+                  <w:rPr>
+                    <w:rFonts w:ascii="Arial" w:hAnsi="Arial" w:cs="Arial"/>
+                    <w:sz w:val="24"/>
+                    <w:szCs w:val="24"/>
+                  </w:rPr>
+                  <w:t>72</w:t>
+                </w:r>
               </w:p>
             </w:tc>
             <w:tc>
@@ -14731,12 +13626,6 @@
                 <w:tcW w:w="0" w:type="auto"/>
                 <w:vAlign w:val="center"/>
                 <w:hideMark/>
-                <w:tcPrChange w:id="198" w:author="Codex" w:date="2026-10-27T02:34:00Z">
-                  <w:tcPr>
-                    <w:tcW w:w="0" w:type="auto"/>
-                    <w:hideMark/>
-                  </w:tcPr>
-                </w:tcPrChange>
               </w:tcPr>
               <w:p>
                 <w:pPr>
@@ -14746,26 +13635,14 @@
                     <w:szCs w:val="24"/>
                   </w:rPr>
                 </w:pPr>
-                <w:del w:id="199" w:author="Codex" w:date="2026-10-27T04:32:00Z">
-                  <w:r>
-                    <w:rPr>
-                      <w:rFonts w:ascii="Arial" w:hAnsi="Arial" w:cs="Arial"/>
-                      <w:sz w:val="24"/>
-                      <w:szCs w:val="24"/>
-                    </w:rPr>
-                    <w:delText>720</w:delText>
-                  </w:r>
-                </w:del>
-                <w:ins w:id="200" w:author="Codex" w:date="2026-10-27T04:32:00Z">
-                  <w:r>
-                    <w:rPr>
-                      <w:rFonts w:ascii="Arial" w:hAnsi="Arial" w:cs="Arial"/>
-                      <w:sz w:val="24"/>
-                      <w:szCs w:val="24"/>
-                    </w:rPr>
-                    <w:t>1,440</w:t>
-                  </w:r>
-                </w:ins>
+                <w:r>
+                  <w:rPr>
+                    <w:rFonts w:ascii="Arial" w:hAnsi="Arial" w:cs="Arial"/>
+                    <w:sz w:val="24"/>
+                    <w:szCs w:val="24"/>
+                  </w:rPr>
+                  <w:t>1,440</w:t>
+                </w:r>
               </w:p>
             </w:tc>
             <w:tc>
@@ -14773,12 +13650,6 @@
                 <w:tcW w:w="0" w:type="auto"/>
                 <w:vAlign w:val="center"/>
                 <w:hideMark/>
-                <w:tcPrChange w:id="201" w:author="Codex" w:date="2026-10-27T02:34:00Z">
-                  <w:tcPr>
-                    <w:tcW w:w="0" w:type="auto"/>
-                    <w:hideMark/>
-                  </w:tcPr>
-                </w:tcPrChange>
               </w:tcPr>
               <w:p>
                 <w:pPr>
@@ -14788,26 +13659,14 @@
                     <w:szCs w:val="24"/>
                   </w:rPr>
                 </w:pPr>
-                <w:del w:id="202" w:author="Codex" w:date="2026-10-27T04:32:00Z">
-                  <w:r>
-                    <w:rPr>
-                      <w:rFonts w:ascii="Arial" w:hAnsi="Arial" w:cs="Arial"/>
-                      <w:sz w:val="24"/>
-                      <w:szCs w:val="24"/>
-                    </w:rPr>
-                    <w:delText>1.37</w:delText>
-                  </w:r>
-                </w:del>
-                <w:ins w:id="203" w:author="Codex" w:date="2026-10-27T04:32:00Z">
-                  <w:r>
-                    <w:rPr>
-                      <w:rFonts w:ascii="Arial" w:hAnsi="Arial" w:cs="Arial"/>
-                      <w:sz w:val="24"/>
-                      <w:szCs w:val="24"/>
-                    </w:rPr>
-                    <w:t>2.74</w:t>
-                  </w:r>
-                </w:ins>
+                <w:r>
+                  <w:rPr>
+                    <w:rFonts w:ascii="Arial" w:hAnsi="Arial" w:cs="Arial"/>
+                    <w:sz w:val="24"/>
+                    <w:szCs w:val="24"/>
+                  </w:rPr>
+                  <w:t>2.74</w:t>
+                </w:r>
               </w:p>
             </w:tc>
           </w:tr>
@@ -14815,24 +13674,12 @@
             <w:trPr>
               <w:cantSplit/>
               <w:tblCellSpacing w:w="15" w:type="dxa"/>
-              <w:trPrChange w:id="204" w:author="Codex" w:date="2026-10-27T02:34:00Z">
-                <w:trPr>
-                  <w:gridAfter w:val="6"/>
-                  <w:tblCellSpacing w:w="15" w:type="dxa"/>
-                </w:trPr>
-              </w:trPrChange>
             </w:trPr>
             <w:tc>
               <w:tcPr>
                 <w:tcW w:w="0" w:type="auto"/>
                 <w:vAlign w:val="center"/>
                 <w:hideMark/>
-                <w:tcPrChange w:id="205" w:author="Codex" w:date="2026-10-27T02:34:00Z">
-                  <w:tcPr>
-                    <w:tcW w:w="0" w:type="auto"/>
-                    <w:hideMark/>
-                  </w:tcPr>
-                </w:tcPrChange>
               </w:tcPr>
               <w:p>
                 <w:pPr>
@@ -14857,12 +13704,6 @@
                 <w:tcW w:w="0" w:type="auto"/>
                 <w:vAlign w:val="center"/>
                 <w:hideMark/>
-                <w:tcPrChange w:id="206" w:author="Codex" w:date="2026-10-27T02:34:00Z">
-                  <w:tcPr>
-                    <w:tcW w:w="0" w:type="auto"/>
-                    <w:hideMark/>
-                  </w:tcPr>
-                </w:tcPrChange>
               </w:tcPr>
               <w:p>
                 <w:pPr>
@@ -14887,12 +13728,6 @@
                 <w:tcW w:w="0" w:type="auto"/>
                 <w:vAlign w:val="center"/>
                 <w:hideMark/>
-                <w:tcPrChange w:id="207" w:author="Codex" w:date="2026-10-27T02:34:00Z">
-                  <w:tcPr>
-                    <w:tcW w:w="0" w:type="auto"/>
-                    <w:hideMark/>
-                  </w:tcPr>
-                </w:tcPrChange>
               </w:tcPr>
               <w:p>
                 <w:pPr>
@@ -14917,12 +13752,6 @@
                 <w:tcW w:w="0" w:type="auto"/>
                 <w:vAlign w:val="center"/>
                 <w:hideMark/>
-                <w:tcPrChange w:id="208" w:author="Codex" w:date="2026-10-27T02:34:00Z">
-                  <w:tcPr>
-                    <w:tcW w:w="0" w:type="auto"/>
-                    <w:hideMark/>
-                  </w:tcPr>
-                </w:tcPrChange>
               </w:tcPr>
               <w:p>
                 <w:pPr>
@@ -14947,12 +13776,6 @@
                 <w:tcW w:w="0" w:type="auto"/>
                 <w:vAlign w:val="center"/>
                 <w:hideMark/>
-                <w:tcPrChange w:id="209" w:author="Codex" w:date="2026-10-27T02:34:00Z">
-                  <w:tcPr>
-                    <w:tcW w:w="0" w:type="auto"/>
-                    <w:hideMark/>
-                  </w:tcPr>
-                </w:tcPrChange>
               </w:tcPr>
               <w:p>
                 <w:pPr>
@@ -14977,12 +13800,6 @@
                 <w:tcW w:w="0" w:type="auto"/>
                 <w:vAlign w:val="center"/>
                 <w:hideMark/>
-                <w:tcPrChange w:id="210" w:author="Codex" w:date="2026-10-27T02:34:00Z">
-                  <w:tcPr>
-                    <w:tcW w:w="0" w:type="auto"/>
-                    <w:hideMark/>
-                  </w:tcPr>
-                </w:tcPrChange>
               </w:tcPr>
               <w:p>
                 <w:pPr>
@@ -15007,24 +13824,12 @@
             <w:trPr>
               <w:cantSplit/>
               <w:tblCellSpacing w:w="15" w:type="dxa"/>
-              <w:trPrChange w:id="211" w:author="Codex" w:date="2026-10-27T02:34:00Z">
-                <w:trPr>
-                  <w:gridAfter w:val="6"/>
-                  <w:tblCellSpacing w:w="15" w:type="dxa"/>
-                </w:trPr>
-              </w:trPrChange>
             </w:trPr>
             <w:tc>
               <w:tcPr>
                 <w:tcW w:w="0" w:type="auto"/>
                 <w:vAlign w:val="center"/>
                 <w:hideMark/>
-                <w:tcPrChange w:id="212" w:author="Codex" w:date="2026-10-27T02:34:00Z">
-                  <w:tcPr>
-                    <w:tcW w:w="0" w:type="auto"/>
-                    <w:hideMark/>
-                  </w:tcPr>
-                </w:tcPrChange>
               </w:tcPr>
               <w:p>
                 <w:pPr>
@@ -15049,12 +13854,6 @@
                 <w:tcW w:w="0" w:type="auto"/>
                 <w:vAlign w:val="center"/>
                 <w:hideMark/>
-                <w:tcPrChange w:id="213" w:author="Codex" w:date="2026-10-27T02:34:00Z">
-                  <w:tcPr>
-                    <w:tcW w:w="0" w:type="auto"/>
-                    <w:hideMark/>
-                  </w:tcPr>
-                </w:tcPrChange>
               </w:tcPr>
               <w:p>
                 <w:pPr>
@@ -15079,12 +13878,6 @@
                 <w:tcW w:w="0" w:type="auto"/>
                 <w:vAlign w:val="center"/>
                 <w:hideMark/>
-                <w:tcPrChange w:id="214" w:author="Codex" w:date="2026-10-27T02:34:00Z">
-                  <w:tcPr>
-                    <w:tcW w:w="0" w:type="auto"/>
-                    <w:hideMark/>
-                  </w:tcPr>
-                </w:tcPrChange>
               </w:tcPr>
               <w:p>
                 <w:pPr>
@@ -15109,12 +13902,6 @@
                 <w:tcW w:w="0" w:type="auto"/>
                 <w:vAlign w:val="center"/>
                 <w:hideMark/>
-                <w:tcPrChange w:id="215" w:author="Codex" w:date="2026-10-27T02:34:00Z">
-                  <w:tcPr>
-                    <w:tcW w:w="0" w:type="auto"/>
-                    <w:hideMark/>
-                  </w:tcPr>
-                </w:tcPrChange>
               </w:tcPr>
               <w:p>
                 <w:pPr>
@@ -15139,12 +13926,6 @@
                 <w:tcW w:w="0" w:type="auto"/>
                 <w:vAlign w:val="center"/>
                 <w:hideMark/>
-                <w:tcPrChange w:id="216" w:author="Codex" w:date="2026-10-27T02:34:00Z">
-                  <w:tcPr>
-                    <w:tcW w:w="0" w:type="auto"/>
-                    <w:hideMark/>
-                  </w:tcPr>
-                </w:tcPrChange>
               </w:tcPr>
               <w:p>
                 <w:pPr>
@@ -15169,12 +13950,6 @@
                 <w:tcW w:w="0" w:type="auto"/>
                 <w:vAlign w:val="center"/>
                 <w:hideMark/>
-                <w:tcPrChange w:id="217" w:author="Codex" w:date="2026-10-27T02:34:00Z">
-                  <w:tcPr>
-                    <w:tcW w:w="0" w:type="auto"/>
-                    <w:hideMark/>
-                  </w:tcPr>
-                </w:tcPrChange>
               </w:tcPr>
               <w:p>
                 <w:pPr>
@@ -15199,24 +13974,12 @@
             <w:trPr>
               <w:cantSplit/>
               <w:tblCellSpacing w:w="15" w:type="dxa"/>
-              <w:trPrChange w:id="218" w:author="Codex" w:date="2026-10-27T02:34:00Z">
-                <w:trPr>
-                  <w:gridAfter w:val="6"/>
-                  <w:tblCellSpacing w:w="15" w:type="dxa"/>
-                </w:trPr>
-              </w:trPrChange>
             </w:trPr>
             <w:tc>
               <w:tcPr>
                 <w:tcW w:w="0" w:type="auto"/>
                 <w:vAlign w:val="center"/>
                 <w:hideMark/>
-                <w:tcPrChange w:id="219" w:author="Codex" w:date="2026-10-27T02:34:00Z">
-                  <w:tcPr>
-                    <w:tcW w:w="0" w:type="auto"/>
-                    <w:hideMark/>
-                  </w:tcPr>
-                </w:tcPrChange>
               </w:tcPr>
               <w:p>
                 <w:pPr>
@@ -15241,12 +14004,6 @@
                 <w:tcW w:w="0" w:type="auto"/>
                 <w:vAlign w:val="center"/>
                 <w:hideMark/>
-                <w:tcPrChange w:id="220" w:author="Codex" w:date="2026-10-27T02:34:00Z">
-                  <w:tcPr>
-                    <w:tcW w:w="0" w:type="auto"/>
-                    <w:hideMark/>
-                  </w:tcPr>
-                </w:tcPrChange>
               </w:tcPr>
               <w:p>
                 <w:pPr>
@@ -15271,12 +14028,6 @@
                 <w:tcW w:w="0" w:type="auto"/>
                 <w:vAlign w:val="center"/>
                 <w:hideMark/>
-                <w:tcPrChange w:id="221" w:author="Codex" w:date="2026-10-27T02:34:00Z">
-                  <w:tcPr>
-                    <w:tcW w:w="0" w:type="auto"/>
-                    <w:hideMark/>
-                  </w:tcPr>
-                </w:tcPrChange>
               </w:tcPr>
               <w:p>
                 <w:pPr>
@@ -15301,12 +14052,6 @@
                 <w:tcW w:w="0" w:type="auto"/>
                 <w:vAlign w:val="center"/>
                 <w:hideMark/>
-                <w:tcPrChange w:id="222" w:author="Codex" w:date="2026-10-27T02:34:00Z">
-                  <w:tcPr>
-                    <w:tcW w:w="0" w:type="auto"/>
-                    <w:hideMark/>
-                  </w:tcPr>
-                </w:tcPrChange>
               </w:tcPr>
               <w:p>
                 <w:pPr>
@@ -15331,12 +14076,6 @@
                 <w:tcW w:w="0" w:type="auto"/>
                 <w:vAlign w:val="center"/>
                 <w:hideMark/>
-                <w:tcPrChange w:id="223" w:author="Codex" w:date="2026-10-27T02:34:00Z">
-                  <w:tcPr>
-                    <w:tcW w:w="0" w:type="auto"/>
-                    <w:hideMark/>
-                  </w:tcPr>
-                </w:tcPrChange>
               </w:tcPr>
               <w:p>
                 <w:pPr>
@@ -15361,12 +14100,6 @@
                 <w:tcW w:w="0" w:type="auto"/>
                 <w:vAlign w:val="center"/>
                 <w:hideMark/>
-                <w:tcPrChange w:id="224" w:author="Codex" w:date="2026-10-27T02:34:00Z">
-                  <w:tcPr>
-                    <w:tcW w:w="0" w:type="auto"/>
-                    <w:hideMark/>
-                  </w:tcPr>
-                </w:tcPrChange>
               </w:tcPr>
               <w:p>
                 <w:pPr>
@@ -15391,24 +14124,12 @@
             <w:trPr>
               <w:cantSplit/>
               <w:tblCellSpacing w:w="15" w:type="dxa"/>
-              <w:trPrChange w:id="225" w:author="Codex" w:date="2026-10-27T02:34:00Z">
-                <w:trPr>
-                  <w:gridAfter w:val="6"/>
-                  <w:tblCellSpacing w:w="15" w:type="dxa"/>
-                </w:trPr>
-              </w:trPrChange>
             </w:trPr>
             <w:tc>
               <w:tcPr>
                 <w:tcW w:w="0" w:type="auto"/>
                 <w:vAlign w:val="center"/>
                 <w:hideMark/>
-                <w:tcPrChange w:id="226" w:author="Codex" w:date="2026-10-27T02:34:00Z">
-                  <w:tcPr>
-                    <w:tcW w:w="0" w:type="auto"/>
-                    <w:hideMark/>
-                  </w:tcPr>
-                </w:tcPrChange>
               </w:tcPr>
               <w:p>
                 <w:pPr>
@@ -15428,7 +14149,6 @@
                     <w:sz w:val="24"/>
                     <w:szCs w:val="24"/>
                   </w:rPr>
-                  <w:lastRenderedPageBreak/>
                   <w:t>Year 3 Total</w:t>
                 </w:r>
               </w:p>
@@ -15438,12 +14158,6 @@
                 <w:tcW w:w="0" w:type="auto"/>
                 <w:vAlign w:val="center"/>
                 <w:hideMark/>
-                <w:tcPrChange w:id="227" w:author="Codex" w:date="2026-10-27T02:34:00Z">
-                  <w:tcPr>
-                    <w:tcW w:w="0" w:type="auto"/>
-                    <w:hideMark/>
-                  </w:tcPr>
-                </w:tcPrChange>
               </w:tcPr>
               <w:p>
                 <w:pPr>
@@ -15472,12 +14186,6 @@
                 <w:tcW w:w="0" w:type="auto"/>
                 <w:vAlign w:val="center"/>
                 <w:hideMark/>
-                <w:tcPrChange w:id="228" w:author="Codex" w:date="2026-10-27T02:34:00Z">
-                  <w:tcPr>
-                    <w:tcW w:w="0" w:type="auto"/>
-                    <w:hideMark/>
-                  </w:tcPr>
-                </w:tcPrChange>
               </w:tcPr>
               <w:p>
                 <w:pPr>
@@ -15496,12 +14204,6 @@
                 <w:tcW w:w="0" w:type="auto"/>
                 <w:vAlign w:val="center"/>
                 <w:hideMark/>
-                <w:tcPrChange w:id="229" w:author="Codex" w:date="2026-10-27T02:34:00Z">
-                  <w:tcPr>
-                    <w:tcW w:w="0" w:type="auto"/>
-                    <w:hideMark/>
-                  </w:tcPr>
-                </w:tcPrChange>
               </w:tcPr>
               <w:p>
                 <w:pPr>
@@ -15520,12 +14222,6 @@
                 <w:tcW w:w="0" w:type="auto"/>
                 <w:vAlign w:val="center"/>
                 <w:hideMark/>
-                <w:tcPrChange w:id="230" w:author="Codex" w:date="2026-10-27T02:34:00Z">
-                  <w:tcPr>
-                    <w:tcW w:w="0" w:type="auto"/>
-                    <w:hideMark/>
-                  </w:tcPr>
-                </w:tcPrChange>
               </w:tcPr>
               <w:p>
                 <w:pPr>
@@ -15537,30 +14233,16 @@
                     <w:szCs w:val="24"/>
                   </w:rPr>
                 </w:pPr>
-                <w:del w:id="231" w:author="Codex" w:date="2026-10-27T04:32:00Z">
-                  <w:r>
-                    <w:rPr>
-                      <w:rFonts w:ascii="Arial" w:hAnsi="Arial" w:cs="Arial"/>
-                      <w:b/>
-                      <w:bCs/>
-                      <w:sz w:val="24"/>
-                      <w:szCs w:val="24"/>
-                    </w:rPr>
-                    <w:delText>10,620</w:delText>
-                  </w:r>
-                </w:del>
-                <w:ins w:id="232" w:author="Codex" w:date="2026-10-27T04:32:00Z">
-                  <w:r>
-                    <w:rPr>
-                      <w:rFonts w:ascii="Arial" w:hAnsi="Arial" w:cs="Arial"/>
-                      <w:b/>
-                      <w:bCs/>
-                      <w:sz w:val="24"/>
-                      <w:szCs w:val="24"/>
-                    </w:rPr>
-                    <w:t>11,340</w:t>
-                  </w:r>
-                </w:ins>
+                <w:r>
+                  <w:rPr>
+                    <w:rFonts w:ascii="Arial" w:hAnsi="Arial" w:cs="Arial"/>
+                    <w:b/>
+                    <w:bCs/>
+                    <w:sz w:val="24"/>
+                    <w:szCs w:val="24"/>
+                  </w:rPr>
+                  <w:t>11,340</w:t>
+                </w:r>
               </w:p>
             </w:tc>
             <w:tc>
@@ -15568,12 +14250,6 @@
                 <w:tcW w:w="0" w:type="auto"/>
                 <w:vAlign w:val="center"/>
                 <w:hideMark/>
-                <w:tcPrChange w:id="233" w:author="Codex" w:date="2026-10-27T02:34:00Z">
-                  <w:tcPr>
-                    <w:tcW w:w="0" w:type="auto"/>
-                    <w:hideMark/>
-                  </w:tcPr>
-                </w:tcPrChange>
               </w:tcPr>
               <w:p>
                 <w:pPr>
@@ -15585,30 +14261,16 @@
                     <w:szCs w:val="24"/>
                   </w:rPr>
                 </w:pPr>
-                <w:del w:id="234" w:author="Codex" w:date="2026-10-27T04:32:00Z">
-                  <w:r>
-                    <w:rPr>
-                      <w:rFonts w:ascii="Arial" w:hAnsi="Arial" w:cs="Arial"/>
-                      <w:b/>
-                      <w:bCs/>
-                      <w:sz w:val="24"/>
-                      <w:szCs w:val="24"/>
-                    </w:rPr>
-                    <w:delText>20.23</w:delText>
-                  </w:r>
-                </w:del>
-                <w:ins w:id="235" w:author="Codex" w:date="2026-10-27T04:32:00Z">
-                  <w:r>
-                    <w:rPr>
-                      <w:rFonts w:ascii="Arial" w:hAnsi="Arial" w:cs="Arial"/>
-                      <w:b/>
-                      <w:bCs/>
-                      <w:sz w:val="24"/>
-                      <w:szCs w:val="24"/>
-                    </w:rPr>
-                    <w:t>21.60</w:t>
-                  </w:r>
-                </w:ins>
+                <w:r>
+                  <w:rPr>
+                    <w:rFonts w:ascii="Arial" w:hAnsi="Arial" w:cs="Arial"/>
+                    <w:b/>
+                    <w:bCs/>
+                    <w:sz w:val="24"/>
+                    <w:szCs w:val="24"/>
+                  </w:rPr>
+                  <w:t>21.60</w:t>
+                </w:r>
               </w:p>
             </w:tc>
           </w:tr>
@@ -15633,9 +14295,6 @@
               <w:sz w:val="24"/>
               <w:szCs w:val="24"/>
             </w:rPr>
-            <w:pPrChange w:id="236" w:author="Codex" w:date="2026-10-27T02:34:00Z">
-              <w:pPr/>
-            </w:pPrChange>
           </w:pPr>
           <w:r>
             <w:rPr>
@@ -15645,6 +14304,7 @@
               <w:sz w:val="24"/>
               <w:szCs w:val="24"/>
             </w:rPr>
+            <w:lastRenderedPageBreak/>
             <w:t>Year 4: Expand Repeat Offerings Across Pathways</w:t>
           </w:r>
         </w:p>
@@ -15657,9 +14317,6 @@
               <w:sz w:val="24"/>
               <w:szCs w:val="24"/>
             </w:rPr>
-            <w:pPrChange w:id="237" w:author="Codex" w:date="2026-10-27T02:34:00Z">
-              <w:pPr/>
-            </w:pPrChange>
           </w:pPr>
         </w:p>
         <w:tbl>
@@ -15673,56 +14330,20 @@
               <w:right w:w="15" w:type="dxa"/>
             </w:tblCellMar>
             <w:tblLook w:val="04A0" w:firstRow="1" w:lastRow="0" w:firstColumn="1" w:lastColumn="0" w:noHBand="0" w:noVBand="1"/>
-            <w:tblPrChange w:id="238" w:author="Codex" w:date="2026-10-27T02:34:00Z">
-              <w:tblPr>
-                <w:tblW w:w="0" w:type="auto"/>
-                <w:tblCellSpacing w:w="15" w:type="dxa"/>
-                <w:tblCellMar>
-                  <w:top w:w="15" w:type="dxa"/>
-                  <w:left w:w="15" w:type="dxa"/>
-                  <w:bottom w:w="15" w:type="dxa"/>
-                  <w:right w:w="15" w:type="dxa"/>
-                </w:tblCellMar>
-                <w:tblLook w:val="04A0" w:firstRow="1" w:lastRow="0" w:firstColumn="1" w:lastColumn="0" w:noHBand="0" w:noVBand="1"/>
-              </w:tblPr>
-            </w:tblPrChange>
           </w:tblPr>
           <w:tblGrid>
-            <w:gridCol w:w="2944"/>
+            <w:gridCol w:w="3241"/>
             <w:gridCol w:w="981"/>
-            <w:gridCol w:w="1538"/>
-            <w:gridCol w:w="1408"/>
-            <w:gridCol w:w="1701"/>
-            <w:gridCol w:w="1418"/>
-            <w:tblGridChange w:id="239">
-              <w:tblGrid>
-                <w:gridCol w:w="360"/>
-                <w:gridCol w:w="360"/>
-                <w:gridCol w:w="360"/>
-                <w:gridCol w:w="360"/>
-                <w:gridCol w:w="360"/>
-                <w:gridCol w:w="360"/>
-                <w:gridCol w:w="784"/>
-                <w:gridCol w:w="981"/>
-                <w:gridCol w:w="1538"/>
-                <w:gridCol w:w="1408"/>
-                <w:gridCol w:w="1701"/>
-                <w:gridCol w:w="1418"/>
-              </w:tblGrid>
-            </w:tblGridChange>
+            <w:gridCol w:w="1606"/>
+            <w:gridCol w:w="1514"/>
+            <w:gridCol w:w="1294"/>
+            <w:gridCol w:w="1354"/>
           </w:tblGrid>
           <w:tr>
             <w:trPr>
               <w:cantSplit/>
               <w:tblHeader/>
               <w:tblCellSpacing w:w="15" w:type="dxa"/>
-              <w:trPrChange w:id="240" w:author="Codex" w:date="2026-10-27T02:34:00Z">
-                <w:trPr>
-                  <w:gridAfter w:val="6"/>
-                  <w:tblHeader/>
-                  <w:tblCellSpacing w:w="15" w:type="dxa"/>
-                </w:trPr>
-              </w:trPrChange>
             </w:trPr>
             <w:tc>
               <w:tcPr>
@@ -15732,12 +14353,6 @@
                 </w:tcBorders>
                 <w:vAlign w:val="center"/>
                 <w:hideMark/>
-                <w:tcPrChange w:id="241" w:author="Codex" w:date="2026-10-27T02:34:00Z">
-                  <w:tcPr>
-                    <w:tcW w:w="0" w:type="auto"/>
-                    <w:hideMark/>
-                  </w:tcPr>
-                </w:tcPrChange>
               </w:tcPr>
               <w:p>
                 <w:pPr>
@@ -15765,12 +14380,6 @@
                 </w:tcBorders>
                 <w:vAlign w:val="center"/>
                 <w:hideMark/>
-                <w:tcPrChange w:id="242" w:author="Codex" w:date="2026-10-27T02:34:00Z">
-                  <w:tcPr>
-                    <w:tcW w:w="0" w:type="auto"/>
-                    <w:hideMark/>
-                  </w:tcPr>
-                </w:tcPrChange>
               </w:tcPr>
               <w:p>
                 <w:pPr>
@@ -15798,12 +14407,6 @@
                 </w:tcBorders>
                 <w:vAlign w:val="center"/>
                 <w:hideMark/>
-                <w:tcPrChange w:id="243" w:author="Codex" w:date="2026-10-27T02:34:00Z">
-                  <w:tcPr>
-                    <w:tcW w:w="0" w:type="auto"/>
-                    <w:hideMark/>
-                  </w:tcPr>
-                </w:tcPrChange>
               </w:tcPr>
               <w:p>
                 <w:pPr>
@@ -15831,12 +14434,6 @@
                 </w:tcBorders>
                 <w:vAlign w:val="center"/>
                 <w:hideMark/>
-                <w:tcPrChange w:id="244" w:author="Codex" w:date="2026-10-27T02:34:00Z">
-                  <w:tcPr>
-                    <w:tcW w:w="0" w:type="auto"/>
-                    <w:hideMark/>
-                  </w:tcPr>
-                </w:tcPrChange>
               </w:tcPr>
               <w:p>
                 <w:pPr>
@@ -15864,12 +14461,6 @@
                 </w:tcBorders>
                 <w:vAlign w:val="center"/>
                 <w:hideMark/>
-                <w:tcPrChange w:id="245" w:author="Codex" w:date="2026-10-27T02:34:00Z">
-                  <w:tcPr>
-                    <w:tcW w:w="0" w:type="auto"/>
-                    <w:hideMark/>
-                  </w:tcPr>
-                </w:tcPrChange>
               </w:tcPr>
               <w:p>
                 <w:pPr>
@@ -15897,12 +14488,6 @@
                 </w:tcBorders>
                 <w:vAlign w:val="center"/>
                 <w:hideMark/>
-                <w:tcPrChange w:id="246" w:author="Codex" w:date="2026-10-27T02:34:00Z">
-                  <w:tcPr>
-                    <w:tcW w:w="0" w:type="auto"/>
-                    <w:hideMark/>
-                  </w:tcPr>
-                </w:tcPrChange>
               </w:tcPr>
               <w:p>
                 <w:pPr>
@@ -15927,24 +14512,12 @@
             <w:trPr>
               <w:cantSplit/>
               <w:tblCellSpacing w:w="15" w:type="dxa"/>
-              <w:trPrChange w:id="247" w:author="Codex" w:date="2026-10-27T02:34:00Z">
-                <w:trPr>
-                  <w:gridAfter w:val="6"/>
-                  <w:tblCellSpacing w:w="15" w:type="dxa"/>
-                </w:trPr>
-              </w:trPrChange>
             </w:trPr>
             <w:tc>
               <w:tcPr>
                 <w:tcW w:w="0" w:type="auto"/>
                 <w:vAlign w:val="center"/>
                 <w:hideMark/>
-                <w:tcPrChange w:id="248" w:author="Codex" w:date="2026-10-27T02:34:00Z">
-                  <w:tcPr>
-                    <w:tcW w:w="0" w:type="auto"/>
-                    <w:hideMark/>
-                  </w:tcPr>
-                </w:tcPrChange>
               </w:tcPr>
               <w:p>
                 <w:pPr>
@@ -15969,12 +14542,6 @@
                 <w:tcW w:w="0" w:type="auto"/>
                 <w:vAlign w:val="center"/>
                 <w:hideMark/>
-                <w:tcPrChange w:id="249" w:author="Codex" w:date="2026-10-27T02:34:00Z">
-                  <w:tcPr>
-                    <w:tcW w:w="0" w:type="auto"/>
-                    <w:hideMark/>
-                  </w:tcPr>
-                </w:tcPrChange>
               </w:tcPr>
               <w:p>
                 <w:pPr>
@@ -15999,12 +14566,6 @@
                 <w:tcW w:w="0" w:type="auto"/>
                 <w:vAlign w:val="center"/>
                 <w:hideMark/>
-                <w:tcPrChange w:id="250" w:author="Codex" w:date="2026-10-27T02:34:00Z">
-                  <w:tcPr>
-                    <w:tcW w:w="0" w:type="auto"/>
-                    <w:hideMark/>
-                  </w:tcPr>
-                </w:tcPrChange>
               </w:tcPr>
               <w:p>
                 <w:pPr>
@@ -16029,12 +14590,6 @@
                 <w:tcW w:w="0" w:type="auto"/>
                 <w:vAlign w:val="center"/>
                 <w:hideMark/>
-                <w:tcPrChange w:id="251" w:author="Codex" w:date="2026-10-27T02:34:00Z">
-                  <w:tcPr>
-                    <w:tcW w:w="0" w:type="auto"/>
-                    <w:hideMark/>
-                  </w:tcPr>
-                </w:tcPrChange>
               </w:tcPr>
               <w:p>
                 <w:pPr>
@@ -16059,12 +14614,6 @@
                 <w:tcW w:w="0" w:type="auto"/>
                 <w:vAlign w:val="center"/>
                 <w:hideMark/>
-                <w:tcPrChange w:id="252" w:author="Codex" w:date="2026-10-27T02:34:00Z">
-                  <w:tcPr>
-                    <w:tcW w:w="0" w:type="auto"/>
-                    <w:hideMark/>
-                  </w:tcPr>
-                </w:tcPrChange>
               </w:tcPr>
               <w:p>
                 <w:pPr>
@@ -16089,12 +14638,6 @@
                 <w:tcW w:w="0" w:type="auto"/>
                 <w:vAlign w:val="center"/>
                 <w:hideMark/>
-                <w:tcPrChange w:id="253" w:author="Codex" w:date="2026-10-27T02:34:00Z">
-                  <w:tcPr>
-                    <w:tcW w:w="0" w:type="auto"/>
-                    <w:hideMark/>
-                  </w:tcPr>
-                </w:tcPrChange>
               </w:tcPr>
               <w:p>
                 <w:pPr>
@@ -16119,24 +14662,12 @@
             <w:trPr>
               <w:cantSplit/>
               <w:tblCellSpacing w:w="15" w:type="dxa"/>
-              <w:trPrChange w:id="254" w:author="Codex" w:date="2026-10-27T02:34:00Z">
-                <w:trPr>
-                  <w:gridAfter w:val="6"/>
-                  <w:tblCellSpacing w:w="15" w:type="dxa"/>
-                </w:trPr>
-              </w:trPrChange>
             </w:trPr>
             <w:tc>
               <w:tcPr>
                 <w:tcW w:w="0" w:type="auto"/>
                 <w:vAlign w:val="center"/>
                 <w:hideMark/>
-                <w:tcPrChange w:id="255" w:author="Codex" w:date="2026-10-27T02:34:00Z">
-                  <w:tcPr>
-                    <w:tcW w:w="0" w:type="auto"/>
-                    <w:hideMark/>
-                  </w:tcPr>
-                </w:tcPrChange>
               </w:tcPr>
               <w:p>
                 <w:pPr>
@@ -16161,12 +14692,6 @@
                 <w:tcW w:w="0" w:type="auto"/>
                 <w:vAlign w:val="center"/>
                 <w:hideMark/>
-                <w:tcPrChange w:id="256" w:author="Codex" w:date="2026-10-27T02:34:00Z">
-                  <w:tcPr>
-                    <w:tcW w:w="0" w:type="auto"/>
-                    <w:hideMark/>
-                  </w:tcPr>
-                </w:tcPrChange>
               </w:tcPr>
               <w:p>
                 <w:pPr>
@@ -16191,12 +14716,6 @@
                 <w:tcW w:w="0" w:type="auto"/>
                 <w:vAlign w:val="center"/>
                 <w:hideMark/>
-                <w:tcPrChange w:id="257" w:author="Codex" w:date="2026-10-27T02:34:00Z">
-                  <w:tcPr>
-                    <w:tcW w:w="0" w:type="auto"/>
-                    <w:hideMark/>
-                  </w:tcPr>
-                </w:tcPrChange>
               </w:tcPr>
               <w:p>
                 <w:pPr>
@@ -16221,12 +14740,6 @@
                 <w:tcW w:w="0" w:type="auto"/>
                 <w:vAlign w:val="center"/>
                 <w:hideMark/>
-                <w:tcPrChange w:id="258" w:author="Codex" w:date="2026-10-27T02:34:00Z">
-                  <w:tcPr>
-                    <w:tcW w:w="0" w:type="auto"/>
-                    <w:hideMark/>
-                  </w:tcPr>
-                </w:tcPrChange>
               </w:tcPr>
               <w:p>
                 <w:pPr>
@@ -16236,26 +14749,14 @@
                     <w:szCs w:val="24"/>
                   </w:rPr>
                 </w:pPr>
-                <w:del w:id="259" w:author="Codex" w:date="2026-10-27T04:32:00Z">
-                  <w:r>
-                    <w:rPr>
-                      <w:rFonts w:ascii="Arial" w:hAnsi="Arial" w:cs="Arial"/>
-                      <w:sz w:val="24"/>
-                      <w:szCs w:val="24"/>
-                    </w:rPr>
-                    <w:delText>36</w:delText>
-                  </w:r>
-                </w:del>
-                <w:ins w:id="260" w:author="Codex" w:date="2026-10-27T04:32:00Z">
-                  <w:r>
-                    <w:rPr>
-                      <w:rFonts w:ascii="Arial" w:hAnsi="Arial" w:cs="Arial"/>
-                      <w:sz w:val="24"/>
-                      <w:szCs w:val="24"/>
-                    </w:rPr>
-                    <w:t>72</w:t>
-                  </w:r>
-                </w:ins>
+                <w:r>
+                  <w:rPr>
+                    <w:rFonts w:ascii="Arial" w:hAnsi="Arial" w:cs="Arial"/>
+                    <w:sz w:val="24"/>
+                    <w:szCs w:val="24"/>
+                  </w:rPr>
+                  <w:t>72</w:t>
+                </w:r>
               </w:p>
             </w:tc>
             <w:tc>
@@ -16263,12 +14764,6 @@
                 <w:tcW w:w="0" w:type="auto"/>
                 <w:vAlign w:val="center"/>
                 <w:hideMark/>
-                <w:tcPrChange w:id="261" w:author="Codex" w:date="2026-10-27T02:34:00Z">
-                  <w:tcPr>
-                    <w:tcW w:w="0" w:type="auto"/>
-                    <w:hideMark/>
-                  </w:tcPr>
-                </w:tcPrChange>
               </w:tcPr>
               <w:p>
                 <w:pPr>
@@ -16278,26 +14773,14 @@
                     <w:szCs w:val="24"/>
                   </w:rPr>
                 </w:pPr>
-                <w:del w:id="262" w:author="Codex" w:date="2026-10-27T04:32:00Z">
-                  <w:r>
-                    <w:rPr>
-                      <w:rFonts w:ascii="Arial" w:hAnsi="Arial" w:cs="Arial"/>
-                      <w:sz w:val="24"/>
-                      <w:szCs w:val="24"/>
-                    </w:rPr>
-                    <w:delText>1,440</w:delText>
-                  </w:r>
-                </w:del>
-                <w:ins w:id="263" w:author="Codex" w:date="2026-10-27T04:32:00Z">
-                  <w:r>
-                    <w:rPr>
-                      <w:rFonts w:ascii="Arial" w:hAnsi="Arial" w:cs="Arial"/>
-                      <w:sz w:val="24"/>
-                      <w:szCs w:val="24"/>
-                    </w:rPr>
-                    <w:t>2,880</w:t>
-                  </w:r>
-                </w:ins>
+                <w:r>
+                  <w:rPr>
+                    <w:rFonts w:ascii="Arial" w:hAnsi="Arial" w:cs="Arial"/>
+                    <w:sz w:val="24"/>
+                    <w:szCs w:val="24"/>
+                  </w:rPr>
+                  <w:t>2,880</w:t>
+                </w:r>
               </w:p>
             </w:tc>
             <w:tc>
@@ -16305,12 +14788,6 @@
                 <w:tcW w:w="0" w:type="auto"/>
                 <w:vAlign w:val="center"/>
                 <w:hideMark/>
-                <w:tcPrChange w:id="264" w:author="Codex" w:date="2026-10-27T02:34:00Z">
-                  <w:tcPr>
-                    <w:tcW w:w="0" w:type="auto"/>
-                    <w:hideMark/>
-                  </w:tcPr>
-                </w:tcPrChange>
               </w:tcPr>
               <w:p>
                 <w:pPr>
@@ -16320,26 +14797,14 @@
                     <w:szCs w:val="24"/>
                   </w:rPr>
                 </w:pPr>
-                <w:del w:id="265" w:author="Codex" w:date="2026-10-27T04:32:00Z">
-                  <w:r>
-                    <w:rPr>
-                      <w:rFonts w:ascii="Arial" w:hAnsi="Arial" w:cs="Arial"/>
-                      <w:sz w:val="24"/>
-                      <w:szCs w:val="24"/>
-                    </w:rPr>
-                    <w:delText>2.74</w:delText>
-                  </w:r>
-                </w:del>
-                <w:ins w:id="266" w:author="Codex" w:date="2026-10-27T04:32:00Z">
-                  <w:r>
-                    <w:rPr>
-                      <w:rFonts w:ascii="Arial" w:hAnsi="Arial" w:cs="Arial"/>
-                      <w:sz w:val="24"/>
-                      <w:szCs w:val="24"/>
-                    </w:rPr>
-                    <w:t>5.49</w:t>
-                  </w:r>
-                </w:ins>
+                <w:r>
+                  <w:rPr>
+                    <w:rFonts w:ascii="Arial" w:hAnsi="Arial" w:cs="Arial"/>
+                    <w:sz w:val="24"/>
+                    <w:szCs w:val="24"/>
+                  </w:rPr>
+                  <w:t>5.49</w:t>
+                </w:r>
               </w:p>
             </w:tc>
           </w:tr>
@@ -16347,24 +14812,12 @@
             <w:trPr>
               <w:cantSplit/>
               <w:tblCellSpacing w:w="15" w:type="dxa"/>
-              <w:trPrChange w:id="267" w:author="Codex" w:date="2026-10-27T02:34:00Z">
-                <w:trPr>
-                  <w:gridAfter w:val="6"/>
-                  <w:tblCellSpacing w:w="15" w:type="dxa"/>
-                </w:trPr>
-              </w:trPrChange>
             </w:trPr>
             <w:tc>
               <w:tcPr>
                 <w:tcW w:w="0" w:type="auto"/>
                 <w:vAlign w:val="center"/>
                 <w:hideMark/>
-                <w:tcPrChange w:id="268" w:author="Codex" w:date="2026-10-27T02:34:00Z">
-                  <w:tcPr>
-                    <w:tcW w:w="0" w:type="auto"/>
-                    <w:hideMark/>
-                  </w:tcPr>
-                </w:tcPrChange>
               </w:tcPr>
               <w:p>
                 <w:pPr>
@@ -16389,12 +14842,6 @@
                 <w:tcW w:w="0" w:type="auto"/>
                 <w:vAlign w:val="center"/>
                 <w:hideMark/>
-                <w:tcPrChange w:id="269" w:author="Codex" w:date="2026-10-27T02:34:00Z">
-                  <w:tcPr>
-                    <w:tcW w:w="0" w:type="auto"/>
-                    <w:hideMark/>
-                  </w:tcPr>
-                </w:tcPrChange>
               </w:tcPr>
               <w:p>
                 <w:pPr>
@@ -16419,12 +14866,6 @@
                 <w:tcW w:w="0" w:type="auto"/>
                 <w:vAlign w:val="center"/>
                 <w:hideMark/>
-                <w:tcPrChange w:id="270" w:author="Codex" w:date="2026-10-27T02:34:00Z">
-                  <w:tcPr>
-                    <w:tcW w:w="0" w:type="auto"/>
-                    <w:hideMark/>
-                  </w:tcPr>
-                </w:tcPrChange>
               </w:tcPr>
               <w:p>
                 <w:pPr>
@@ -16449,12 +14890,6 @@
                 <w:tcW w:w="0" w:type="auto"/>
                 <w:vAlign w:val="center"/>
                 <w:hideMark/>
-                <w:tcPrChange w:id="271" w:author="Codex" w:date="2026-10-27T02:34:00Z">
-                  <w:tcPr>
-                    <w:tcW w:w="0" w:type="auto"/>
-                    <w:hideMark/>
-                  </w:tcPr>
-                </w:tcPrChange>
               </w:tcPr>
               <w:p>
                 <w:pPr>
@@ -16479,12 +14914,6 @@
                 <w:tcW w:w="0" w:type="auto"/>
                 <w:vAlign w:val="center"/>
                 <w:hideMark/>
-                <w:tcPrChange w:id="272" w:author="Codex" w:date="2026-10-27T02:34:00Z">
-                  <w:tcPr>
-                    <w:tcW w:w="0" w:type="auto"/>
-                    <w:hideMark/>
-                  </w:tcPr>
-                </w:tcPrChange>
               </w:tcPr>
               <w:p>
                 <w:pPr>
@@ -16509,12 +14938,6 @@
                 <w:tcW w:w="0" w:type="auto"/>
                 <w:vAlign w:val="center"/>
                 <w:hideMark/>
-                <w:tcPrChange w:id="273" w:author="Codex" w:date="2026-10-27T02:34:00Z">
-                  <w:tcPr>
-                    <w:tcW w:w="0" w:type="auto"/>
-                    <w:hideMark/>
-                  </w:tcPr>
-                </w:tcPrChange>
               </w:tcPr>
               <w:p>
                 <w:pPr>
@@ -16539,24 +14962,12 @@
             <w:trPr>
               <w:cantSplit/>
               <w:tblCellSpacing w:w="15" w:type="dxa"/>
-              <w:trPrChange w:id="274" w:author="Codex" w:date="2026-10-27T02:34:00Z">
-                <w:trPr>
-                  <w:gridAfter w:val="6"/>
-                  <w:tblCellSpacing w:w="15" w:type="dxa"/>
-                </w:trPr>
-              </w:trPrChange>
             </w:trPr>
             <w:tc>
               <w:tcPr>
                 <w:tcW w:w="0" w:type="auto"/>
                 <w:vAlign w:val="center"/>
                 <w:hideMark/>
-                <w:tcPrChange w:id="275" w:author="Codex" w:date="2026-10-27T02:34:00Z">
-                  <w:tcPr>
-                    <w:tcW w:w="0" w:type="auto"/>
-                    <w:hideMark/>
-                  </w:tcPr>
-                </w:tcPrChange>
               </w:tcPr>
               <w:p>
                 <w:pPr>
@@ -16581,12 +14992,6 @@
                 <w:tcW w:w="0" w:type="auto"/>
                 <w:vAlign w:val="center"/>
                 <w:hideMark/>
-                <w:tcPrChange w:id="276" w:author="Codex" w:date="2026-10-27T02:34:00Z">
-                  <w:tcPr>
-                    <w:tcW w:w="0" w:type="auto"/>
-                    <w:hideMark/>
-                  </w:tcPr>
-                </w:tcPrChange>
               </w:tcPr>
               <w:p>
                 <w:pPr>
@@ -16611,12 +15016,6 @@
                 <w:tcW w:w="0" w:type="auto"/>
                 <w:vAlign w:val="center"/>
                 <w:hideMark/>
-                <w:tcPrChange w:id="277" w:author="Codex" w:date="2026-10-27T02:34:00Z">
-                  <w:tcPr>
-                    <w:tcW w:w="0" w:type="auto"/>
-                    <w:hideMark/>
-                  </w:tcPr>
-                </w:tcPrChange>
               </w:tcPr>
               <w:p>
                 <w:pPr>
@@ -16641,12 +15040,6 @@
                 <w:tcW w:w="0" w:type="auto"/>
                 <w:vAlign w:val="center"/>
                 <w:hideMark/>
-                <w:tcPrChange w:id="278" w:author="Codex" w:date="2026-10-27T02:34:00Z">
-                  <w:tcPr>
-                    <w:tcW w:w="0" w:type="auto"/>
-                    <w:hideMark/>
-                  </w:tcPr>
-                </w:tcPrChange>
               </w:tcPr>
               <w:p>
                 <w:pPr>
@@ -16671,12 +15064,6 @@
                 <w:tcW w:w="0" w:type="auto"/>
                 <w:vAlign w:val="center"/>
                 <w:hideMark/>
-                <w:tcPrChange w:id="279" w:author="Codex" w:date="2026-10-27T02:34:00Z">
-                  <w:tcPr>
-                    <w:tcW w:w="0" w:type="auto"/>
-                    <w:hideMark/>
-                  </w:tcPr>
-                </w:tcPrChange>
               </w:tcPr>
               <w:p>
                 <w:pPr>
@@ -16701,12 +15088,6 @@
                 <w:tcW w:w="0" w:type="auto"/>
                 <w:vAlign w:val="center"/>
                 <w:hideMark/>
-                <w:tcPrChange w:id="280" w:author="Codex" w:date="2026-10-27T02:34:00Z">
-                  <w:tcPr>
-                    <w:tcW w:w="0" w:type="auto"/>
-                    <w:hideMark/>
-                  </w:tcPr>
-                </w:tcPrChange>
               </w:tcPr>
               <w:p>
                 <w:pPr>
@@ -16731,24 +15112,12 @@
             <w:trPr>
               <w:cantSplit/>
               <w:tblCellSpacing w:w="15" w:type="dxa"/>
-              <w:trPrChange w:id="281" w:author="Codex" w:date="2026-10-27T02:34:00Z">
-                <w:trPr>
-                  <w:gridAfter w:val="6"/>
-                  <w:tblCellSpacing w:w="15" w:type="dxa"/>
-                </w:trPr>
-              </w:trPrChange>
             </w:trPr>
             <w:tc>
               <w:tcPr>
                 <w:tcW w:w="0" w:type="auto"/>
                 <w:vAlign w:val="center"/>
                 <w:hideMark/>
-                <w:tcPrChange w:id="282" w:author="Codex" w:date="2026-10-27T02:34:00Z">
-                  <w:tcPr>
-                    <w:tcW w:w="0" w:type="auto"/>
-                    <w:hideMark/>
-                  </w:tcPr>
-                </w:tcPrChange>
               </w:tcPr>
               <w:p>
                 <w:pPr>
@@ -16773,12 +15142,6 @@
                 <w:tcW w:w="0" w:type="auto"/>
                 <w:vAlign w:val="center"/>
                 <w:hideMark/>
-                <w:tcPrChange w:id="283" w:author="Codex" w:date="2026-10-27T02:34:00Z">
-                  <w:tcPr>
-                    <w:tcW w:w="0" w:type="auto"/>
-                    <w:hideMark/>
-                  </w:tcPr>
-                </w:tcPrChange>
               </w:tcPr>
               <w:p>
                 <w:pPr>
@@ -16803,12 +15166,6 @@
                 <w:tcW w:w="0" w:type="auto"/>
                 <w:vAlign w:val="center"/>
                 <w:hideMark/>
-                <w:tcPrChange w:id="284" w:author="Codex" w:date="2026-10-27T02:34:00Z">
-                  <w:tcPr>
-                    <w:tcW w:w="0" w:type="auto"/>
-                    <w:hideMark/>
-                  </w:tcPr>
-                </w:tcPrChange>
               </w:tcPr>
               <w:p>
                 <w:pPr>
@@ -16833,12 +15190,6 @@
                 <w:tcW w:w="0" w:type="auto"/>
                 <w:vAlign w:val="center"/>
                 <w:hideMark/>
-                <w:tcPrChange w:id="285" w:author="Codex" w:date="2026-10-27T02:34:00Z">
-                  <w:tcPr>
-                    <w:tcW w:w="0" w:type="auto"/>
-                    <w:hideMark/>
-                  </w:tcPr>
-                </w:tcPrChange>
               </w:tcPr>
               <w:p>
                 <w:pPr>
@@ -16863,12 +15214,6 @@
                 <w:tcW w:w="0" w:type="auto"/>
                 <w:vAlign w:val="center"/>
                 <w:hideMark/>
-                <w:tcPrChange w:id="286" w:author="Codex" w:date="2026-10-27T02:34:00Z">
-                  <w:tcPr>
-                    <w:tcW w:w="0" w:type="auto"/>
-                    <w:hideMark/>
-                  </w:tcPr>
-                </w:tcPrChange>
               </w:tcPr>
               <w:p>
                 <w:pPr>
@@ -16893,12 +15238,6 @@
                 <w:tcW w:w="0" w:type="auto"/>
                 <w:vAlign w:val="center"/>
                 <w:hideMark/>
-                <w:tcPrChange w:id="287" w:author="Codex" w:date="2026-10-27T02:34:00Z">
-                  <w:tcPr>
-                    <w:tcW w:w="0" w:type="auto"/>
-                    <w:hideMark/>
-                  </w:tcPr>
-                </w:tcPrChange>
               </w:tcPr>
               <w:p>
                 <w:pPr>
@@ -16923,24 +15262,12 @@
             <w:trPr>
               <w:cantSplit/>
               <w:tblCellSpacing w:w="15" w:type="dxa"/>
-              <w:trPrChange w:id="288" w:author="Codex" w:date="2026-10-27T02:34:00Z">
-                <w:trPr>
-                  <w:gridAfter w:val="6"/>
-                  <w:tblCellSpacing w:w="15" w:type="dxa"/>
-                </w:trPr>
-              </w:trPrChange>
             </w:trPr>
             <w:tc>
               <w:tcPr>
                 <w:tcW w:w="0" w:type="auto"/>
                 <w:vAlign w:val="center"/>
                 <w:hideMark/>
-                <w:tcPrChange w:id="289" w:author="Codex" w:date="2026-10-27T02:34:00Z">
-                  <w:tcPr>
-                    <w:tcW w:w="0" w:type="auto"/>
-                    <w:hideMark/>
-                  </w:tcPr>
-                </w:tcPrChange>
               </w:tcPr>
               <w:p>
                 <w:pPr>
@@ -16969,12 +15296,6 @@
                 <w:tcW w:w="0" w:type="auto"/>
                 <w:vAlign w:val="center"/>
                 <w:hideMark/>
-                <w:tcPrChange w:id="290" w:author="Codex" w:date="2026-10-27T02:34:00Z">
-                  <w:tcPr>
-                    <w:tcW w:w="0" w:type="auto"/>
-                    <w:hideMark/>
-                  </w:tcPr>
-                </w:tcPrChange>
               </w:tcPr>
               <w:p>
                 <w:pPr>
@@ -17003,12 +15324,6 @@
                 <w:tcW w:w="0" w:type="auto"/>
                 <w:vAlign w:val="center"/>
                 <w:hideMark/>
-                <w:tcPrChange w:id="291" w:author="Codex" w:date="2026-10-27T02:34:00Z">
-                  <w:tcPr>
-                    <w:tcW w:w="0" w:type="auto"/>
-                    <w:hideMark/>
-                  </w:tcPr>
-                </w:tcPrChange>
               </w:tcPr>
               <w:p>
                 <w:pPr>
@@ -17027,12 +15342,6 @@
                 <w:tcW w:w="0" w:type="auto"/>
                 <w:vAlign w:val="center"/>
                 <w:hideMark/>
-                <w:tcPrChange w:id="292" w:author="Codex" w:date="2026-10-27T02:34:00Z">
-                  <w:tcPr>
-                    <w:tcW w:w="0" w:type="auto"/>
-                    <w:hideMark/>
-                  </w:tcPr>
-                </w:tcPrChange>
               </w:tcPr>
               <w:p>
                 <w:pPr>
@@ -17051,12 +15360,6 @@
                 <w:tcW w:w="0" w:type="auto"/>
                 <w:vAlign w:val="center"/>
                 <w:hideMark/>
-                <w:tcPrChange w:id="293" w:author="Codex" w:date="2026-10-27T02:34:00Z">
-                  <w:tcPr>
-                    <w:tcW w:w="0" w:type="auto"/>
-                    <w:hideMark/>
-                  </w:tcPr>
-                </w:tcPrChange>
               </w:tcPr>
               <w:p>
                 <w:pPr>
@@ -17068,30 +15371,16 @@
                     <w:szCs w:val="24"/>
                   </w:rPr>
                 </w:pPr>
-                <w:del w:id="294" w:author="Codex" w:date="2026-10-27T04:32:00Z">
-                  <w:r>
-                    <w:rPr>
-                      <w:rFonts w:ascii="Arial" w:hAnsi="Arial" w:cs="Arial"/>
-                      <w:b/>
-                      <w:bCs/>
-                      <w:sz w:val="24"/>
-                      <w:szCs w:val="24"/>
-                    </w:rPr>
-                    <w:delText>15,390</w:delText>
-                  </w:r>
-                </w:del>
-                <w:ins w:id="295" w:author="Codex" w:date="2026-10-27T04:32:00Z">
-                  <w:r>
-                    <w:rPr>
-                      <w:rFonts w:ascii="Arial" w:hAnsi="Arial" w:cs="Arial"/>
-                      <w:b/>
-                      <w:bCs/>
-                      <w:sz w:val="24"/>
-                      <w:szCs w:val="24"/>
-                    </w:rPr>
-                    <w:t>16,830</w:t>
-                  </w:r>
-                </w:ins>
+                <w:r>
+                  <w:rPr>
+                    <w:rFonts w:ascii="Arial" w:hAnsi="Arial" w:cs="Arial"/>
+                    <w:b/>
+                    <w:bCs/>
+                    <w:sz w:val="24"/>
+                    <w:szCs w:val="24"/>
+                  </w:rPr>
+                  <w:t>16,830</w:t>
+                </w:r>
               </w:p>
             </w:tc>
             <w:tc>
@@ -17099,12 +15388,6 @@
                 <w:tcW w:w="0" w:type="auto"/>
                 <w:vAlign w:val="center"/>
                 <w:hideMark/>
-                <w:tcPrChange w:id="296" w:author="Codex" w:date="2026-10-27T02:34:00Z">
-                  <w:tcPr>
-                    <w:tcW w:w="0" w:type="auto"/>
-                    <w:hideMark/>
-                  </w:tcPr>
-                </w:tcPrChange>
               </w:tcPr>
               <w:p>
                 <w:pPr>
@@ -17116,30 +15399,16 @@
                     <w:szCs w:val="24"/>
                   </w:rPr>
                 </w:pPr>
-                <w:del w:id="297" w:author="Codex" w:date="2026-10-27T04:32:00Z">
-                  <w:r>
-                    <w:rPr>
-                      <w:rFonts w:ascii="Arial" w:hAnsi="Arial" w:cs="Arial"/>
-                      <w:b/>
-                      <w:bCs/>
-                      <w:sz w:val="24"/>
-                      <w:szCs w:val="24"/>
-                    </w:rPr>
-                    <w:delText>29.31</w:delText>
-                  </w:r>
-                </w:del>
-                <w:ins w:id="298" w:author="Codex" w:date="2026-10-27T04:32:00Z">
-                  <w:r>
-                    <w:rPr>
-                      <w:rFonts w:ascii="Arial" w:hAnsi="Arial" w:cs="Arial"/>
-                      <w:b/>
-                      <w:bCs/>
-                      <w:sz w:val="24"/>
-                      <w:szCs w:val="24"/>
-                    </w:rPr>
-                    <w:t>32.06</w:t>
-                  </w:r>
-                </w:ins>
+                <w:r>
+                  <w:rPr>
+                    <w:rFonts w:ascii="Arial" w:hAnsi="Arial" w:cs="Arial"/>
+                    <w:b/>
+                    <w:bCs/>
+                    <w:sz w:val="24"/>
+                    <w:szCs w:val="24"/>
+                  </w:rPr>
+                  <w:t>32.06</w:t>
+                </w:r>
               </w:p>
             </w:tc>
           </w:tr>
@@ -17166,9 +15435,6 @@
               <w:sz w:val="24"/>
               <w:szCs w:val="24"/>
             </w:rPr>
-            <w:pPrChange w:id="299" w:author="Codex" w:date="2026-10-27T02:34:00Z">
-              <w:pPr/>
-            </w:pPrChange>
           </w:pPr>
           <w:r>
             <w:rPr>
@@ -17192,56 +15458,20 @@
               <w:right w:w="15" w:type="dxa"/>
             </w:tblCellMar>
             <w:tblLook w:val="04A0" w:firstRow="1" w:lastRow="0" w:firstColumn="1" w:lastColumn="0" w:noHBand="0" w:noVBand="1"/>
-            <w:tblPrChange w:id="300" w:author="Codex" w:date="2026-10-27T02:34:00Z">
-              <w:tblPr>
-                <w:tblW w:w="0" w:type="auto"/>
-                <w:tblCellSpacing w:w="15" w:type="dxa"/>
-                <w:tblCellMar>
-                  <w:top w:w="15" w:type="dxa"/>
-                  <w:left w:w="15" w:type="dxa"/>
-                  <w:bottom w:w="15" w:type="dxa"/>
-                  <w:right w:w="15" w:type="dxa"/>
-                </w:tblCellMar>
-                <w:tblLook w:val="04A0" w:firstRow="1" w:lastRow="0" w:firstColumn="1" w:lastColumn="0" w:noHBand="0" w:noVBand="1"/>
-              </w:tblPr>
-            </w:tblPrChange>
           </w:tblPr>
           <w:tblGrid>
-            <w:gridCol w:w="2752"/>
+            <w:gridCol w:w="2888"/>
             <w:gridCol w:w="981"/>
-            <w:gridCol w:w="1496"/>
-            <w:gridCol w:w="1682"/>
-            <w:gridCol w:w="1679"/>
-            <w:gridCol w:w="1400"/>
-            <w:tblGridChange w:id="301">
-              <w:tblGrid>
-                <w:gridCol w:w="360"/>
-                <w:gridCol w:w="360"/>
-                <w:gridCol w:w="360"/>
-                <w:gridCol w:w="360"/>
-                <w:gridCol w:w="360"/>
-                <w:gridCol w:w="360"/>
-                <w:gridCol w:w="592"/>
-                <w:gridCol w:w="981"/>
-                <w:gridCol w:w="1496"/>
-                <w:gridCol w:w="1682"/>
-                <w:gridCol w:w="1679"/>
-                <w:gridCol w:w="1400"/>
-              </w:tblGrid>
-            </w:tblGridChange>
+            <w:gridCol w:w="1526"/>
+            <w:gridCol w:w="2070"/>
+            <w:gridCol w:w="1213"/>
+            <w:gridCol w:w="1312"/>
           </w:tblGrid>
           <w:tr>
             <w:trPr>
               <w:cantSplit/>
               <w:tblHeader/>
               <w:tblCellSpacing w:w="15" w:type="dxa"/>
-              <w:trPrChange w:id="302" w:author="Codex" w:date="2026-10-27T02:34:00Z">
-                <w:trPr>
-                  <w:gridAfter w:val="6"/>
-                  <w:tblHeader/>
-                  <w:tblCellSpacing w:w="15" w:type="dxa"/>
-                </w:trPr>
-              </w:trPrChange>
             </w:trPr>
             <w:tc>
               <w:tcPr>
@@ -17251,12 +15481,6 @@
                 </w:tcBorders>
                 <w:vAlign w:val="center"/>
                 <w:hideMark/>
-                <w:tcPrChange w:id="303" w:author="Codex" w:date="2026-10-27T02:34:00Z">
-                  <w:tcPr>
-                    <w:tcW w:w="0" w:type="auto"/>
-                    <w:hideMark/>
-                  </w:tcPr>
-                </w:tcPrChange>
               </w:tcPr>
               <w:p>
                 <w:pPr>
@@ -17284,12 +15508,6 @@
                 </w:tcBorders>
                 <w:vAlign w:val="center"/>
                 <w:hideMark/>
-                <w:tcPrChange w:id="304" w:author="Codex" w:date="2026-10-27T02:34:00Z">
-                  <w:tcPr>
-                    <w:tcW w:w="0" w:type="auto"/>
-                    <w:hideMark/>
-                  </w:tcPr>
-                </w:tcPrChange>
               </w:tcPr>
               <w:p>
                 <w:pPr>
@@ -17317,12 +15535,6 @@
                 </w:tcBorders>
                 <w:vAlign w:val="center"/>
                 <w:hideMark/>
-                <w:tcPrChange w:id="305" w:author="Codex" w:date="2026-10-27T02:34:00Z">
-                  <w:tcPr>
-                    <w:tcW w:w="0" w:type="auto"/>
-                    <w:hideMark/>
-                  </w:tcPr>
-                </w:tcPrChange>
               </w:tcPr>
               <w:p>
                 <w:pPr>
@@ -17350,12 +15562,6 @@
                 </w:tcBorders>
                 <w:vAlign w:val="center"/>
                 <w:hideMark/>
-                <w:tcPrChange w:id="306" w:author="Codex" w:date="2026-10-27T02:34:00Z">
-                  <w:tcPr>
-                    <w:tcW w:w="0" w:type="auto"/>
-                    <w:hideMark/>
-                  </w:tcPr>
-                </w:tcPrChange>
               </w:tcPr>
               <w:p>
                 <w:pPr>
@@ -17383,12 +15589,6 @@
                 </w:tcBorders>
                 <w:vAlign w:val="center"/>
                 <w:hideMark/>
-                <w:tcPrChange w:id="307" w:author="Codex" w:date="2026-10-27T02:34:00Z">
-                  <w:tcPr>
-                    <w:tcW w:w="0" w:type="auto"/>
-                    <w:hideMark/>
-                  </w:tcPr>
-                </w:tcPrChange>
               </w:tcPr>
               <w:p>
                 <w:pPr>
@@ -17416,12 +15616,6 @@
                 </w:tcBorders>
                 <w:vAlign w:val="center"/>
                 <w:hideMark/>
-                <w:tcPrChange w:id="308" w:author="Codex" w:date="2026-10-27T02:34:00Z">
-                  <w:tcPr>
-                    <w:tcW w:w="0" w:type="auto"/>
-                    <w:hideMark/>
-                  </w:tcPr>
-                </w:tcPrChange>
               </w:tcPr>
               <w:p>
                 <w:pPr>
@@ -17446,24 +15640,12 @@
             <w:trPr>
               <w:cantSplit/>
               <w:tblCellSpacing w:w="15" w:type="dxa"/>
-              <w:trPrChange w:id="309" w:author="Codex" w:date="2026-10-27T02:34:00Z">
-                <w:trPr>
-                  <w:gridAfter w:val="6"/>
-                  <w:tblCellSpacing w:w="15" w:type="dxa"/>
-                </w:trPr>
-              </w:trPrChange>
             </w:trPr>
             <w:tc>
               <w:tcPr>
                 <w:tcW w:w="0" w:type="auto"/>
                 <w:vAlign w:val="center"/>
                 <w:hideMark/>
-                <w:tcPrChange w:id="310" w:author="Codex" w:date="2026-10-27T02:34:00Z">
-                  <w:tcPr>
-                    <w:tcW w:w="0" w:type="auto"/>
-                    <w:hideMark/>
-                  </w:tcPr>
-                </w:tcPrChange>
               </w:tcPr>
               <w:p>
                 <w:pPr>
@@ -17488,12 +15670,6 @@
                 <w:tcW w:w="0" w:type="auto"/>
                 <w:vAlign w:val="center"/>
                 <w:hideMark/>
-                <w:tcPrChange w:id="311" w:author="Codex" w:date="2026-10-27T02:34:00Z">
-                  <w:tcPr>
-                    <w:tcW w:w="0" w:type="auto"/>
-                    <w:hideMark/>
-                  </w:tcPr>
-                </w:tcPrChange>
               </w:tcPr>
               <w:p>
                 <w:pPr>
@@ -17518,12 +15694,6 @@
                 <w:tcW w:w="0" w:type="auto"/>
                 <w:vAlign w:val="center"/>
                 <w:hideMark/>
-                <w:tcPrChange w:id="312" w:author="Codex" w:date="2026-10-27T02:34:00Z">
-                  <w:tcPr>
-                    <w:tcW w:w="0" w:type="auto"/>
-                    <w:hideMark/>
-                  </w:tcPr>
-                </w:tcPrChange>
               </w:tcPr>
               <w:p>
                 <w:pPr>
@@ -17548,12 +15718,6 @@
                 <w:tcW w:w="0" w:type="auto"/>
                 <w:vAlign w:val="center"/>
                 <w:hideMark/>
-                <w:tcPrChange w:id="313" w:author="Codex" w:date="2026-10-27T02:34:00Z">
-                  <w:tcPr>
-                    <w:tcW w:w="0" w:type="auto"/>
-                    <w:hideMark/>
-                  </w:tcPr>
-                </w:tcPrChange>
               </w:tcPr>
               <w:p>
                 <w:pPr>
@@ -17578,12 +15742,6 @@
                 <w:tcW w:w="0" w:type="auto"/>
                 <w:vAlign w:val="center"/>
                 <w:hideMark/>
-                <w:tcPrChange w:id="314" w:author="Codex" w:date="2026-10-27T02:34:00Z">
-                  <w:tcPr>
-                    <w:tcW w:w="0" w:type="auto"/>
-                    <w:hideMark/>
-                  </w:tcPr>
-                </w:tcPrChange>
               </w:tcPr>
               <w:p>
                 <w:pPr>
@@ -17608,12 +15766,6 @@
                 <w:tcW w:w="0" w:type="auto"/>
                 <w:vAlign w:val="center"/>
                 <w:hideMark/>
-                <w:tcPrChange w:id="315" w:author="Codex" w:date="2026-10-27T02:34:00Z">
-                  <w:tcPr>
-                    <w:tcW w:w="0" w:type="auto"/>
-                    <w:hideMark/>
-                  </w:tcPr>
-                </w:tcPrChange>
               </w:tcPr>
               <w:p>
                 <w:pPr>
@@ -17638,24 +15790,12 @@
             <w:trPr>
               <w:cantSplit/>
               <w:tblCellSpacing w:w="15" w:type="dxa"/>
-              <w:trPrChange w:id="316" w:author="Codex" w:date="2026-10-27T02:34:00Z">
-                <w:trPr>
-                  <w:gridAfter w:val="6"/>
-                  <w:tblCellSpacing w:w="15" w:type="dxa"/>
-                </w:trPr>
-              </w:trPrChange>
             </w:trPr>
             <w:tc>
               <w:tcPr>
                 <w:tcW w:w="0" w:type="auto"/>
                 <w:vAlign w:val="center"/>
                 <w:hideMark/>
-                <w:tcPrChange w:id="317" w:author="Codex" w:date="2026-10-27T02:34:00Z">
-                  <w:tcPr>
-                    <w:tcW w:w="0" w:type="auto"/>
-                    <w:hideMark/>
-                  </w:tcPr>
-                </w:tcPrChange>
               </w:tcPr>
               <w:p>
                 <w:pPr>
@@ -17671,7 +15811,6 @@
                     <w:sz w:val="24"/>
                     <w:szCs w:val="24"/>
                   </w:rPr>
-                  <w:lastRenderedPageBreak/>
                   <w:t>AERO 151: Advanced Drone Regulations and Safety Management</w:t>
                 </w:r>
               </w:p>
@@ -17681,12 +15820,6 @@
                 <w:tcW w:w="0" w:type="auto"/>
                 <w:vAlign w:val="center"/>
                 <w:hideMark/>
-                <w:tcPrChange w:id="318" w:author="Codex" w:date="2026-10-27T02:34:00Z">
-                  <w:tcPr>
-                    <w:tcW w:w="0" w:type="auto"/>
-                    <w:hideMark/>
-                  </w:tcPr>
-                </w:tcPrChange>
               </w:tcPr>
               <w:p>
                 <w:pPr>
@@ -17711,12 +15844,6 @@
                 <w:tcW w:w="0" w:type="auto"/>
                 <w:vAlign w:val="center"/>
                 <w:hideMark/>
-                <w:tcPrChange w:id="319" w:author="Codex" w:date="2026-10-27T02:34:00Z">
-                  <w:tcPr>
-                    <w:tcW w:w="0" w:type="auto"/>
-                    <w:hideMark/>
-                  </w:tcPr>
-                </w:tcPrChange>
               </w:tcPr>
               <w:p>
                 <w:pPr>
@@ -17741,12 +15868,6 @@
                 <w:tcW w:w="0" w:type="auto"/>
                 <w:vAlign w:val="center"/>
                 <w:hideMark/>
-                <w:tcPrChange w:id="320" w:author="Codex" w:date="2026-10-27T02:34:00Z">
-                  <w:tcPr>
-                    <w:tcW w:w="0" w:type="auto"/>
-                    <w:hideMark/>
-                  </w:tcPr>
-                </w:tcPrChange>
               </w:tcPr>
               <w:p>
                 <w:pPr>
@@ -17756,44 +15877,35 @@
                     <w:szCs w:val="24"/>
                   </w:rPr>
                 </w:pPr>
-                <w:commentRangeStart w:id="381"/>
-                <w:commentRangeStart w:id="321"/>
-                <w:del w:id="322" w:author="Codex" w:date="2026-10-27T04:32:00Z">
-                  <w:r>
-                    <w:rPr>
-                      <w:rFonts w:ascii="Arial" w:hAnsi="Arial" w:cs="Arial"/>
-                      <w:sz w:val="24"/>
-                      <w:szCs w:val="24"/>
-                    </w:rPr>
-                    <w:delText>36</w:delText>
-                  </w:r>
-                </w:del>
-                <w:ins w:id="323" w:author="Codex" w:date="2026-10-27T04:32:00Z">
-                  <w:r>
-                    <w:rPr>
-                      <w:rFonts w:ascii="Arial" w:hAnsi="Arial" w:cs="Arial"/>
-                      <w:sz w:val="24"/>
-                      <w:szCs w:val="24"/>
-                    </w:rPr>
-                    <w:t>72</w:t>
-                  </w:r>
-                </w:ins>
-                <w:commentRangeEnd w:id="321"/>
+                <w:commentRangeStart w:id="44"/>
+                <w:commentRangeStart w:id="45"/>
                 <w:r>
                   <w:rPr>
+                    <w:rFonts w:ascii="Arial" w:hAnsi="Arial" w:cs="Arial"/>
+                    <w:sz w:val="24"/>
+                    <w:szCs w:val="24"/>
+                  </w:rPr>
+                  <w:t>72</w:t>
+                </w:r>
+                <w:commentRangeEnd w:id="44"/>
+                <w:r>
+                  <w:rPr>
                     <w:rStyle w:val="CommentReference"/>
                     <w:rFonts w:ascii="Arial" w:hAnsi="Arial" w:cs="Arial"/>
                     <w:sz w:val="24"/>
                     <w:szCs w:val="24"/>
                   </w:rPr>
-                  <w:commentReference w:id="321"/>
+                  <w:commentReference w:id="44"/>
                 </w:r>
-                <w:commentRangeEnd w:id="381"/>
+                <w:commentRangeEnd w:id="45"/>
                 <w:r>
                   <w:rPr>
                     <w:rStyle w:val="CommentReference"/>
-                  </w:rPr>
-                  <w:commentReference w:id="381"/>
+                    <w:rFonts w:ascii="Arial" w:hAnsi="Arial" w:cs="Arial"/>
+                    <w:sz w:val="24"/>
+                    <w:szCs w:val="24"/>
+                  </w:rPr>
+                  <w:commentReference w:id="45"/>
                 </w:r>
               </w:p>
             </w:tc>
@@ -17802,12 +15914,6 @@
                 <w:tcW w:w="0" w:type="auto"/>
                 <w:vAlign w:val="center"/>
                 <w:hideMark/>
-                <w:tcPrChange w:id="324" w:author="Codex" w:date="2026-10-27T02:34:00Z">
-                  <w:tcPr>
-                    <w:tcW w:w="0" w:type="auto"/>
-                    <w:hideMark/>
-                  </w:tcPr>
-                </w:tcPrChange>
               </w:tcPr>
               <w:p>
                 <w:pPr>
@@ -17817,26 +15923,14 @@
                     <w:szCs w:val="24"/>
                   </w:rPr>
                 </w:pPr>
-                <w:del w:id="325" w:author="Codex" w:date="2026-10-27T04:32:00Z">
-                  <w:r>
-                    <w:rPr>
-                      <w:rFonts w:ascii="Arial" w:hAnsi="Arial" w:cs="Arial"/>
-                      <w:sz w:val="24"/>
-                      <w:szCs w:val="24"/>
-                    </w:rPr>
-                    <w:delText>1,440</w:delText>
-                  </w:r>
-                </w:del>
-                <w:ins w:id="326" w:author="Codex" w:date="2026-10-27T04:32:00Z">
-                  <w:r>
-                    <w:rPr>
-                      <w:rFonts w:ascii="Arial" w:hAnsi="Arial" w:cs="Arial"/>
-                      <w:sz w:val="24"/>
-                      <w:szCs w:val="24"/>
-                    </w:rPr>
-                    <w:t>2,880</w:t>
-                  </w:r>
-                </w:ins>
+                <w:r>
+                  <w:rPr>
+                    <w:rFonts w:ascii="Arial" w:hAnsi="Arial" w:cs="Arial"/>
+                    <w:sz w:val="24"/>
+                    <w:szCs w:val="24"/>
+                  </w:rPr>
+                  <w:t>2,880</w:t>
+                </w:r>
               </w:p>
             </w:tc>
             <w:tc>
@@ -17844,12 +15938,6 @@
                 <w:tcW w:w="0" w:type="auto"/>
                 <w:vAlign w:val="center"/>
                 <w:hideMark/>
-                <w:tcPrChange w:id="327" w:author="Codex" w:date="2026-10-27T02:34:00Z">
-                  <w:tcPr>
-                    <w:tcW w:w="0" w:type="auto"/>
-                    <w:hideMark/>
-                  </w:tcPr>
-                </w:tcPrChange>
               </w:tcPr>
               <w:p>
                 <w:pPr>
@@ -17859,26 +15947,14 @@
                     <w:szCs w:val="24"/>
                   </w:rPr>
                 </w:pPr>
-                <w:del w:id="328" w:author="Codex" w:date="2026-10-27T04:32:00Z">
-                  <w:r>
-                    <w:rPr>
-                      <w:rFonts w:ascii="Arial" w:hAnsi="Arial" w:cs="Arial"/>
-                      <w:sz w:val="24"/>
-                      <w:szCs w:val="24"/>
-                    </w:rPr>
-                    <w:delText>2.74</w:delText>
-                  </w:r>
-                </w:del>
-                <w:ins w:id="329" w:author="Codex" w:date="2026-10-27T04:32:00Z">
-                  <w:r>
-                    <w:rPr>
-                      <w:rFonts w:ascii="Arial" w:hAnsi="Arial" w:cs="Arial"/>
-                      <w:sz w:val="24"/>
-                      <w:szCs w:val="24"/>
-                    </w:rPr>
-                    <w:t>5.49</w:t>
-                  </w:r>
-                </w:ins>
+                <w:r>
+                  <w:rPr>
+                    <w:rFonts w:ascii="Arial" w:hAnsi="Arial" w:cs="Arial"/>
+                    <w:sz w:val="24"/>
+                    <w:szCs w:val="24"/>
+                  </w:rPr>
+                  <w:t>5.49</w:t>
+                </w:r>
               </w:p>
             </w:tc>
           </w:tr>
@@ -17886,24 +15962,12 @@
             <w:trPr>
               <w:cantSplit/>
               <w:tblCellSpacing w:w="15" w:type="dxa"/>
-              <w:trPrChange w:id="330" w:author="Codex" w:date="2026-10-27T02:34:00Z">
-                <w:trPr>
-                  <w:gridAfter w:val="6"/>
-                  <w:tblCellSpacing w:w="15" w:type="dxa"/>
-                </w:trPr>
-              </w:trPrChange>
             </w:trPr>
             <w:tc>
               <w:tcPr>
                 <w:tcW w:w="0" w:type="auto"/>
                 <w:vAlign w:val="center"/>
                 <w:hideMark/>
-                <w:tcPrChange w:id="331" w:author="Codex" w:date="2026-10-27T02:34:00Z">
-                  <w:tcPr>
-                    <w:tcW w:w="0" w:type="auto"/>
-                    <w:hideMark/>
-                  </w:tcPr>
-                </w:tcPrChange>
               </w:tcPr>
               <w:p>
                 <w:pPr>
@@ -17928,12 +15992,6 @@
                 <w:tcW w:w="0" w:type="auto"/>
                 <w:vAlign w:val="center"/>
                 <w:hideMark/>
-                <w:tcPrChange w:id="332" w:author="Codex" w:date="2026-10-27T02:34:00Z">
-                  <w:tcPr>
-                    <w:tcW w:w="0" w:type="auto"/>
-                    <w:hideMark/>
-                  </w:tcPr>
-                </w:tcPrChange>
               </w:tcPr>
               <w:p>
                 <w:pPr>
@@ -17958,12 +16016,6 @@
                 <w:tcW w:w="0" w:type="auto"/>
                 <w:vAlign w:val="center"/>
                 <w:hideMark/>
-                <w:tcPrChange w:id="333" w:author="Codex" w:date="2026-10-27T02:34:00Z">
-                  <w:tcPr>
-                    <w:tcW w:w="0" w:type="auto"/>
-                    <w:hideMark/>
-                  </w:tcPr>
-                </w:tcPrChange>
               </w:tcPr>
               <w:p>
                 <w:pPr>
@@ -17988,12 +16040,6 @@
                 <w:tcW w:w="0" w:type="auto"/>
                 <w:vAlign w:val="center"/>
                 <w:hideMark/>
-                <w:tcPrChange w:id="334" w:author="Codex" w:date="2026-10-27T02:34:00Z">
-                  <w:tcPr>
-                    <w:tcW w:w="0" w:type="auto"/>
-                    <w:hideMark/>
-                  </w:tcPr>
-                </w:tcPrChange>
               </w:tcPr>
               <w:p>
                 <w:pPr>
@@ -18018,12 +16064,6 @@
                 <w:tcW w:w="0" w:type="auto"/>
                 <w:vAlign w:val="center"/>
                 <w:hideMark/>
-                <w:tcPrChange w:id="335" w:author="Codex" w:date="2026-10-27T02:34:00Z">
-                  <w:tcPr>
-                    <w:tcW w:w="0" w:type="auto"/>
-                    <w:hideMark/>
-                  </w:tcPr>
-                </w:tcPrChange>
               </w:tcPr>
               <w:p>
                 <w:pPr>
@@ -18048,12 +16088,6 @@
                 <w:tcW w:w="0" w:type="auto"/>
                 <w:vAlign w:val="center"/>
                 <w:hideMark/>
-                <w:tcPrChange w:id="336" w:author="Codex" w:date="2026-10-27T02:34:00Z">
-                  <w:tcPr>
-                    <w:tcW w:w="0" w:type="auto"/>
-                    <w:hideMark/>
-                  </w:tcPr>
-                </w:tcPrChange>
               </w:tcPr>
               <w:p>
                 <w:pPr>
@@ -18078,24 +16112,12 @@
             <w:trPr>
               <w:cantSplit/>
               <w:tblCellSpacing w:w="15" w:type="dxa"/>
-              <w:trPrChange w:id="337" w:author="Codex" w:date="2026-10-27T02:34:00Z">
-                <w:trPr>
-                  <w:gridAfter w:val="6"/>
-                  <w:tblCellSpacing w:w="15" w:type="dxa"/>
-                </w:trPr>
-              </w:trPrChange>
             </w:trPr>
             <w:tc>
               <w:tcPr>
                 <w:tcW w:w="0" w:type="auto"/>
                 <w:vAlign w:val="center"/>
                 <w:hideMark/>
-                <w:tcPrChange w:id="338" w:author="Codex" w:date="2026-10-27T02:34:00Z">
-                  <w:tcPr>
-                    <w:tcW w:w="0" w:type="auto"/>
-                    <w:hideMark/>
-                  </w:tcPr>
-                </w:tcPrChange>
               </w:tcPr>
               <w:p>
                 <w:pPr>
@@ -18111,6 +16133,7 @@
                     <w:sz w:val="24"/>
                     <w:szCs w:val="24"/>
                   </w:rPr>
+                  <w:lastRenderedPageBreak/>
                   <w:t>AERO 162: Drone Applications in Precision Agriculture</w:t>
                 </w:r>
               </w:p>
@@ -18120,12 +16143,6 @@
                 <w:tcW w:w="0" w:type="auto"/>
                 <w:vAlign w:val="center"/>
                 <w:hideMark/>
-                <w:tcPrChange w:id="339" w:author="Codex" w:date="2026-10-27T02:34:00Z">
-                  <w:tcPr>
-                    <w:tcW w:w="0" w:type="auto"/>
-                    <w:hideMark/>
-                  </w:tcPr>
-                </w:tcPrChange>
               </w:tcPr>
               <w:p>
                 <w:pPr>
@@ -18150,12 +16167,6 @@
                 <w:tcW w:w="0" w:type="auto"/>
                 <w:vAlign w:val="center"/>
                 <w:hideMark/>
-                <w:tcPrChange w:id="340" w:author="Codex" w:date="2026-10-27T02:34:00Z">
-                  <w:tcPr>
-                    <w:tcW w:w="0" w:type="auto"/>
-                    <w:hideMark/>
-                  </w:tcPr>
-                </w:tcPrChange>
               </w:tcPr>
               <w:p>
                 <w:pPr>
@@ -18180,12 +16191,6 @@
                 <w:tcW w:w="0" w:type="auto"/>
                 <w:vAlign w:val="center"/>
                 <w:hideMark/>
-                <w:tcPrChange w:id="341" w:author="Codex" w:date="2026-10-27T02:34:00Z">
-                  <w:tcPr>
-                    <w:tcW w:w="0" w:type="auto"/>
-                    <w:hideMark/>
-                  </w:tcPr>
-                </w:tcPrChange>
               </w:tcPr>
               <w:p>
                 <w:pPr>
@@ -18210,12 +16215,6 @@
                 <w:tcW w:w="0" w:type="auto"/>
                 <w:vAlign w:val="center"/>
                 <w:hideMark/>
-                <w:tcPrChange w:id="342" w:author="Codex" w:date="2026-10-27T02:34:00Z">
-                  <w:tcPr>
-                    <w:tcW w:w="0" w:type="auto"/>
-                    <w:hideMark/>
-                  </w:tcPr>
-                </w:tcPrChange>
               </w:tcPr>
               <w:p>
                 <w:pPr>
@@ -18240,12 +16239,6 @@
                 <w:tcW w:w="0" w:type="auto"/>
                 <w:vAlign w:val="center"/>
                 <w:hideMark/>
-                <w:tcPrChange w:id="343" w:author="Codex" w:date="2026-10-27T02:34:00Z">
-                  <w:tcPr>
-                    <w:tcW w:w="0" w:type="auto"/>
-                    <w:hideMark/>
-                  </w:tcPr>
-                </w:tcPrChange>
               </w:tcPr>
               <w:p>
                 <w:pPr>
@@ -18270,24 +16263,12 @@
             <w:trPr>
               <w:cantSplit/>
               <w:tblCellSpacing w:w="15" w:type="dxa"/>
-              <w:trPrChange w:id="344" w:author="Codex" w:date="2026-10-27T02:34:00Z">
-                <w:trPr>
-                  <w:gridAfter w:val="6"/>
-                  <w:tblCellSpacing w:w="15" w:type="dxa"/>
-                </w:trPr>
-              </w:trPrChange>
             </w:trPr>
             <w:tc>
               <w:tcPr>
                 <w:tcW w:w="0" w:type="auto"/>
                 <w:vAlign w:val="center"/>
                 <w:hideMark/>
-                <w:tcPrChange w:id="345" w:author="Codex" w:date="2026-10-27T02:34:00Z">
-                  <w:tcPr>
-                    <w:tcW w:w="0" w:type="auto"/>
-                    <w:hideMark/>
-                  </w:tcPr>
-                </w:tcPrChange>
               </w:tcPr>
               <w:p>
                 <w:pPr>
@@ -18312,12 +16293,6 @@
                 <w:tcW w:w="0" w:type="auto"/>
                 <w:vAlign w:val="center"/>
                 <w:hideMark/>
-                <w:tcPrChange w:id="346" w:author="Codex" w:date="2026-10-27T02:34:00Z">
-                  <w:tcPr>
-                    <w:tcW w:w="0" w:type="auto"/>
-                    <w:hideMark/>
-                  </w:tcPr>
-                </w:tcPrChange>
               </w:tcPr>
               <w:p>
                 <w:pPr>
@@ -18342,12 +16317,6 @@
                 <w:tcW w:w="0" w:type="auto"/>
                 <w:vAlign w:val="center"/>
                 <w:hideMark/>
-                <w:tcPrChange w:id="347" w:author="Codex" w:date="2026-10-27T02:34:00Z">
-                  <w:tcPr>
-                    <w:tcW w:w="0" w:type="auto"/>
-                    <w:hideMark/>
-                  </w:tcPr>
-                </w:tcPrChange>
               </w:tcPr>
               <w:p>
                 <w:pPr>
@@ -18372,12 +16341,6 @@
                 <w:tcW w:w="0" w:type="auto"/>
                 <w:vAlign w:val="center"/>
                 <w:hideMark/>
-                <w:tcPrChange w:id="348" w:author="Codex" w:date="2026-10-27T02:34:00Z">
-                  <w:tcPr>
-                    <w:tcW w:w="0" w:type="auto"/>
-                    <w:hideMark/>
-                  </w:tcPr>
-                </w:tcPrChange>
               </w:tcPr>
               <w:p>
                 <w:pPr>
@@ -18402,12 +16365,6 @@
                 <w:tcW w:w="0" w:type="auto"/>
                 <w:vAlign w:val="center"/>
                 <w:hideMark/>
-                <w:tcPrChange w:id="349" w:author="Codex" w:date="2026-10-27T02:34:00Z">
-                  <w:tcPr>
-                    <w:tcW w:w="0" w:type="auto"/>
-                    <w:hideMark/>
-                  </w:tcPr>
-                </w:tcPrChange>
               </w:tcPr>
               <w:p>
                 <w:pPr>
@@ -18432,12 +16389,6 @@
                 <w:tcW w:w="0" w:type="auto"/>
                 <w:vAlign w:val="center"/>
                 <w:hideMark/>
-                <w:tcPrChange w:id="350" w:author="Codex" w:date="2026-10-27T02:34:00Z">
-                  <w:tcPr>
-                    <w:tcW w:w="0" w:type="auto"/>
-                    <w:hideMark/>
-                  </w:tcPr>
-                </w:tcPrChange>
               </w:tcPr>
               <w:p>
                 <w:pPr>
@@ -18462,24 +16413,12 @@
             <w:trPr>
               <w:cantSplit/>
               <w:tblCellSpacing w:w="15" w:type="dxa"/>
-              <w:trPrChange w:id="351" w:author="Codex" w:date="2026-10-27T02:34:00Z">
-                <w:trPr>
-                  <w:gridAfter w:val="6"/>
-                  <w:tblCellSpacing w:w="15" w:type="dxa"/>
-                </w:trPr>
-              </w:trPrChange>
             </w:trPr>
             <w:tc>
               <w:tcPr>
                 <w:tcW w:w="0" w:type="auto"/>
                 <w:vAlign w:val="center"/>
                 <w:hideMark/>
-                <w:tcPrChange w:id="352" w:author="Codex" w:date="2026-10-27T02:34:00Z">
-                  <w:tcPr>
-                    <w:tcW w:w="0" w:type="auto"/>
-                    <w:hideMark/>
-                  </w:tcPr>
-                </w:tcPrChange>
               </w:tcPr>
               <w:p>
                 <w:pPr>
@@ -18506,12 +16445,6 @@
                 <w:tcW w:w="0" w:type="auto"/>
                 <w:vAlign w:val="center"/>
                 <w:hideMark/>
-                <w:tcPrChange w:id="353" w:author="Codex" w:date="2026-10-27T02:34:00Z">
-                  <w:tcPr>
-                    <w:tcW w:w="0" w:type="auto"/>
-                    <w:hideMark/>
-                  </w:tcPr>
-                </w:tcPrChange>
               </w:tcPr>
               <w:p>
                 <w:pPr>
@@ -18538,12 +16471,6 @@
                 <w:tcW w:w="0" w:type="auto"/>
                 <w:vAlign w:val="center"/>
                 <w:hideMark/>
-                <w:tcPrChange w:id="354" w:author="Codex" w:date="2026-10-27T02:34:00Z">
-                  <w:tcPr>
-                    <w:tcW w:w="0" w:type="auto"/>
-                    <w:hideMark/>
-                  </w:tcPr>
-                </w:tcPrChange>
               </w:tcPr>
               <w:p>
                 <w:pPr>
@@ -18560,12 +16487,6 @@
                 <w:tcW w:w="0" w:type="auto"/>
                 <w:vAlign w:val="center"/>
                 <w:hideMark/>
-                <w:tcPrChange w:id="355" w:author="Codex" w:date="2026-10-27T02:34:00Z">
-                  <w:tcPr>
-                    <w:tcW w:w="0" w:type="auto"/>
-                    <w:hideMark/>
-                  </w:tcPr>
-                </w:tcPrChange>
               </w:tcPr>
               <w:p>
                 <w:pPr>
@@ -18582,12 +16503,6 @@
                 <w:tcW w:w="0" w:type="auto"/>
                 <w:vAlign w:val="center"/>
                 <w:hideMark/>
-                <w:tcPrChange w:id="356" w:author="Codex" w:date="2026-10-27T02:34:00Z">
-                  <w:tcPr>
-                    <w:tcW w:w="0" w:type="auto"/>
-                    <w:hideMark/>
-                  </w:tcPr>
-                </w:tcPrChange>
               </w:tcPr>
               <w:p>
                 <w:pPr>
@@ -18597,30 +16512,16 @@
                     <w:szCs w:val="24"/>
                   </w:rPr>
                 </w:pPr>
-                <w:del w:id="357" w:author="Codex" w:date="2026-10-27T04:32:00Z">
-                  <w:r>
-                    <w:rPr>
-                      <w:rFonts w:ascii="Arial" w:hAnsi="Arial" w:cs="Arial"/>
-                      <w:b/>
-                      <w:bCs/>
-                      <w:sz w:val="24"/>
-                      <w:szCs w:val="24"/>
-                    </w:rPr>
-                    <w:delText>18,990</w:delText>
-                  </w:r>
-                </w:del>
-                <w:ins w:id="358" w:author="Codex" w:date="2026-10-27T04:32:00Z">
-                  <w:r>
-                    <w:rPr>
-                      <w:rFonts w:ascii="Arial" w:hAnsi="Arial" w:cs="Arial"/>
-                      <w:b/>
-                      <w:bCs/>
-                      <w:sz w:val="24"/>
-                      <w:szCs w:val="24"/>
-                    </w:rPr>
-                    <w:t>20,430</w:t>
-                  </w:r>
-                </w:ins>
+                <w:r>
+                  <w:rPr>
+                    <w:rFonts w:ascii="Arial" w:hAnsi="Arial" w:cs="Arial"/>
+                    <w:b/>
+                    <w:bCs/>
+                    <w:sz w:val="24"/>
+                    <w:szCs w:val="24"/>
+                  </w:rPr>
+                  <w:t>20,430</w:t>
+                </w:r>
               </w:p>
             </w:tc>
             <w:tc>
@@ -18628,12 +16529,6 @@
                 <w:tcW w:w="0" w:type="auto"/>
                 <w:vAlign w:val="center"/>
                 <w:hideMark/>
-                <w:tcPrChange w:id="359" w:author="Codex" w:date="2026-10-27T02:34:00Z">
-                  <w:tcPr>
-                    <w:tcW w:w="0" w:type="auto"/>
-                    <w:hideMark/>
-                  </w:tcPr>
-                </w:tcPrChange>
               </w:tcPr>
               <w:p>
                 <w:pPr>
@@ -18643,30 +16538,16 @@
                     <w:szCs w:val="24"/>
                   </w:rPr>
                 </w:pPr>
-                <w:del w:id="360" w:author="Codex" w:date="2026-10-27T04:32:00Z">
-                  <w:r>
-                    <w:rPr>
-                      <w:rFonts w:ascii="Arial" w:hAnsi="Arial" w:cs="Arial"/>
-                      <w:b/>
-                      <w:bCs/>
-                      <w:sz w:val="24"/>
-                      <w:szCs w:val="24"/>
-                    </w:rPr>
-                    <w:delText>36.17</w:delText>
-                  </w:r>
-                </w:del>
-                <w:ins w:id="361" w:author="Codex" w:date="2026-10-27T04:32:00Z">
-                  <w:r>
-                    <w:rPr>
-                      <w:rFonts w:ascii="Arial" w:hAnsi="Arial" w:cs="Arial"/>
-                      <w:b/>
-                      <w:bCs/>
-                      <w:sz w:val="24"/>
-                      <w:szCs w:val="24"/>
-                    </w:rPr>
-                    <w:t>38.91</w:t>
-                  </w:r>
-                </w:ins>
+                <w:r>
+                  <w:rPr>
+                    <w:rFonts w:ascii="Arial" w:hAnsi="Arial" w:cs="Arial"/>
+                    <w:b/>
+                    <w:bCs/>
+                    <w:sz w:val="24"/>
+                    <w:szCs w:val="24"/>
+                  </w:rPr>
+                  <w:t>38.91</w:t>
+                </w:r>
               </w:p>
             </w:tc>
           </w:tr>
@@ -18749,7 +16630,6 @@
               <w:sz w:val="24"/>
               <w:szCs w:val="24"/>
             </w:rPr>
-            <w:lastRenderedPageBreak/>
             <w:t>(c) Any Other Community Colleges in the Area Offering This Program</w:t>
           </w:r>
         </w:p>
@@ -18805,6 +16685,7 @@
               <w:sz w:val="24"/>
               <w:szCs w:val="24"/>
             </w:rPr>
+            <w:lastRenderedPageBreak/>
             <w:t>(d) Any Other District Programs Currently Offered That Are Related to This Program</w:t>
           </w:r>
           <w:r>
@@ -18847,8 +16728,8 @@
               <w:szCs w:val="24"/>
             </w:rPr>
           </w:pPr>
-          <w:commentRangeStart w:id="362"/>
-          <w:commentRangeStart w:id="363"/>
+          <w:commentRangeStart w:id="46"/>
+          <w:commentRangeStart w:id="47"/>
           <w:r>
             <w:rPr>
               <w:rFonts w:ascii="Arial" w:hAnsi="Arial" w:cs="Arial"/>
@@ -18857,7 +16738,7 @@
             </w:rPr>
             <w:t>Geographic Information Systems (GIS): Related through the GIS Certificate of Achievement. The drone program utilizes GEOL 230 (Introduction to Geographic Information Systems), GEOL 231 (Advanced Geographic Information Systems), and GEOL 234 (Introduction to Remote Sensing) as core and supporting electives for its mapping tracks.</w:t>
           </w:r>
-          <w:commentRangeEnd w:id="363"/>
+          <w:commentRangeEnd w:id="47"/>
           <w:r>
             <w:rPr>
               <w:rStyle w:val="CommentReference"/>
@@ -18865,7 +16746,7 @@
               <w:sz w:val="24"/>
               <w:szCs w:val="24"/>
             </w:rPr>
-            <w:commentReference w:id="363"/>
+            <w:commentReference w:id="47"/>
           </w:r>
         </w:p>
         <w:p>
@@ -18977,7 +16858,7 @@
             </w:rPr>
             <w:t>Other Impacted Disciplines: The foundational AERO 100 course proposal notes that drone technology will have increased usage and relevance in other existing college programs, specifically citing survey/civil engineering, real estate and construction, criminal justice, transportation and logistics, fire technology, and aviation maintenance</w:t>
           </w:r>
-          <w:commentRangeEnd w:id="362"/>
+          <w:commentRangeEnd w:id="46"/>
           <w:r>
             <w:rPr>
               <w:rStyle w:val="CommentReference"/>
@@ -18985,7 +16866,7 @@
               <w:sz w:val="24"/>
               <w:szCs w:val="24"/>
             </w:rPr>
-            <w:commentReference w:id="362"/>
+            <w:commentReference w:id="46"/>
           </w:r>
           <w:r>
             <w:rPr>
@@ -19037,7 +16918,6 @@
           <w:b/>
           <w:bCs/>
         </w:rPr>
-        <w:lastRenderedPageBreak/>
         <w:t>Faculty / Staff Needs</w:t>
       </w:r>
       <w:r>
@@ -19346,7 +17226,16 @@
               <w:sz w:val="24"/>
               <w:szCs w:val="24"/>
             </w:rPr>
-            <w:t>At program launch, instruction will be provided by part-time (adjunct) faculty with expertise in core UAS applications, including mapping, regulatory and safety management, and aerial imaging. These instructors will bring direct industry or agency experience into the classroom, providing students with practical, job-aligned training. The program will be supported by the director of aviation and aerospace programs, who will provide administrative oversight, curriculum coordination, and scheduling support. No new full-time faculty hires are anticipated for initial implementation.</w:t>
+            <w:t xml:space="preserve">At program launch, instruction will be provided by part-time (adjunct) faculty with expertise in core UAS applications, including mapping, regulatory and safety management, and aerial imaging. These instructors will bring direct industry or agency experience into the classroom, providing students with practical, job-aligned training. The program will be supported by the director of aviation and aerospace programs, who will provide administrative oversight, </w:t>
+          </w:r>
+          <w:r>
+            <w:rPr>
+              <w:rFonts w:ascii="Arial" w:hAnsi="Arial" w:cs="Arial"/>
+              <w:sz w:val="24"/>
+              <w:szCs w:val="24"/>
+            </w:rPr>
+            <w:lastRenderedPageBreak/>
+            <w:t>curriculum coordination, and scheduling support. No new full-time faculty hires are anticipated for initial implementation.</w:t>
           </w:r>
         </w:p>
         <w:p>
@@ -19416,16 +17305,7 @@
               <w:sz w:val="24"/>
               <w:szCs w:val="24"/>
             </w:rPr>
-            <w:t xml:space="preserve">The program is intentionally structured to operate effectively under an adjunct-driven model. As the program matures, enrollment stabilizes, and the scope of offerings expands, the college will evaluate the need for a dedicated full-time faculty position to support long-term </w:t>
-          </w:r>
-          <w:r>
-            <w:rPr>
-              <w:rFonts w:ascii="Arial" w:hAnsi="Arial" w:cs="Arial"/>
-              <w:sz w:val="24"/>
-              <w:szCs w:val="24"/>
-            </w:rPr>
-            <w:lastRenderedPageBreak/>
-            <w:t>program coordination, growth, and sustainability. At this time, however, the adjunct model provides the necessary flexibility and industry alignment to support successful program implementation.</w:t>
+            <w:t>The program is intentionally structured to operate effectively under an adjunct-driven model. As the program matures, enrollment stabilizes, and the scope of offerings expands, the college will evaluate the need for a dedicated full-time faculty position to support long-term program coordination, growth, and sustainability. At this time, however, the adjunct model provides the necessary flexibility and industry alignment to support successful program implementation.</w:t>
           </w:r>
         </w:p>
       </w:sdtContent>
@@ -19624,6 +17504,7 @@
               <w:szCs w:val="24"/>
               <w14:ligatures w14:val="standardContextual"/>
             </w:rPr>
+            <w:lastRenderedPageBreak/>
             <w:t>The program has already acquired DJI 4T and DJI 4E</w:t>
           </w:r>
           <w:r>
@@ -19803,7 +17684,6 @@
                     <w:szCs w:val="24"/>
                     <w14:ligatures w14:val="standardContextual"/>
                   </w:rPr>
-                  <w:lastRenderedPageBreak/>
                   <w:t>Year</w:t>
                 </w:r>
               </w:p>
@@ -20090,9 +17970,9 @@
                     <w14:ligatures w14:val="standardContextual"/>
                   </w:rPr>
                 </w:pPr>
-                <w:commentRangeStart w:id="364"/>
-                <w:commentRangeStart w:id="365"/>
-                <w:commentRangeStart w:id="366"/>
+                <w:commentRangeStart w:id="48"/>
+                <w:commentRangeStart w:id="49"/>
+                <w:commentRangeStart w:id="50"/>
                 <w:r>
                   <w:rPr>
                     <w:rFonts w:ascii="Arial" w:eastAsia="Aptos" w:hAnsi="Arial" w:cs="Arial"/>
@@ -20103,7 +17983,7 @@
                   </w:rPr>
                   <w:t>AERO 162: Drone Applications in Precision Agriculture</w:t>
                 </w:r>
-                <w:commentRangeEnd w:id="364"/>
+                <w:commentRangeEnd w:id="48"/>
                 <w:r>
                   <w:rPr>
                     <w:rStyle w:val="CommentReference"/>
@@ -20113,9 +17993,9 @@
                     <w:szCs w:val="24"/>
                     <w14:ligatures w14:val="standardContextual"/>
                   </w:rPr>
-                  <w:commentReference w:id="364"/>
+                  <w:commentReference w:id="48"/>
                 </w:r>
-                <w:commentRangeEnd w:id="365"/>
+                <w:commentRangeEnd w:id="49"/>
                 <w:r>
                   <w:rPr>
                     <w:rStyle w:val="CommentReference"/>
@@ -20125,9 +18005,9 @@
                     <w:szCs w:val="24"/>
                     <w14:ligatures w14:val="standardContextual"/>
                   </w:rPr>
-                  <w:commentReference w:id="365"/>
+                  <w:commentReference w:id="49"/>
                 </w:r>
-                <w:commentRangeEnd w:id="366"/>
+                <w:commentRangeEnd w:id="50"/>
                 <w:r>
                   <w:rPr>
                     <w:rStyle w:val="CommentReference"/>
@@ -20137,7 +18017,7 @@
                     <w:szCs w:val="24"/>
                     <w14:ligatures w14:val="standardContextual"/>
                   </w:rPr>
-                  <w:commentReference w:id="366"/>
+                  <w:commentReference w:id="50"/>
                 </w:r>
               </w:p>
             </w:tc>
@@ -20230,6 +18110,7 @@
                     <w:szCs w:val="24"/>
                     <w14:ligatures w14:val="standardContextual"/>
                   </w:rPr>
+                  <w:lastRenderedPageBreak/>
                   <w:t>Year 3</w:t>
                 </w:r>
               </w:p>
@@ -20819,7 +18700,6 @@
                     <w:szCs w:val="24"/>
                     <w14:ligatures w14:val="standardContextual"/>
                   </w:rPr>
-                  <w:lastRenderedPageBreak/>
                   <w:t>Agricultural Spray Drone System</w:t>
                 </w:r>
               </w:p>
@@ -21013,6 +18893,7 @@
                     <w:szCs w:val="24"/>
                     <w14:ligatures w14:val="standardContextual"/>
                   </w:rPr>
+                  <w:lastRenderedPageBreak/>
                   <w:t>Year</w:t>
                 </w:r>
               </w:p>
@@ -21825,10 +19706,10 @@
                     <w14:ligatures w14:val="standardContextual"/>
                   </w:rPr>
                 </w:pPr>
-                <w:commentRangeStart w:id="367"/>
-                <w:commentRangeStart w:id="368"/>
-                <w:commentRangeStart w:id="369"/>
-                <w:commentRangeStart w:id="370"/>
+                <w:commentRangeStart w:id="51"/>
+                <w:commentRangeStart w:id="52"/>
+                <w:commentRangeStart w:id="53"/>
+                <w:commentRangeStart w:id="54"/>
                 <w:r>
                   <w:rPr>
                     <w:rFonts w:ascii="Arial" w:eastAsia="Aptos" w:hAnsi="Arial" w:cs="Arial"/>
@@ -21842,7 +19723,7 @@
                   </w:rPr>
                   <w:t>$217,000 – $350,000</w:t>
                 </w:r>
-                <w:commentRangeEnd w:id="368"/>
+                <w:commentRangeEnd w:id="52"/>
                 <w:r>
                   <w:rPr>
                     <w:rStyle w:val="CommentReference"/>
@@ -21852,9 +19733,9 @@
                     <w:szCs w:val="24"/>
                     <w14:ligatures w14:val="standardContextual"/>
                   </w:rPr>
-                  <w:commentReference w:id="368"/>
+                  <w:commentReference w:id="52"/>
                 </w:r>
-                <w:commentRangeEnd w:id="369"/>
+                <w:commentRangeEnd w:id="53"/>
                 <w:r>
                   <w:rPr>
                     <w:rStyle w:val="CommentReference"/>
@@ -21864,9 +19745,9 @@
                     <w:szCs w:val="24"/>
                     <w14:ligatures w14:val="standardContextual"/>
                   </w:rPr>
-                  <w:commentReference w:id="369"/>
+                  <w:commentReference w:id="53"/>
                 </w:r>
-                <w:commentRangeEnd w:id="370"/>
+                <w:commentRangeEnd w:id="54"/>
                 <w:r>
                   <w:rPr>
                     <w:rStyle w:val="CommentReference"/>
@@ -21876,9 +19757,9 @@
                     <w:szCs w:val="24"/>
                     <w14:ligatures w14:val="standardContextual"/>
                   </w:rPr>
-                  <w:commentReference w:id="370"/>
+                  <w:commentReference w:id="54"/>
                 </w:r>
-                <w:commentRangeEnd w:id="367"/>
+                <w:commentRangeEnd w:id="51"/>
                 <w:r>
                   <w:rPr>
                     <w:rStyle w:val="CommentReference"/>
@@ -21888,7 +19769,7 @@
                     <w:szCs w:val="24"/>
                     <w14:ligatures w14:val="standardContextual"/>
                   </w:rPr>
-                  <w:commentReference w:id="367"/>
+                  <w:commentReference w:id="51"/>
                 </w:r>
               </w:p>
             </w:tc>
@@ -21953,18 +19834,7 @@
               <w:szCs w:val="24"/>
               <w14:ligatures w14:val="standardContextual"/>
             </w:rPr>
-            <w:t xml:space="preserve">Equipment, software, and course development needs are aligned with the phased course offering schedule. The program already has a DJI 4T and DJI 4E, and those aircraft were considered when developing the initial course sequence. The DJI 4E supports mapping and photogrammetry instruction, while the DJI 4T supports thermal imaging, applied inspection, and public safety-related training scenarios. This existing equipment allows the program to </w:t>
-          </w:r>
-          <w:r>
-            <w:rPr>
-              <w:rFonts w:ascii="Arial" w:eastAsia="Aptos" w:hAnsi="Arial" w:cs="Arial"/>
-              <w:kern w:val="2"/>
-              <w:sz w:val="24"/>
-              <w:szCs w:val="24"/>
-              <w14:ligatures w14:val="standardContextual"/>
-            </w:rPr>
-            <w:lastRenderedPageBreak/>
-            <w:t>launch core instruction without requiring the immediate purchase of all enterprise-level aircraft.</w:t>
+            <w:t>Equipment, software, and course development needs are aligned with the phased course offering schedule. The program already has a DJI 4T and DJI 4E, and those aircraft were considered when developing the initial course sequence. The DJI 4E supports mapping and photogrammetry instruction, while the DJI 4T supports thermal imaging, applied inspection, and public safety-related training scenarios. This existing equipment allows the program to launch core instruction without requiring the immediate purchase of all enterprise-level aircraft.</w:t>
           </w:r>
         </w:p>
         <w:p>
@@ -22000,22 +19870,10 @@
             </w:rPr>
             <w:t>Additional equipment is intended to broaden instructional capability and expose students to the range of platforms used across industry. In Year 1, a set of 12 to 16 low-cost drones will give AERO 100 students aircraft to build, troubleshoot, and fly. AERO 100 currently has no aircraft for this purpose, and hands-on assembly and troubleshooting build the mechanical understanding operators need in the field. Also in Year 1, adding an NDAA-compliant enterprise platform (for example, the Inspired Flight IF800 Tomcat)</w:t>
           </w:r>
-          <w:commentRangeStart w:id="371"/>
-          <w:commentRangeStart w:id="372"/>
-          <w:commentRangeStart w:id="373"/>
-          <w:commentRangeStart w:id="374"/>
-          <w:del w:id="1409" w:author="Codex" w:date="2026-10-27T05:01:59Z">
-            <w:r>
-              <w:rPr>
-                <w:rFonts w:ascii="Arial" w:eastAsia="Aptos" w:hAnsi="Arial" w:cs="Arial"/>
-                <w:kern w:val="2"/>
-                <w:sz w:val="24"/>
-                <w:szCs w:val="24"/>
-                <w14:ligatures w14:val="standardContextual"/>
-              </w:rPr>
-              <w:delText xml:space="preserve">,</w:delText>
-            </w:r>
-          </w:del>
+          <w:commentRangeStart w:id="55"/>
+          <w:commentRangeStart w:id="56"/>
+          <w:commentRangeStart w:id="57"/>
+          <w:commentRangeStart w:id="58"/>
           <w:r>
             <w:rPr>
               <w:rFonts w:ascii="Arial" w:eastAsia="Aptos" w:hAnsi="Arial" w:cs="Arial"/>
@@ -22026,7 +19884,7 @@
             </w:rPr>
             <w:t xml:space="preserve"> </w:t>
           </w:r>
-          <w:commentRangeEnd w:id="371"/>
+          <w:commentRangeEnd w:id="55"/>
           <w:r>
             <w:rPr>
               <w:rStyle w:val="CommentReference"/>
@@ -22036,9 +19894,9 @@
               <w:szCs w:val="24"/>
               <w14:ligatures w14:val="standardContextual"/>
             </w:rPr>
-            <w:commentReference w:id="371"/>
-          </w:r>
-          <w:commentRangeEnd w:id="372"/>
+            <w:commentReference w:id="55"/>
+          </w:r>
+          <w:commentRangeEnd w:id="56"/>
           <w:r>
             <w:rPr>
               <w:rStyle w:val="CommentReference"/>
@@ -22048,9 +19906,9 @@
               <w:szCs w:val="24"/>
               <w14:ligatures w14:val="standardContextual"/>
             </w:rPr>
-            <w:commentReference w:id="372"/>
-          </w:r>
-          <w:commentRangeEnd w:id="373"/>
+            <w:commentReference w:id="56"/>
+          </w:r>
+          <w:commentRangeEnd w:id="57"/>
           <w:r>
             <w:rPr>
               <w:rStyle w:val="CommentReference"/>
@@ -22060,9 +19918,9 @@
               <w:szCs w:val="24"/>
               <w14:ligatures w14:val="standardContextual"/>
             </w:rPr>
-            <w:commentReference w:id="373"/>
-          </w:r>
-          <w:commentRangeEnd w:id="374"/>
+            <w:commentReference w:id="57"/>
+          </w:r>
+          <w:commentRangeEnd w:id="58"/>
           <w:r>
             <w:rPr>
               <w:rStyle w:val="CommentReference"/>
@@ -22072,7 +19930,7 @@
               <w:szCs w:val="24"/>
               <w14:ligatures w14:val="standardContextual"/>
             </w:rPr>
-            <w:commentReference w:id="374"/>
+            <w:commentReference w:id="58"/>
           </w:r>
           <w:r>
             <w:rPr>
@@ -22082,20 +19940,8 @@
               <w:szCs w:val="24"/>
               <w14:ligatures w14:val="standardContextual"/>
             </w:rPr>
-            <w:t xml:space="preserve">would give students experience with the type of secure aircraft used in utility, infrastructure, and public agency drone programs, supporting mission planning and operations in AERO 151 and data collection in AERO 161. In Year 2, adding a heavy-lift, NDAA-compliant payload platform</w:t>
-          </w:r>
-          <w:del w:id="1410" w:author="Codex" w:date="2026-10-27T05:01:59Z">
-            <w:r>
-              <w:rPr>
-                <w:rFonts w:ascii="Arial" w:eastAsia="Aptos" w:hAnsi="Arial" w:cs="Arial"/>
-                <w:kern w:val="2"/>
-                <w:sz w:val="24"/>
-                <w:szCs w:val="24"/>
-                <w14:ligatures w14:val="standardContextual"/>
-              </w:rPr>
-              <w:delText xml:space="preserve">,</w:delText>
-            </w:r>
-          </w:del>
+            <w:t xml:space="preserve">would give students experience with the type of secure aircraft used in utility, infrastructure, and public agency drone programs, supporting mission planning and operations in AERO 151 and data collection in AERO 161. In Year 2, adding a heavy-lift, NDAA-compliant payload platform would support crop monitoring and advanced agricultural data collection by allowing students to work with multispectral, thermal, and future LiDAR-capable payloads. Agricultural spray operations </w:t>
+          </w:r>
           <w:r>
             <w:rPr>
               <w:rFonts w:ascii="Arial" w:eastAsia="Aptos" w:hAnsi="Arial" w:cs="Arial"/>
@@ -22104,7 +19950,8 @@
               <w:szCs w:val="24"/>
               <w14:ligatures w14:val="standardContextual"/>
             </w:rPr>
-            <w:t xml:space="preserve"> would support crop monitoring and advanced agricultural data collection by allowing students to work with multispectral, thermal, and future LiDAR-capable payloads. Agricultural spray operations require a separate spray-capable aircraft and related safety equipment, which is why that purchase is aligned with the Year 2 agriculture expansion.</w:t>
+            <w:lastRenderedPageBreak/>
+            <w:t>require a separate spray-capable aircraft and related safety equipment, which is why that purchase is aligned with the Year 2 agriculture expansion.</w:t>
           </w:r>
         </w:p>
         <w:p>
@@ -22249,14 +20096,13 @@
           <w:spacing w:val="-2"/>
         </w:rPr>
       </w:pPr>
-      <w:commentRangeStart w:id="375"/>
-      <w:commentRangeStart w:id="376"/>
+      <w:commentRangeStart w:id="59"/>
+      <w:commentRangeStart w:id="60"/>
       <w:r>
         <w:rPr>
           <w:b/>
           <w:bCs/>
         </w:rPr>
-        <w:lastRenderedPageBreak/>
         <w:t>Facility</w:t>
       </w:r>
       <w:r>
@@ -22297,7 +20143,7 @@
         </w:rPr>
         <w:t>Costs:</w:t>
       </w:r>
-      <w:commentRangeEnd w:id="375"/>
+      <w:commentRangeEnd w:id="59"/>
       <w:r>
         <w:rPr>
           <w:rStyle w:val="CommentReference"/>
@@ -22307,9 +20153,9 @@
           <w:sz w:val="24"/>
           <w:szCs w:val="24"/>
         </w:rPr>
-        <w:commentReference w:id="375"/>
-      </w:r>
-      <w:commentRangeEnd w:id="376"/>
+        <w:commentReference w:id="59"/>
+      </w:r>
+      <w:commentRangeEnd w:id="60"/>
       <w:r>
         <w:rPr>
           <w:rStyle w:val="CommentReference"/>
@@ -22319,7 +20165,7 @@
           <w:sz w:val="24"/>
           <w:szCs w:val="24"/>
         </w:rPr>
-        <w:commentReference w:id="376"/>
+        <w:commentReference w:id="60"/>
       </w:r>
     </w:p>
     <w:sdt>
@@ -22444,7 +20290,16 @@
               <w:sz w:val="24"/>
               <w:szCs w:val="24"/>
             </w:rPr>
-            <w:t>Spray Mission Training Area: AERO 162 spray instruction is conducted with water only and requires open space suitable for agricultural spray missions. Instruction will take place on campus, at the North County Campus agriculture facility, and/or at industry partner sites.</w:t>
+            <w:t xml:space="preserve">Spray Mission Training Area: AERO 162 spray instruction is conducted with water only and requires open space suitable for agricultural spray missions. Instruction will take </w:t>
+          </w:r>
+          <w:r>
+            <w:rPr>
+              <w:rFonts w:ascii="Arial" w:hAnsi="Arial" w:cs="Arial"/>
+              <w:sz w:val="24"/>
+              <w:szCs w:val="24"/>
+            </w:rPr>
+            <w:lastRenderedPageBreak/>
+            <w:t>place on campus, at the North County Campus agriculture facility, and/or at industry partner sites.</w:t>
           </w:r>
         </w:p>
         <w:p>
@@ -22470,16 +20325,14 @@
             </w:rPr>
             <w:t>Equipment Storage: Program aircraft, field equipment, and instructional materials will be stored at the airport with other aerospace program materials</w:t>
           </w:r>
-          <w:ins w:id="377" w:author="Kyle Nessen" w:date="2026-10-26T21:50:00Z" w16du:dateUtc="2026-10-27T04:50:00Z">
-            <w:r>
-              <w:rPr>
-                <w:rFonts w:ascii="Arial" w:hAnsi="Arial" w:cs="Arial"/>
-                <w:sz w:val="24"/>
-                <w:szCs w:val="24"/>
-              </w:rPr>
-              <w:t>.</w:t>
-            </w:r>
-          </w:ins>
+          <w:r>
+            <w:rPr>
+              <w:rFonts w:ascii="Arial" w:hAnsi="Arial" w:cs="Arial"/>
+              <w:sz w:val="24"/>
+              <w:szCs w:val="24"/>
+            </w:rPr>
+            <w:t>.</w:t>
+          </w:r>
         </w:p>
         <w:p>
           <w:pPr>
@@ -23113,7 +20966,6 @@
               <w:sz w:val="24"/>
               <w:szCs w:val="24"/>
             </w:rPr>
-            <w:lastRenderedPageBreak/>
             <w:t>Student support needs will be met through existing college services, including academic counseling, career services, and general tutoring support. Additional instructional support for software (mapping, data processing, media tools) will be embedded within courses and faculty office hours.</w:t>
           </w:r>
         </w:p>
@@ -23548,8 +21400,8 @@
                 <w:szCs w:val="20"/>
               </w:rPr>
             </w:pPr>
-            <w:commentRangeStart w:id="378"/>
-            <w:commentRangeStart w:id="379"/>
+            <w:commentRangeStart w:id="61"/>
+            <w:commentRangeStart w:id="62"/>
             <w:r>
               <w:rPr>
                 <w:b/>
@@ -23560,7 +21412,7 @@
               </w:rPr>
               <w:t xml:space="preserve">$ </w:t>
             </w:r>
-            <w:commentRangeEnd w:id="379"/>
+            <w:commentRangeEnd w:id="62"/>
             <w:r>
               <w:rPr>
                 <w:rStyle w:val="CommentReference"/>
@@ -23570,9 +21422,9 @@
                 <w:sz w:val="20"/>
                 <w:szCs w:val="20"/>
               </w:rPr>
-              <w:commentReference w:id="379"/>
+              <w:commentReference w:id="62"/>
             </w:r>
-            <w:commentRangeEnd w:id="378"/>
+            <w:commentRangeEnd w:id="61"/>
             <w:r>
               <w:rPr>
                 <w:rStyle w:val="CommentReference"/>
@@ -23582,7 +21434,7 @@
                 <w:sz w:val="20"/>
                 <w:szCs w:val="20"/>
               </w:rPr>
-              <w:commentReference w:id="378"/>
+              <w:commentReference w:id="61"/>
             </w:r>
           </w:p>
         </w:tc>
@@ -23861,6 +21713,7 @@
           <w:b/>
           <w:bCs/>
         </w:rPr>
+        <w:lastRenderedPageBreak/>
         <w:t>Potential</w:t>
       </w:r>
       <w:r>
@@ -26143,7 +23996,6 @@
               <w:sz w:val="24"/>
               <w:szCs w:val="24"/>
             </w:rPr>
-            <w:lastRenderedPageBreak/>
             <w:t>Years 2 and 3: Scaled Funding Approach</w:t>
           </w:r>
         </w:p>
@@ -26230,147 +24082,16 @@
               <w:sz w:val="24"/>
               <w:szCs w:val="24"/>
             </w:rPr>
-            <w:t xml:space="preserve">Strategy B (Apportionment-Supported Scaling): If additional grant funding is delayed or reduced, the program is designed to scale its offerings to a level supportable by net apportionment revenue after instructional costs. Using an estimated $5,500 per FTES in apportionment revenue and projected enrollment of </w:t>
-          </w:r>
-          <w:del w:id="380" w:author="Codex" w:date="2026-10-27T04:32:00Z">
-            <w:r>
-              <w:rPr>
-                <w:rFonts w:ascii="Arial" w:hAnsi="Arial" w:cs="Arial"/>
-                <w:sz w:val="24"/>
-                <w:szCs w:val="24"/>
-              </w:rPr>
-              <w:delText>13.37</w:delText>
-            </w:r>
-          </w:del>
-          <w:ins w:id="381" w:author="Codex" w:date="2026-10-27T04:32:00Z">
-            <w:r>
-              <w:rPr>
-                <w:rFonts w:ascii="Arial" w:hAnsi="Arial" w:cs="Arial"/>
-                <w:sz w:val="24"/>
-                <w:szCs w:val="24"/>
-              </w:rPr>
-              <w:t>14.74</w:t>
-            </w:r>
-          </w:ins>
-          <w:r>
-            <w:rPr>
-              <w:rFonts w:ascii="Arial" w:hAnsi="Arial" w:cs="Arial"/>
-              <w:sz w:val="24"/>
-              <w:szCs w:val="24"/>
-            </w:rPr>
-            <w:t xml:space="preserve"> FTES in Year 1, the program is expected to generate approximately $</w:t>
-          </w:r>
-          <w:del w:id="382" w:author="Codex" w:date="2026-10-27T04:32:00Z">
-            <w:r>
-              <w:rPr>
-                <w:rFonts w:ascii="Arial" w:hAnsi="Arial" w:cs="Arial"/>
-                <w:sz w:val="24"/>
-                <w:szCs w:val="24"/>
-              </w:rPr>
-              <w:delText>73,535</w:delText>
-            </w:r>
-          </w:del>
-          <w:ins w:id="383" w:author="Codex" w:date="2026-10-27T04:32:00Z">
-            <w:r>
-              <w:rPr>
-                <w:rFonts w:ascii="Arial" w:hAnsi="Arial" w:cs="Arial"/>
-                <w:sz w:val="24"/>
-                <w:szCs w:val="24"/>
-              </w:rPr>
-              <w:t>81,070</w:t>
-            </w:r>
-          </w:ins>
-          <w:r>
-            <w:rPr>
-              <w:rFonts w:ascii="Arial" w:hAnsi="Arial" w:cs="Arial"/>
-              <w:sz w:val="24"/>
-              <w:szCs w:val="24"/>
-            </w:rPr>
-            <w:t xml:space="preserve"> in gross apportionment revenue. Instructor costs, budgeted at $125 per hour for adjunct/part-time instruction, are estimated at approximately $</w:t>
-          </w:r>
-          <w:del w:id="384" w:author="Codex" w:date="2026-10-27T04:32:00Z">
-            <w:r>
-              <w:rPr>
-                <w:rFonts w:ascii="Arial" w:hAnsi="Arial" w:cs="Arial"/>
-                <w:sz w:val="24"/>
-                <w:szCs w:val="24"/>
-              </w:rPr>
-              <w:delText>38,250</w:delText>
-            </w:r>
-          </w:del>
-          <w:ins w:id="385" w:author="Codex" w:date="2026-10-27T04:32:00Z">
-            <w:r>
-              <w:rPr>
-                <w:rFonts w:ascii="Arial" w:hAnsi="Arial" w:cs="Arial"/>
-                <w:sz w:val="24"/>
-                <w:szCs w:val="24"/>
-              </w:rPr>
-              <w:t>42,750</w:t>
-            </w:r>
-          </w:ins>
-          <w:r>
-            <w:rPr>
-              <w:rFonts w:ascii="Arial" w:hAnsi="Arial" w:cs="Arial"/>
-              <w:sz w:val="24"/>
-              <w:szCs w:val="24"/>
-            </w:rPr>
-            <w:t xml:space="preserve"> in Year 1 based on </w:t>
-          </w:r>
-          <w:del w:id="386" w:author="Codex" w:date="2026-10-27T04:32:00Z">
-            <w:r>
-              <w:rPr>
-                <w:rFonts w:ascii="Arial" w:hAnsi="Arial" w:cs="Arial"/>
-                <w:sz w:val="24"/>
-                <w:szCs w:val="24"/>
-              </w:rPr>
-              <w:delText>306</w:delText>
-            </w:r>
-          </w:del>
-          <w:ins w:id="387" w:author="Codex" w:date="2026-10-27T04:32:00Z">
-            <w:r>
-              <w:rPr>
-                <w:rFonts w:ascii="Arial" w:hAnsi="Arial" w:cs="Arial"/>
-                <w:sz w:val="24"/>
-                <w:szCs w:val="24"/>
-              </w:rPr>
-              <w:t>342</w:t>
-            </w:r>
-          </w:ins>
-          <w:r>
-            <w:rPr>
-              <w:rFonts w:ascii="Arial" w:hAnsi="Arial" w:cs="Arial"/>
-              <w:sz w:val="24"/>
-              <w:szCs w:val="24"/>
-            </w:rPr>
-            <w:t xml:space="preserve"> instructional contact hours across four sections. This yields an estimated net apportionment contribution of approximately $</w:t>
-          </w:r>
-          <w:del w:id="388" w:author="Codex" w:date="2026-10-27T04:32:00Z">
-            <w:r>
-              <w:rPr>
-                <w:rFonts w:ascii="Arial" w:hAnsi="Arial" w:cs="Arial"/>
-                <w:sz w:val="24"/>
-                <w:szCs w:val="24"/>
-              </w:rPr>
-              <w:delText>35,285</w:delText>
-            </w:r>
-          </w:del>
-          <w:ins w:id="389" w:author="Codex" w:date="2026-10-27T04:32:00Z">
-            <w:r>
-              <w:rPr>
-                <w:rFonts w:ascii="Arial" w:hAnsi="Arial" w:cs="Arial"/>
-                <w:sz w:val="24"/>
-                <w:szCs w:val="24"/>
-              </w:rPr>
-              <w:t>38,320</w:t>
-            </w:r>
-          </w:ins>
-          <w:r>
-            <w:rPr>
-              <w:rFonts w:ascii="Arial" w:hAnsi="Arial" w:cs="Arial"/>
-              <w:sz w:val="24"/>
-              <w:szCs w:val="24"/>
-            </w:rPr>
-            <w:t xml:space="preserve"> in Year 1 available to support ongoing operational costs.</w:t>
+            <w:t xml:space="preserve">Strategy B (Apportionment-Supported Scaling): If additional grant funding is delayed or reduced, the program is designed to scale its offerings to a level supportable by net </w:t>
+          </w:r>
+          <w:r>
+            <w:rPr>
+              <w:rFonts w:ascii="Arial" w:hAnsi="Arial" w:cs="Arial"/>
+              <w:sz w:val="24"/>
+              <w:szCs w:val="24"/>
+            </w:rPr>
+            <w:lastRenderedPageBreak/>
+            <w:t>apportionment revenue after instructional costs. Using an estimated $5,500 per FTES in apportionment revenue and projected enrollment of 14.74 FTES in Year 1, the program is expected to generate approximately $81,070 in gross apportionment revenue. Instructor costs, budgeted at $125 per hour for adjunct/part-time instruction, are estimated at approximately $42,750 in Year 1 based on 342 instructional contact hours across four sections. This yields an estimated net apportionment contribution of approximately $38,320 in Year 1 available to support ongoing operational costs.</w:t>
           </w:r>
         </w:p>
         <w:p>
@@ -26387,231 +24108,7 @@
               <w:sz w:val="24"/>
               <w:szCs w:val="24"/>
             </w:rPr>
-            <w:t xml:space="preserve">By Year 2, at </w:t>
-          </w:r>
-          <w:del w:id="390" w:author="Codex" w:date="2026-10-27T04:32:00Z">
-            <w:r>
-              <w:rPr>
-                <w:rFonts w:ascii="Arial" w:hAnsi="Arial" w:cs="Arial"/>
-                <w:sz w:val="24"/>
-                <w:szCs w:val="24"/>
-              </w:rPr>
-              <w:delText>16.80</w:delText>
-            </w:r>
-          </w:del>
-          <w:ins w:id="391" w:author="Codex" w:date="2026-10-27T04:32:00Z">
-            <w:r>
-              <w:rPr>
-                <w:rFonts w:ascii="Arial" w:hAnsi="Arial" w:cs="Arial"/>
-                <w:sz w:val="24"/>
-                <w:szCs w:val="24"/>
-              </w:rPr>
-              <w:t>18.17</w:t>
-            </w:r>
-          </w:ins>
-          <w:r>
-            <w:rPr>
-              <w:rFonts w:ascii="Arial" w:hAnsi="Arial" w:cs="Arial"/>
-              <w:sz w:val="24"/>
-              <w:szCs w:val="24"/>
-            </w:rPr>
-            <w:t xml:space="preserve"> FTES, gross apportionment is projected at approximately $</w:t>
-          </w:r>
-          <w:del w:id="392" w:author="Codex" w:date="2026-10-27T04:32:00Z">
-            <w:r>
-              <w:rPr>
-                <w:rFonts w:ascii="Arial" w:hAnsi="Arial" w:cs="Arial"/>
-                <w:sz w:val="24"/>
-                <w:szCs w:val="24"/>
-              </w:rPr>
-              <w:delText>92,400</w:delText>
-            </w:r>
-          </w:del>
-          <w:ins w:id="393" w:author="Codex" w:date="2026-10-27T04:32:00Z">
-            <w:r>
-              <w:rPr>
-                <w:rFonts w:ascii="Arial" w:hAnsi="Arial" w:cs="Arial"/>
-                <w:sz w:val="24"/>
-                <w:szCs w:val="24"/>
-              </w:rPr>
-              <w:t>99,935</w:t>
-            </w:r>
-          </w:ins>
-          <w:r>
-            <w:rPr>
-              <w:rFonts w:ascii="Arial" w:hAnsi="Arial" w:cs="Arial"/>
-              <w:sz w:val="24"/>
-              <w:szCs w:val="24"/>
-            </w:rPr>
-            <w:t>, with instructor costs rising to an estimated $</w:t>
-          </w:r>
-          <w:del w:id="394" w:author="Codex" w:date="2026-10-27T04:32:00Z">
-            <w:r>
-              <w:rPr>
-                <w:rFonts w:ascii="Arial" w:hAnsi="Arial" w:cs="Arial"/>
-                <w:sz w:val="24"/>
-                <w:szCs w:val="24"/>
-              </w:rPr>
-              <w:delText>49,500</w:delText>
-            </w:r>
-          </w:del>
-          <w:ins w:id="395" w:author="Codex" w:date="2026-10-27T04:32:00Z">
-            <w:r>
-              <w:rPr>
-                <w:rFonts w:ascii="Arial" w:hAnsi="Arial" w:cs="Arial"/>
-                <w:sz w:val="24"/>
-                <w:szCs w:val="24"/>
-              </w:rPr>
-              <w:t>54,000</w:t>
-            </w:r>
-          </w:ins>
-          <w:r>
-            <w:rPr>
-              <w:rFonts w:ascii="Arial" w:hAnsi="Arial" w:cs="Arial"/>
-              <w:sz w:val="24"/>
-              <w:szCs w:val="24"/>
-            </w:rPr>
-            <w:t xml:space="preserve"> for five sections, yielding a net contribution of approximately $</w:t>
-          </w:r>
-          <w:del w:id="396" w:author="Codex" w:date="2026-10-27T04:32:00Z">
-            <w:r>
-              <w:rPr>
-                <w:rFonts w:ascii="Arial" w:hAnsi="Arial" w:cs="Arial"/>
-                <w:sz w:val="24"/>
-                <w:szCs w:val="24"/>
-              </w:rPr>
-              <w:delText>42,900</w:delText>
-            </w:r>
-          </w:del>
-          <w:ins w:id="397" w:author="Codex" w:date="2026-10-27T04:32:00Z">
-            <w:r>
-              <w:rPr>
-                <w:rFonts w:ascii="Arial" w:hAnsi="Arial" w:cs="Arial"/>
-                <w:sz w:val="24"/>
-                <w:szCs w:val="24"/>
-              </w:rPr>
-              <w:t>45,935</w:t>
-            </w:r>
-          </w:ins>
-          <w:r>
-            <w:rPr>
-              <w:rFonts w:ascii="Arial" w:hAnsi="Arial" w:cs="Arial"/>
-              <w:sz w:val="24"/>
-              <w:szCs w:val="24"/>
-            </w:rPr>
-            <w:t xml:space="preserve">. By Year 3, at </w:t>
-          </w:r>
-          <w:del w:id="398" w:author="Codex" w:date="2026-10-27T04:32:00Z">
-            <w:r>
-              <w:rPr>
-                <w:rFonts w:ascii="Arial" w:hAnsi="Arial" w:cs="Arial"/>
-                <w:sz w:val="24"/>
-                <w:szCs w:val="24"/>
-              </w:rPr>
-              <w:delText>20.23</w:delText>
-            </w:r>
-          </w:del>
-          <w:ins w:id="399" w:author="Codex" w:date="2026-10-27T04:32:00Z">
-            <w:r>
-              <w:rPr>
-                <w:rFonts w:ascii="Arial" w:hAnsi="Arial" w:cs="Arial"/>
-                <w:sz w:val="24"/>
-                <w:szCs w:val="24"/>
-              </w:rPr>
-              <w:t>21.60</w:t>
-            </w:r>
-          </w:ins>
-          <w:r>
-            <w:rPr>
-              <w:rFonts w:ascii="Arial" w:hAnsi="Arial" w:cs="Arial"/>
-              <w:sz w:val="24"/>
-              <w:szCs w:val="24"/>
-            </w:rPr>
-            <w:t xml:space="preserve"> FTES, gross apportionment reaches approximately $</w:t>
-          </w:r>
-          <w:del w:id="400" w:author="Codex" w:date="2026-10-27T04:32:00Z">
-            <w:r>
-              <w:rPr>
-                <w:rFonts w:ascii="Arial" w:hAnsi="Arial" w:cs="Arial"/>
-                <w:sz w:val="24"/>
-                <w:szCs w:val="24"/>
-              </w:rPr>
-              <w:delText>111,265</w:delText>
-            </w:r>
-          </w:del>
-          <w:ins w:id="401" w:author="Codex" w:date="2026-10-27T04:32:00Z">
-            <w:r>
-              <w:rPr>
-                <w:rFonts w:ascii="Arial" w:hAnsi="Arial" w:cs="Arial"/>
-                <w:sz w:val="24"/>
-                <w:szCs w:val="24"/>
-              </w:rPr>
-              <w:t>118,800</w:t>
-            </w:r>
-          </w:ins>
-          <w:r>
-            <w:rPr>
-              <w:rFonts w:ascii="Arial" w:hAnsi="Arial" w:cs="Arial"/>
-              <w:sz w:val="24"/>
-              <w:szCs w:val="24"/>
-            </w:rPr>
-            <w:t>, with estimated instructor costs of $</w:t>
-          </w:r>
-          <w:del w:id="402" w:author="Codex" w:date="2026-10-27T04:32:00Z">
-            <w:r>
-              <w:rPr>
-                <w:rFonts w:ascii="Arial" w:hAnsi="Arial" w:cs="Arial"/>
-                <w:sz w:val="24"/>
-                <w:szCs w:val="24"/>
-              </w:rPr>
-              <w:delText>60,750</w:delText>
-            </w:r>
-          </w:del>
-          <w:ins w:id="403" w:author="Codex" w:date="2026-10-27T04:32:00Z">
-            <w:r>
-              <w:rPr>
-                <w:rFonts w:ascii="Arial" w:hAnsi="Arial" w:cs="Arial"/>
-                <w:sz w:val="24"/>
-                <w:szCs w:val="24"/>
-              </w:rPr>
-              <w:t>65,250</w:t>
-            </w:r>
-          </w:ins>
-          <w:r>
-            <w:rPr>
-              <w:rFonts w:ascii="Arial" w:hAnsi="Arial" w:cs="Arial"/>
-              <w:sz w:val="24"/>
-              <w:szCs w:val="24"/>
-            </w:rPr>
-            <w:t xml:space="preserve"> for six sections, for a net contribution of approximately $</w:t>
-          </w:r>
-          <w:del w:id="404" w:author="Codex" w:date="2026-10-27T04:32:00Z">
-            <w:r>
-              <w:rPr>
-                <w:rFonts w:ascii="Arial" w:hAnsi="Arial" w:cs="Arial"/>
-                <w:sz w:val="24"/>
-                <w:szCs w:val="24"/>
-              </w:rPr>
-              <w:delText>50,515</w:delText>
-            </w:r>
-          </w:del>
-          <w:ins w:id="405" w:author="Codex" w:date="2026-10-27T04:32:00Z">
-            <w:r>
-              <w:rPr>
-                <w:rFonts w:ascii="Arial" w:hAnsi="Arial" w:cs="Arial"/>
-                <w:sz w:val="24"/>
-                <w:szCs w:val="24"/>
-              </w:rPr>
-              <w:t>53,550</w:t>
-            </w:r>
-          </w:ins>
-          <w:r>
-            <w:rPr>
-              <w:rFonts w:ascii="Arial" w:hAnsi="Arial" w:cs="Arial"/>
-              <w:sz w:val="24"/>
-              <w:szCs w:val="24"/>
-            </w:rPr>
-            <w:t>. While net apportionment alone is insufficient to fund the full scope of program expansion, it demonstrates that the program generates real and growing instructional revenue that offsets a meaningful share of ongoing costs. In a scaled scenario, Year 2 and Year 3 equipment purchases would be prioritized and phased based on available grant funding, with higher-cost items deferred until resources are confirmed.</w:t>
+            <w:t>By Year 2, at 18.17 FTES, gross apportionment is projected at approximately $99,935, with instructor costs rising to an estimated $54,000 for five sections, yielding a net contribution of approximately $45,935. By Year 3, at 21.60 FTES, gross apportionment reaches approximately $118,800, with estimated instructor costs of $65,250 for six sections, for a net contribution of approximately $53,550. While net apportionment alone is insufficient to fund the full scope of program expansion, it demonstrates that the program generates real and growing instructional revenue that offsets a meaningful share of ongoing costs. In a scaled scenario, Year 2 and Year 3 equipment purchases would be prioritized and phased based on available grant funding, with higher-cost items deferred until resources are confirmed.</w:t>
           </w:r>
         </w:p>
         <w:p>
@@ -26651,16 +24148,7 @@
               <w:sz w:val="24"/>
               <w:szCs w:val="24"/>
             </w:rPr>
-            <w:t xml:space="preserve">The program intends to actively seek equipment donations, loaner agreements, and direct financial support from industry partners. While no commitments have been formally secured beyond Year 1, the program's leadership is optimistic about this prospect for two reasons. First, the college's Aviation Maintenance Technology program has a well-established track record of attracting industry support, demonstrating that regional employers and manufacturers are willing to invest in local workforce pipelines. Second, the UAS program's broad appeal across multiple sectors:  utilities, agriculture, public safety, infrastructure </w:t>
-          </w:r>
-          <w:r>
-            <w:rPr>
-              <w:rFonts w:ascii="Arial" w:hAnsi="Arial" w:cs="Arial"/>
-              <w:sz w:val="24"/>
-              <w:szCs w:val="24"/>
-            </w:rPr>
-            <w:lastRenderedPageBreak/>
-            <w:t>inspection, and media, creates an unusually wide field of potential industry partners compared to more narrowly focused programs. Outreach to regional employers, public agencies, and drone manufacturers will be initiated in Year 1 with the goal of formalizing equipment partnerships ahead of the Year 2 expansion. Any industry contributions received will be applied against projected funding gaps, reducing the total draw on grant and apportionment sources.</w:t>
+            <w:t>The program intends to actively seek equipment donations, loaner agreements, and direct financial support from industry partners. While no commitments have been formally secured beyond Year 1, the program's leadership is optimistic about this prospect for two reasons. First, the college's Aviation Maintenance Technology program has a well-established track record of attracting industry support, demonstrating that regional employers and manufacturers are willing to invest in local workforce pipelines. Second, the UAS program's broad appeal across multiple sectors:  utilities, agriculture, public safety, infrastructure inspection, and media, creates an unusually wide field of potential industry partners compared to more narrowly focused programs. Outreach to regional employers, public agencies, and drone manufacturers will be initiated in Year 1 with the goal of formalizing equipment partnerships ahead of the Year 2 expansion. Any industry contributions received will be applied against projected funding gaps, reducing the total draw on grant and apportionment sources.</w:t>
           </w:r>
         </w:p>
         <w:p>
@@ -26694,7 +24182,16 @@
               <w:sz w:val="24"/>
               <w:szCs w:val="24"/>
             </w:rPr>
-            <w:t>The program's leadership also recognizes that the UAS industry is evolving rapidly, and that equipment costs may decrease as the technology matures and competition among manufacturers increases. The phased rollout timeline is intentionally structured to take advantage of this trend. By deferring certain higher-cost platform purchases to Years 2 and 3, the program creates an opportunity to acquire more capable equipment at lower prices than are available today. The program will also monitor emerging platforms and alternative technologies that may offer comparable instructional value at reduced cost, ensuring that equipment decisions are made with current market conditions rather than projections based solely on today's pricing. This approach reduces financial risk and positions the program to stretch available resources further as the industry continues to develop.</w:t>
+            <w:t xml:space="preserve">The program's leadership also recognizes that the UAS industry is evolving rapidly, and that equipment costs may decrease as the technology matures and competition among manufacturers increases. The phased rollout timeline is intentionally structured to take advantage of this trend. By deferring certain higher-cost platform purchases to Years 2 and 3, </w:t>
+          </w:r>
+          <w:r>
+            <w:rPr>
+              <w:rFonts w:ascii="Arial" w:hAnsi="Arial" w:cs="Arial"/>
+              <w:sz w:val="24"/>
+              <w:szCs w:val="24"/>
+            </w:rPr>
+            <w:lastRenderedPageBreak/>
+            <w:t>the program creates an opportunity to acquire more capable equipment at lower prices than are available today. The program will also monitor emerging platforms and alternative technologies that may offer comparable instructional value at reduced cost, ensuring that equipment decisions are made with current market conditions rather than projections based solely on today's pricing. This approach reduces financial risk and positions the program to stretch available resources further as the industry continues to develop.</w:t>
           </w:r>
         </w:p>
         <w:p>
@@ -27074,7 +24571,6 @@
           <w:rFonts w:ascii="Arial" w:hAnsi="Arial" w:cs="Arial"/>
           <w:noProof/>
         </w:rPr>
-        <w:lastRenderedPageBreak/>
         <mc:AlternateContent>
           <mc:Choice Requires="wps">
             <w:drawing>
@@ -28609,7 +26105,23 @@
       </w:r>
     </w:p>
   </w:comment>
-  <w:comment w:id="65" w:author="Kyle Nessen" w:date="2026-10-26T21:53:00Z" w:initials="KN">
+  <w:comment w:id="41" w:author="Codex" w:date="2026-10-27T02:34:00Z" w:initials="CX">
+    <w:p>
+      <w:pPr>
+        <w:pStyle w:val="CommentText"/>
+      </w:pPr>
+      <w:r>
+        <w:rPr>
+          <w:rStyle w:val="CommentReference"/>
+        </w:rPr>
+        <w:annotationRef/>
+      </w:r>
+      <w:r>
+        <w:t>Numerical reconciliation needed. The September AERO 151 draft is 2 units, 1 lecture and 1 lab, with 18 lecture and 54 lab contact hours, for 72 contact hours per student. Every projection table here uses 36 hours. I preserved all table values and revised the narrative to expose the discrepancy. Ron should confirm which course structure governs, then update the five-year FTES tables and the instructional cost and revenue model together. The NOI submission notes also leave the 16-week calendar entry convention unresolved.</w:t>
+      </w:r>
+    </w:p>
+  </w:comment>
+  <w:comment w:id="42" w:author="Kyle Nessen" w:date="2026-10-26T21:07:00Z" w:initials="KN">
     <w:p>
       <w:r>
         <w:rPr>
@@ -28622,11 +26134,11 @@
           <w:sz w:val="20"/>
           <w:szCs w:val="20"/>
         </w:rPr>
-        <w:t xml:space="preserve">This sentence is way too in the weeds. Like, why are you saying follows the September NOI structure? Just follow the existing pattern in the previous paragraphs. You're adding way too much detail that's specific to our conversation and not coherent with the rest of the document or the intended reader. </w:t>
+        <w:t xml:space="preserve">What is the issue here? Era 151 is listed as having a lab course. Is that right? Yeah, that's what we put in the NOI. And so if that's true, lecture and lab do the tables still work or do they need to be resolved? </w:t>
       </w:r>
     </w:p>
   </w:comment>
-  <w:comment w:id="60" w:author="Codex" w:date="2026-10-27T02:34:00Z" w:initials="CX">
+  <w:comment w:id="43" w:author="Codex" w:date="2026-10-27T04:32:00Z" w:initials="CX">
     <w:p>
       <w:pPr>
         <w:pStyle w:val="CommentText"/>
@@ -28638,11 +26150,27 @@
         <w:annotationRef/>
       </w:r>
       <w:r>
-        <w:t>Numerical reconciliation needed. The September AERO 151 draft is 2 units, 1 lecture and 1 lab, with 18 lecture and 54 lab contact hours, for 72 contact hours per student. Every projection table here uses 36 hours. I preserved all table values and revised the narrative to expose the discrepancy. Ron should confirm which course structure governs, then update the five-year FTES tables and the instructional cost and revenue model together. The NOI submission notes also leave the 16-week calendar entry convention unresolved.</w:t>
+        <w:t>Yes. The NOI specifies 18 lecture hours plus 54 lab hours, or 72 contact hours, for AERO 151. The old tables used 36, so they needed revision. Updated all five annual tables and the summary. FTES are now 14.74, 18.17, 21.60, 32.06, and 38.91. Updated the linked Year 1 through Year 3 financial narrative. Enrollment, section counts, 525 hours per FTES, $5,500 per FTES, and $125 per instructional hour remain unchanged. Revenue follows the existing convention of multiplying displayed FTES rounded to two decimals by $5,500. These remain planning estimates, subject to final scheduling and district accounting.</w:t>
       </w:r>
     </w:p>
   </w:comment>
-  <w:comment w:id="61" w:author="Kyle Nessen" w:date="2026-10-26T21:07:00Z" w:initials="KN">
+  <w:comment w:id="40" w:author="Codex" w:date="2026-10-27T05:01:00Z" w:initials="CX">
+    <w:p>
+      <w:pPr>
+        <w:pStyle w:val="CommentText"/>
+      </w:pPr>
+      <w:r>
+        <w:rPr>
+          <w:rStyle w:val="CommentReference"/>
+        </w:rPr>
+        <w:annotationRef/>
+      </w:r>
+      <w:r>
+        <w:t>Removed both added sentences. The paragraph now stays focused on the phased rollout and which courses the projections include. The preceding paragraph already explains the contact-hour method. The reference to the September NOI was context from our review and did not belong in the packet. The calculations are unchanged.</w:t>
+      </w:r>
+    </w:p>
+  </w:comment>
+  <w:comment w:id="44" w:author="Kyle Nessen" w:date="2026-10-26T21:52:00Z" w:initials="KN">
     <w:p>
       <w:r>
         <w:rPr>
@@ -28655,11 +26183,11 @@
           <w:sz w:val="20"/>
           <w:szCs w:val="20"/>
         </w:rPr>
-        <w:t xml:space="preserve">What is the issue here? Era 151 is listed as having a lab course. Is that right? Yeah, that's what we put in the NOI. And so if that's true, lecture and lab do the tables still work or do they need to be resolved? </w:t>
+        <w:t xml:space="preserve">I still don't totally understand why the hours are different. Maybe you can help me understand. </w:t>
       </w:r>
     </w:p>
   </w:comment>
-  <w:comment w:id="62" w:author="Codex" w:date="2026-10-27T04:32:00Z" w:initials="CX">
+  <w:comment w:id="45" w:author="Codex" w:date="2026-10-27T05:01:00Z" w:initials="CX">
     <w:p>
       <w:pPr>
         <w:pStyle w:val="CommentText"/>
@@ -28671,11 +26199,27 @@
         <w:annotationRef/>
       </w:r>
       <w:r>
-        <w:t>Yes. The NOI specifies 18 lecture hours plus 54 lab hours, or 72 contact hours, for AERO 151. The old tables used 36, so they needed revision. Updated all five annual tables and the summary. FTES are now 14.74, 18.17, 21.60, 32.06, and 38.91. Updated the linked Year 1 through Year 3 financial narrative. Enrollment, section counts, 525 hours per FTES, $5,500 per FTES, and $125 per instructional hour remain unchanged. Revenue follows the existing convention of multiplying displayed FTES rounded to two decimals by $5,500. These remain planning estimates, subject to final scheduling and district accounting.</w:t>
+        <w:t>The courses have different lecture units. AERO 151 has 1 lecture unit and 1 lab unit, which is 18 lecture hours plus 54 lab hours, or 72 contact hours per student. AERO 100, 161, 162, and 163 each have 2 lecture units and 1 lab unit, which is 36 plus 54, or 90 contact hours. Both course structures include the same lab hours. The extra lecture unit accounts for the 18-hour difference. The earlier value of 36 for AERO 151 incorrectly treated it as two lecture units with no lab. In this Year 5 row, 2 sections times 20 students times 72 hours equals 2,880 total student contact hours. Homework is not included in this contact-hour column. No figures have changed in this round.</w:t>
       </w:r>
     </w:p>
   </w:comment>
-  <w:comment w:id="321" w:author="Kyle Nessen" w:date="2026-10-26T21:52:00Z" w:initials="KN">
+  <w:comment w:id="47" w:author="Codex" w:date="2026-10-27T02:34:00Z" w:initials="CX">
+    <w:p>
+      <w:pPr>
+        <w:pStyle w:val="CommentText"/>
+      </w:pPr>
+      <w:r>
+        <w:rPr>
+          <w:rStyle w:val="CommentReference"/>
+        </w:rPr>
+        <w:annotationRef/>
+      </w:r>
+      <w:r>
+        <w:t>Aligned this section with the corrected course list and catalog titles. The GIS connection is through GEOL. The photography and film credentials support the stated course connections. The agriculture title now matches the proposed combined certificate. These are catalog relationships, not confirmations of future course availability.</w:t>
+      </w:r>
+    </w:p>
+  </w:comment>
+  <w:comment w:id="46" w:author="Kyle Nessen" w:date="2026-10-26T18:52:00Z" w:initials="KN">
     <w:p>
       <w:r>
         <w:rPr>
@@ -28688,11 +26232,11 @@
           <w:sz w:val="20"/>
           <w:szCs w:val="20"/>
         </w:rPr>
-        <w:t xml:space="preserve">I still don't totally understand why the hours are different. Maybe you can help me understand. </w:t>
+        <w:t>Let's double check this</w:t>
       </w:r>
     </w:p>
   </w:comment>
-  <w:comment w:id="363" w:author="Codex" w:date="2026-10-27T02:34:00Z" w:initials="CX">
+  <w:comment w:id="48" w:author="Codex" w:date="2026-10-27T02:34:00Z" w:initials="CX">
     <w:p>
       <w:pPr>
         <w:pStyle w:val="CommentText"/>
@@ -28704,11 +26248,11 @@
         <w:annotationRef/>
       </w:r>
       <w:r>
-        <w:t>Aligned this section with the corrected course list and catalog titles. The GIS connection is through GEOL. The photography and film credentials support the stated course connections. The agriculture title now matches the proposed combined certificate. These are catalog relationships, not confirmations of future course availability.</w:t>
+        <w:t>The course-sequence cell includes Inspired Flight IF1200, which is an aircraft example rather than part of the AERO 162 course title. The later narrative also named Skydio X10 while the table named IF800. Proposed referring back to the equipment table in that narrative and made the capability description conditional on verified platform and payload specifications. Model selection, package scope, pricing, and procurement eligibility need confirmation. Dollar values are unchanged.</w:t>
       </w:r>
     </w:p>
   </w:comment>
-  <w:comment w:id="362" w:author="Kyle Nessen" w:date="2026-10-26T18:52:00Z" w:initials="KN">
+  <w:comment w:id="49" w:author="Kyle Nessen" w:date="2026-10-26T21:13:00Z" w:initials="KN">
     <w:p>
       <w:r>
         <w:rPr>
@@ -28721,11 +26265,11 @@
           <w:sz w:val="20"/>
           <w:szCs w:val="20"/>
         </w:rPr>
-        <w:t>Let's double check this</w:t>
+        <w:t xml:space="preserve">Okay, yeah, good catch. Please fix that. I saw the Skydio as an example, and I didn't like that, and so I was trying to change it to Inspired Flight. But maybe we should just not really list specific models of drone in this documentation. We were just trying to emphasize that we want NDAA compliant drones. </w:t>
       </w:r>
     </w:p>
   </w:comment>
-  <w:comment w:id="364" w:author="Codex" w:date="2026-10-27T02:34:00Z" w:initials="CX">
+  <w:comment w:id="50" w:author="Codex" w:date="2026-10-27T04:32:00Z" w:initials="CX">
     <w:p>
       <w:pPr>
         <w:pStyle w:val="CommentText"/>
@@ -28737,11 +26281,27 @@
         <w:annotationRef/>
       </w:r>
       <w:r>
-        <w:t>The course-sequence cell includes Inspired Flight IF1200, which is an aircraft example rather than part of the AERO 162 course title. The later narrative also named Skydio X10 while the table named IF800. Proposed referring back to the equipment table in that narrative and made the capability description conditional on verified platform and payload specifications. Model selection, package scope, pricing, and procurement eligibility need confirmation. Dollar values are unchanged.</w:t>
+        <w:t>Removed aircraft examples from the course-sequence cell and general equipment requirements. Those passages now describe capabilities and NDAA-compliant platforms. Following your later comment, retained one IF800 Tomcat example in the narrative. Existing equipment already owned by the program remains identified. No equipment prices changed.</w:t>
       </w:r>
     </w:p>
   </w:comment>
-  <w:comment w:id="365" w:author="Kyle Nessen" w:date="2026-10-26T21:13:00Z" w:initials="KN">
+  <w:comment w:id="52" w:author="Codex" w:date="2026-10-27T02:34:00Z" w:initials="CX">
+    <w:p>
+      <w:pPr>
+        <w:pStyle w:val="CommentText"/>
+      </w:pPr>
+      <w:r>
+        <w:rPr>
+          <w:rStyle w:val="CommentReference"/>
+        </w:rPr>
+        <w:annotationRef/>
+      </w:r>
+      <w:r>
+        <w:t>Budget arithmetic needs a decision. The equipment range of $207,000 to $345,000 plus course development of $10,000 to $20,000 adds to $217,000 to $365,000. The stated total is $217,000 to $350,000. The yearly equipment ranges agree with the equipment subtotal, so the discrepancy is at the combined upper total. All original dollar amounts remain unchanged. Confirm whether $350,000 is a fixed ceiling or whether the component estimates or total should change, then reconcile the Program Costs table and funding-gap narrative.</w:t>
+      </w:r>
+    </w:p>
+  </w:comment>
+  <w:comment w:id="53" w:author="Kyle Nessen" w:date="2026-10-26T21:15:00Z" w:initials="KN">
     <w:p>
       <w:r>
         <w:rPr>
@@ -28754,11 +26314,11 @@
           <w:sz w:val="20"/>
           <w:szCs w:val="20"/>
         </w:rPr>
-        <w:t xml:space="preserve">Okay, yeah, good catch. Please fix that. I saw the Skydio as an example, and I didn't like that, and so I was trying to change it to Inspired Flight. But maybe we should just not really list specific models of drone in this documentation. We were just trying to emphasize that we want NDAA compliant drones. </w:t>
+        <w:t xml:space="preserve">I don't know how to answer this, and so maybe we just keep it highlighted for Ron to take a look at with a comment on the discrepancy. But coming as me, not you. </w:t>
       </w:r>
     </w:p>
   </w:comment>
-  <w:comment w:id="366" w:author="Codex" w:date="2026-10-27T04:32:00Z" w:initials="CX">
+  <w:comment w:id="54" w:author="Codex" w:date="2026-10-27T04:32:00Z" w:initials="CX">
     <w:p>
       <w:pPr>
         <w:pStyle w:val="CommentText"/>
@@ -28770,11 +26330,11 @@
         <w:annotationRef/>
       </w:r>
       <w:r>
-        <w:t>Removed aircraft examples from the course-sequence cell and general equipment requirements. Those passages now describe capabilities and NDAA-compliant platforms. Following your later comment, retained one IF800 Tomcat example in the narrative. Existing equipment already owned by the program remains identified. No equipment prices changed.</w:t>
+        <w:t>Left all equipment, development, and combined budget amounts unchanged. Highlighted the stated total and added a separate comment addressed to Ron in your name, as requested.</w:t>
       </w:r>
     </w:p>
   </w:comment>
-  <w:comment w:id="368" w:author="Codex" w:date="2026-10-27T02:34:00Z" w:initials="CX">
+  <w:comment w:id="51" w:author="Kyle Nessen" w:date="2026-10-27T04:32:00Z" w:initials="KN">
     <w:p>
       <w:pPr>
         <w:pStyle w:val="CommentText"/>
@@ -28786,11 +26346,11 @@
         <w:annotationRef/>
       </w:r>
       <w:r>
-        <w:t>Budget arithmetic needs a decision. The equipment range of $207,000 to $345,000 plus course development of $10,000 to $20,000 adds to $217,000 to $365,000. The stated total is $217,000 to $350,000. The yearly equipment ranges agree with the equipment subtotal, so the discrepancy is at the combined upper total. All original dollar amounts remain unchanged. Confirm whether $350,000 is a fixed ceiling or whether the component estimates or total should change, then reconcile the Program Costs table and funding-gap narrative.</w:t>
+        <w:t>Ron, the equipment and software estimate of $207,000 to $345,000 plus course development of $10,000 to $20,000 totals $217,000 to $365,000. The packet currently shows $217,000 to $350,000. I have left the amounts unchanged for your review. Is $350,000 the intended ceiling, or should we update the combined total and the related funding gap?</w:t>
       </w:r>
     </w:p>
   </w:comment>
-  <w:comment w:id="369" w:author="Kyle Nessen" w:date="2026-10-26T21:15:00Z" w:initials="KN">
+  <w:comment w:id="55" w:author="Kyle Nessen" w:date="2026-10-26T21:15:00Z" w:initials="KN">
     <w:p>
       <w:r>
         <w:rPr>
@@ -28803,15 +26363,12 @@
           <w:sz w:val="20"/>
           <w:szCs w:val="20"/>
         </w:rPr>
-        <w:t xml:space="preserve">I don't know how to answer this, and so maybe we just keep it highlighted for Ron to take a look at with a comment on the discrepancy. But coming as me, not you. </w:t>
+        <w:t xml:space="preserve">Where is the equipment table? </w:t>
       </w:r>
     </w:p>
   </w:comment>
-  <w:comment w:id="370" w:author="Codex" w:date="2026-10-27T04:32:00Z" w:initials="CX">
+  <w:comment w:id="56" w:author="Kyle Nessen" w:date="2026-10-26T21:16:00Z" w:initials="KN">
     <w:p>
-      <w:pPr>
-        <w:pStyle w:val="CommentText"/>
-      </w:pPr>
       <w:r>
         <w:rPr>
           <w:rStyle w:val="CommentReference"/>
@@ -28819,11 +26376,15 @@
         <w:annotationRef/>
       </w:r>
       <w:r>
-        <w:t>Left all equipment, development, and combined budget amounts unchanged. Highlighted the stated total and added a separate comment addressed to Ron in your name, as requested.</w:t>
+        <w:rPr>
+          <w:sz w:val="20"/>
+          <w:szCs w:val="20"/>
+        </w:rPr>
+        <w:t xml:space="preserve">I don't want to add a whole new table to this document if it's not already there. Just put in parentheses like Inspired Flight IF 800 as an example. Also, confirm that that is an actual drone. The workhorse quadcopter is what I'm thinking of. </w:t>
       </w:r>
     </w:p>
   </w:comment>
-  <w:comment w:id="367" w:author="Kyle Nessen" w:date="2026-10-27T04:32:00Z" w:initials="KN">
+  <w:comment w:id="57" w:author="Codex" w:date="2026-10-27T04:32:00Z" w:initials="CX">
     <w:p>
       <w:pPr>
         <w:pStyle w:val="CommentText"/>
@@ -28835,11 +26396,27 @@
         <w:annotationRef/>
       </w:r>
       <w:r>
-        <w:t>Ron, the equipment and software estimate of $207,000 to $345,000 plus course development of $10,000 to $20,000 totals $217,000 to $365,000. The packet currently shows $217,000 to $350,000. I have left the amounts unchanged for your review. Is $350,000 the intended ceiling, or should we update the combined total and the related funding gap?</w:t>
+        <w:t>The equipment tables are already in this document under Equipment and/or Software Needs / Costs. They include a yearly purchase sequence and Recommended Aircraft Additions. I have not added a table. Replaced the cross-reference in this sentence with the parenthetical example you requested.</w:t>
       </w:r>
     </w:p>
   </w:comment>
-  <w:comment w:id="371" w:author="Kyle Nessen" w:date="2026-10-26T21:15:00Z" w:initials="KN">
+  <w:comment w:id="58" w:author="Codex" w:date="2026-10-27T04:32:00Z" w:initials="CX">
+    <w:p>
+      <w:pPr>
+        <w:pStyle w:val="CommentText"/>
+      </w:pPr>
+      <w:r>
+        <w:rPr>
+          <w:rStyle w:val="CommentReference"/>
+        </w:rPr>
+        <w:annotationRef/>
+      </w:r>
+      <w:r>
+        <w:t>Confirmed the Inspired Flight IF800 Tomcat is a quadcopter. The manufacturer describes it as an American-made, NDAA-compliant medium-lift quadcopter. Added it as an example, not a committed purchase. Primary source is https://docs.inspiredflight.com/inspired-documentation/products/aircraft/if800-tomcat/if800-tomcat-overview</w:t>
+      </w:r>
+    </w:p>
+  </w:comment>
+  <w:comment w:id="59" w:author="Kyle Nessen" w:date="2026-10-26T21:18:00Z" w:initials="KN">
     <w:p>
       <w:r>
         <w:rPr>
@@ -28852,11 +26429,43 @@
           <w:sz w:val="20"/>
           <w:szCs w:val="20"/>
         </w:rPr>
-        <w:t xml:space="preserve">Where is the equipment table? </w:t>
+        <w:t xml:space="preserve">I remember Brett Clark saying something about no one ever says where they're going to store all their stuff. And I wonder if this is where we should do that or if it's a better place in the document. Whenever I've asked Ron about it, he says they can just store it at the airport with the other aerospace program materials. So maybe worth throwing that in there somewhere. </w:t>
       </w:r>
     </w:p>
   </w:comment>
-  <w:comment w:id="372" w:author="Kyle Nessen" w:date="2026-10-26T21:16:00Z" w:initials="KN">
+  <w:comment w:id="60" w:author="Codex" w:date="2026-10-27T04:32:00Z" w:initials="CX">
+    <w:p>
+      <w:pPr>
+        <w:pStyle w:val="CommentText"/>
+      </w:pPr>
+      <w:r>
+        <w:rPr>
+          <w:rStyle w:val="CommentReference"/>
+        </w:rPr>
+        <w:annotationRef/>
+      </w:r>
+      <w:r>
+        <w:t>Added equipment storage under Facility Needs. The wording records the airport location with the other aerospace materials, based on your account of Ron identifying that space. No new storage or construction cost has been added.</w:t>
+      </w:r>
+    </w:p>
+  </w:comment>
+  <w:comment w:id="62" w:author="Codex" w:date="2026-10-27T02:34:00Z" w:initials="CX">
+    <w:p>
+      <w:pPr>
+        <w:pStyle w:val="CommentText"/>
+      </w:pPr>
+      <w:r>
+        <w:rPr>
+          <w:rStyle w:val="CommentReference"/>
+        </w:rPr>
+        <w:annotationRef/>
+      </w:r>
+      <w:r>
+        <w:t>Ongoing costs are blank, and the indirect-cost row assumes coverage through apportionment. The model does not yet itemize the recurring expenses needed to support the sustainability conclusion. Left the dollar cells unchanged. Ron and the budget office should confirm those costs before the packet is described as fiscally complete.</w:t>
+      </w:r>
+    </w:p>
+  </w:comment>
+  <w:comment w:id="61" w:author="Kyle Nessen" w:date="2026-10-26T21:50:00Z" w:initials="KN">
     <w:p>
       <w:r>
         <w:rPr>
@@ -28869,125 +26478,7 @@
           <w:sz w:val="20"/>
           <w:szCs w:val="20"/>
         </w:rPr>
-        <w:t xml:space="preserve">I don't want to add a whole new table to this document if it's not already there. Just put in parentheses like Inspired Flight IF 800 as an example. Also, confirm that that is an actual drone. The workhorse quadcopter is what I'm thinking of. </w:t>
-      </w:r>
-    </w:p>
-  </w:comment>
-  <w:comment w:id="373" w:author="Codex" w:date="2026-10-27T04:32:00Z" w:initials="CX">
-    <w:p>
-      <w:pPr>
-        <w:pStyle w:val="CommentText"/>
-      </w:pPr>
-      <w:r>
-        <w:rPr>
-          <w:rStyle w:val="CommentReference"/>
-        </w:rPr>
-        <w:annotationRef/>
-      </w:r>
-      <w:r>
-        <w:t>The equipment tables are already in this document under Equipment and/or Software Needs / Costs. They include a yearly purchase sequence and Recommended Aircraft Additions. I have not added a table. Replaced the cross-reference in this sentence with the parenthetical example you requested.</w:t>
-      </w:r>
-    </w:p>
-  </w:comment>
-  <w:comment w:id="374" w:author="Codex" w:date="2026-10-27T04:32:00Z" w:initials="CX">
-    <w:p>
-      <w:pPr>
-        <w:pStyle w:val="CommentText"/>
-      </w:pPr>
-      <w:r>
-        <w:rPr>
-          <w:rStyle w:val="CommentReference"/>
-        </w:rPr>
-        <w:annotationRef/>
-      </w:r>
-      <w:r>
-        <w:t>Confirmed the Inspired Flight IF800 Tomcat is a quadcopter. The manufacturer describes it as an American-made, NDAA-compliant medium-lift quadcopter. Added it as an example, not a committed purchase. Primary source is https://docs.inspiredflight.com/inspired-documentation/products/aircraft/if800-tomcat/if800-tomcat-overview</w:t>
-      </w:r>
-    </w:p>
-  </w:comment>
-  <w:comment w:id="375" w:author="Kyle Nessen" w:date="2026-10-26T21:18:00Z" w:initials="KN">
-    <w:p>
-      <w:r>
-        <w:rPr>
-          <w:rStyle w:val="CommentReference"/>
-        </w:rPr>
-        <w:annotationRef/>
-      </w:r>
-      <w:r>
-        <w:rPr>
-          <w:sz w:val="20"/>
-          <w:szCs w:val="20"/>
-        </w:rPr>
-        <w:t xml:space="preserve">I remember Brett Clark saying something about no one ever says where they're going to store all their stuff. And I wonder if this is where we should do that or if it's a better place in the document. Whenever I've asked Ron about it, he says they can just store it at the airport with the other aerospace program materials. So maybe worth throwing that in there somewhere. </w:t>
-      </w:r>
-    </w:p>
-  </w:comment>
-  <w:comment w:id="376" w:author="Codex" w:date="2026-10-27T04:32:00Z" w:initials="CX">
-    <w:p>
-      <w:pPr>
-        <w:pStyle w:val="CommentText"/>
-      </w:pPr>
-      <w:r>
-        <w:rPr>
-          <w:rStyle w:val="CommentReference"/>
-        </w:rPr>
-        <w:annotationRef/>
-      </w:r>
-      <w:r>
-        <w:t>Added equipment storage under Facility Needs. The wording records the airport location with the other aerospace materials, based on your account of Ron identifying that space. No new storage or construction cost has been added.</w:t>
-      </w:r>
-    </w:p>
-  </w:comment>
-  <w:comment w:id="379" w:author="Codex" w:date="2026-10-27T02:34:00Z" w:initials="CX">
-    <w:p>
-      <w:pPr>
-        <w:pStyle w:val="CommentText"/>
-      </w:pPr>
-      <w:r>
-        <w:rPr>
-          <w:rStyle w:val="CommentReference"/>
-        </w:rPr>
-        <w:annotationRef/>
-      </w:r>
-      <w:r>
-        <w:t>Ongoing costs are blank, and the indirect-cost row assumes coverage through apportionment. The model does not yet itemize the recurring expenses needed to support the sustainability conclusion. Left the dollar cells unchanged. Ron and the budget office should confirm those costs before the packet is described as fiscally complete.</w:t>
-      </w:r>
-    </w:p>
-  </w:comment>
-  <w:comment w:id="378" w:author="Kyle Nessen" w:date="2026-10-26T21:50:00Z" w:initials="KN">
-    <w:p>
-      <w:r>
-        <w:rPr>
-          <w:rStyle w:val="CommentReference"/>
-        </w:rPr>
-        <w:annotationRef/>
-      </w:r>
-      <w:r>
-        <w:rPr>
-          <w:sz w:val="20"/>
-          <w:szCs w:val="20"/>
-        </w:rPr>
         <w:t>Is this intentionally blank?</w:t>
-      </w:r>
-    </w:p>
-  </w:comment>
-  <w:comment w:id="380" w:author="Codex" w:initials="CX" w:date="2026-10-27T05:01:59Z">
-    <w:p>
-      <w:pPr>
-        <w:pStyle w:val="CommentText"/>
-      </w:pPr>
-      <w:r>
-        <w:t>Removed both added sentences. The paragraph now stays focused on the phased rollout and which courses the projections include. The preceding paragraph already explains the contact-hour method. The reference to the September NOI was context from our review and did not belong in the packet. The calculations are unchanged.</w:t>
-      </w:r>
-    </w:p>
-  </w:comment>
-  <w:comment w:id="381" w:author="Codex" w:initials="CX" w:date="2026-10-27T05:01:59Z">
-    <w:p>
-      <w:pPr>
-        <w:pStyle w:val="CommentText"/>
-      </w:pPr>
-      <w:r>
-        <w:t>The courses have different lecture units. AERO 151 has 1 lecture unit and 1 lab unit, which is 18 lecture hours plus 54 lab hours, or 72 contact hours per student. AERO 100, 161, 162, and 163 each have 2 lecture units and 1 lab unit, which is 36 plus 54, or 90 contact hours. Both course structures include the same lab hours. The extra lecture unit accounts for the 18-hour difference. The earlier value of 36 for AERO 151 incorrectly treated it as two lecture units with no lab. In this Year 5 row, 2 sections times 20 students times 72 hours equals 2,880 total student contact hours. Homework is not included in this contact-hour column. No figures have changed in this round.</w:t>
       </w:r>
     </w:p>
   </w:comment>
@@ -29035,11 +26526,12 @@
   <w15:commentEx w15:paraId="1D684DFC" w15:paraIdParent="6D000146" w15:done="1"/>
   <w15:commentEx w15:paraId="6B000025" w15:done="1"/>
   <w15:commentEx w15:paraId="1DD1B3FB" w15:done="1"/>
-  <w15:commentEx w15:paraId="1BBE8D98" w15:done="0"/>
   <w15:commentEx w15:paraId="6B000028" w15:done="1"/>
   <w15:commentEx w15:paraId="288EC0D7" w15:paraIdParent="6B000028" w15:done="1"/>
   <w15:commentEx w15:paraId="6D000147" w15:paraIdParent="6B000028" w15:done="1"/>
-  <w15:commentEx w15:paraId="025E6665" w15:done="0"/>
+  <w15:commentEx w15:paraId="6F00017C" w15:done="1"/>
+  <w15:commentEx w15:paraId="025E6665" w15:done="1"/>
+  <w15:commentEx w15:paraId="6F00017D" w15:paraIdParent="025E6665" w15:done="1"/>
   <w15:commentEx w15:paraId="6B000026" w15:done="1"/>
   <w15:commentEx w15:paraId="549E2804" w15:done="1"/>
   <w15:commentEx w15:paraId="6B000033" w15:done="1"/>
@@ -29057,8 +26549,6 @@
   <w15:commentEx w15:paraId="6D00014C" w15:paraIdParent="56129291" w15:done="1"/>
   <w15:commentEx w15:paraId="6B00002D" w15:done="1"/>
   <w15:commentEx w15:paraId="48509463" w15:done="0"/>
-  <w15:commentEx w15:paraId="6F00017C" w15:done="0" w15:paraIdParent="1BBE8D98"/>
-  <w15:commentEx w15:paraId="6F00017D" w15:done="0" w15:paraIdParent="025E6665"/>
 </w15:commentsEx>
 </file>
 
@@ -29103,11 +26593,12 @@
   <w16cex:commentExtensible w16cex:durableId="2434EC4D" w16cex:dateUtc="2026-10-27T04:47:00Z"/>
   <w16cex:commentExtensible w16cex:durableId="6C000025" w16cex:dateUtc="2026-10-27T02:34:00Z"/>
   <w16cex:commentExtensible w16cex:durableId="5251511F" w16cex:dateUtc="2026-10-27T01:49:00Z"/>
-  <w16cex:commentExtensible w16cex:durableId="300E50AA" w16cex:dateUtc="2026-10-27T04:53:00Z"/>
   <w16cex:commentExtensible w16cex:durableId="6C000028" w16cex:dateUtc="2026-10-27T02:34:00Z"/>
   <w16cex:commentExtensible w16cex:durableId="0363C21B" w16cex:dateUtc="2026-10-27T04:07:00Z"/>
   <w16cex:commentExtensible w16cex:durableId="6E000147" w16cex:dateUtc="2026-10-27T04:32:00Z"/>
+  <w16cex:commentExtensible w16cex:durableId="7100017C" w16cex:dateUtc="2026-10-27T05:01:00Z"/>
   <w16cex:commentExtensible w16cex:durableId="7828E3B6" w16cex:dateUtc="2026-10-27T04:52:00Z"/>
+  <w16cex:commentExtensible w16cex:durableId="7100017D" w16cex:dateUtc="2026-10-27T05:01:00Z"/>
   <w16cex:commentExtensible w16cex:durableId="6C000026" w16cex:dateUtc="2026-10-27T02:34:00Z"/>
   <w16cex:commentExtensible w16cex:durableId="3C699EC2" w16cex:dateUtc="2026-10-27T01:52:00Z"/>
   <w16cex:commentExtensible w16cex:durableId="6C000033" w16cex:dateUtc="2026-10-27T02:34:00Z"/>
@@ -29125,8 +26616,6 @@
   <w16cex:commentExtensible w16cex:durableId="6E00014C" w16cex:dateUtc="2026-10-27T04:32:00Z"/>
   <w16cex:commentExtensible w16cex:durableId="6C00002D" w16cex:dateUtc="2026-10-27T02:34:00Z"/>
   <w16cex:commentExtensible w16cex:durableId="76906C8E" w16cex:dateUtc="2026-10-27T04:50:00Z"/>
-  <w16cex:commentExtensible w16cex:durableId="7100017C" w16cex:dateUtc="2026-10-27T05:01:59Z"/>
-  <w16cex:commentExtensible w16cex:durableId="7100017D" w16cex:dateUtc="2026-10-27T05:01:59Z"/>
 </w16cex:commentsExtensible>
 </file>
 
@@ -29171,11 +26660,12 @@
   <w16cid:commentId w16cid:paraId="1D684DFC" w16cid:durableId="2434EC4D"/>
   <w16cid:commentId w16cid:paraId="6B000025" w16cid:durableId="6C000025"/>
   <w16cid:commentId w16cid:paraId="1DD1B3FB" w16cid:durableId="5251511F"/>
-  <w16cid:commentId w16cid:paraId="1BBE8D98" w16cid:durableId="300E50AA"/>
   <w16cid:commentId w16cid:paraId="6B000028" w16cid:durableId="6C000028"/>
   <w16cid:commentId w16cid:paraId="288EC0D7" w16cid:durableId="0363C21B"/>
   <w16cid:commentId w16cid:paraId="6D000147" w16cid:durableId="6E000147"/>
+  <w16cid:commentId w16cid:paraId="6F00017C" w16cid:durableId="7100017C"/>
   <w16cid:commentId w16cid:paraId="025E6665" w16cid:durableId="7828E3B6"/>
+  <w16cid:commentId w16cid:paraId="6F00017D" w16cid:durableId="7100017D"/>
   <w16cid:commentId w16cid:paraId="6B000026" w16cid:durableId="6C000026"/>
   <w16cid:commentId w16cid:paraId="549E2804" w16cid:durableId="3C699EC2"/>
   <w16cid:commentId w16cid:paraId="6B000033" w16cid:durableId="6C000033"/>
@@ -29193,8 +26683,6 @@
   <w16cid:commentId w16cid:paraId="6D00014C" w16cid:durableId="6E00014C"/>
   <w16cid:commentId w16cid:paraId="6B00002D" w16cid:durableId="6C00002D"/>
   <w16cid:commentId w16cid:paraId="48509463" w16cid:durableId="76906C8E"/>
-  <w16cid:commentId w16cid:paraId="6F00017C" w16cid:durableId="7100017C"/>
-  <w16cid:commentId w16cid:paraId="6F00017D" w16cid:durableId="7100017D"/>
 </w16cid:commentsIds>
 </file>
 
@@ -33731,6 +31219,7 @@
     <w:rsid w:val="00317DF0"/>
     <w:rsid w:val="004B7DB8"/>
     <w:rsid w:val="00507D98"/>
+    <w:rsid w:val="005E16BB"/>
     <w:rsid w:val="00652FA3"/>
     <w:rsid w:val="00833484"/>
     <w:rsid w:val="008558AC"/>
